--- a/IAP Write Up.docx
+++ b/IAP Write Up.docx
@@ -453,6 +453,11 @@
     <w:p>
       <w:r>
         <w:tab/>
+      </w:r>
+      <w:r>
+        <w:t xml:space="preserve">With a large US pull back on foreign aid contributions in the UN and otherwise, many in the international community look to China to fill this gap. Many see it logical for China to fill this gap in influence, however traditionally China has been selective in where it allocates its ODA. </w:t>
+      </w:r>
+      <w:r>
         <w:t xml:space="preserve">This research was designed to answer if China’s foreign aid is tightly correlated to more authoritarian governments. China’s aid allocation differs from the </w:t>
       </w:r>
       <w:proofErr w:type="gramStart"/>

--- a/IAP Write Up.docx
+++ b/IAP Write Up.docx
@@ -501,6 +501,310 @@
       <w:r>
         <w:t xml:space="preserve"> the countries government does not have a statistically significant effect on how much aid a country receives after economic and demographic controls are accounted for.  </w:t>
       </w:r>
+    </w:p>
+    <w:p/>
+    <w:p>
+      <w:pPr>
+        <w:pStyle w:val="Heading2"/>
+      </w:pPr>
+      <w:r>
+        <w:t>Literature Review</w:t>
+      </w:r>
+    </w:p>
+    <w:p>
+      <w:pPr>
+        <w:pStyle w:val="Heading1"/>
+      </w:pPr>
+      <w:r>
+        <w:t>Theory and Hypothesis</w:t>
+      </w:r>
+    </w:p>
+    <w:p>
+      <w:r>
+        <w:t xml:space="preserve">Due to previous academic literature showcasing a larger broad preference for governments to aid governments more like theirs, our theory extends to China. Chinas unique authoritarian regime as codified by the </w:t>
+      </w:r>
+      <w:r>
+        <w:t xml:space="preserve">Our World </w:t>
+      </w:r>
+      <w:proofErr w:type="gramStart"/>
+      <w:r>
+        <w:t>In</w:t>
+      </w:r>
+      <w:proofErr w:type="gramEnd"/>
+      <w:r>
+        <w:t xml:space="preserve"> Data set allows us to test whether China does provide foreign aid to countries that share similar governance styles.</w:t>
+      </w:r>
+    </w:p>
+    <w:p/>
+    <w:p>
+      <w:pPr>
+        <w:pStyle w:val="Heading2"/>
+      </w:pPr>
+      <w:r>
+        <w:t>Hypothesis</w:t>
+      </w:r>
+    </w:p>
+    <w:p>
+      <w:r>
+        <w:rPr>
+          <w:b/>
+          <w:bCs/>
+        </w:rPr>
+        <w:t>Null Hypothesis</w:t>
+      </w:r>
+      <w:r>
+        <w:t>: There is no difference in the amount of received Aid a country gets from China based on their governance style.</w:t>
+      </w:r>
+    </w:p>
+    <w:p>
+      <w:r>
+        <w:rPr>
+          <w:b/>
+          <w:bCs/>
+        </w:rPr>
+        <w:t>Alternative</w:t>
+      </w:r>
+      <w:r>
+        <w:rPr>
+          <w:b/>
+          <w:bCs/>
+        </w:rPr>
+        <w:t xml:space="preserve"> </w:t>
+      </w:r>
+      <w:r>
+        <w:rPr>
+          <w:b/>
+          <w:bCs/>
+        </w:rPr>
+        <w:t>Hypothesis</w:t>
+      </w:r>
+      <w:r>
+        <w:t>: More authoritarian Countries Receive more Chinese Aid on average</w:t>
+      </w:r>
+    </w:p>
+    <w:p>
+      <m:oMathPara>
+        <m:oMath>
+          <m:sSub>
+            <m:sSubPr>
+              <m:ctrlPr>
+                <w:rPr>
+                  <w:rFonts w:ascii="Cambria Math" w:hAnsi="Cambria Math"/>
+                  <w:i/>
+                </w:rPr>
+              </m:ctrlPr>
+            </m:sSubPr>
+            <m:e>
+              <m:r>
+                <w:rPr>
+                  <w:rFonts w:ascii="Cambria Math" w:hAnsi="Cambria Math"/>
+                </w:rPr>
+                <m:t>H</m:t>
+              </m:r>
+            </m:e>
+            <m:sub>
+              <m:r>
+                <w:rPr>
+                  <w:rFonts w:ascii="Cambria Math" w:hAnsi="Cambria Math"/>
+                </w:rPr>
+                <m:t>0</m:t>
+              </m:r>
+            </m:sub>
+          </m:sSub>
+          <m:r>
+            <w:rPr>
+              <w:rFonts w:ascii="Cambria Math" w:hAnsi="Cambria Math"/>
+            </w:rPr>
+            <m:t>: </m:t>
+          </m:r>
+          <m:sSub>
+            <m:sSubPr>
+              <m:ctrlPr>
+                <w:rPr>
+                  <w:rFonts w:ascii="Cambria Math" w:hAnsi="Cambria Math"/>
+                  <w:i/>
+                </w:rPr>
+              </m:ctrlPr>
+            </m:sSubPr>
+            <m:e>
+              <m:r>
+                <m:rPr>
+                  <m:sty m:val="p"/>
+                </m:rPr>
+                <w:rPr>
+                  <w:rFonts w:ascii="Cambria Math" w:hAnsi="Cambria Math"/>
+                </w:rPr>
+                <m:t>μ</m:t>
+              </m:r>
+            </m:e>
+            <m:sub>
+              <m:r>
+                <w:rPr>
+                  <w:rFonts w:ascii="Cambria Math" w:hAnsi="Cambria Math"/>
+                </w:rPr>
+                <m:t>A</m:t>
+              </m:r>
+              <m:r>
+                <w:rPr>
+                  <w:rFonts w:ascii="Cambria Math" w:hAnsi="Cambria Math"/>
+                </w:rPr>
+                <m:t>uthorictarian</m:t>
+              </m:r>
+            </m:sub>
+          </m:sSub>
+          <m:r>
+            <w:rPr>
+              <w:rFonts w:ascii="Cambria Math" w:hAnsi="Cambria Math"/>
+            </w:rPr>
+            <m:t>=</m:t>
+          </m:r>
+          <m:sSub>
+            <m:sSubPr>
+              <m:ctrlPr>
+                <w:rPr>
+                  <w:rFonts w:ascii="Cambria Math" w:hAnsi="Cambria Math"/>
+                  <w:i/>
+                </w:rPr>
+              </m:ctrlPr>
+            </m:sSubPr>
+            <m:e>
+              <m:r>
+                <m:rPr>
+                  <m:sty m:val="p"/>
+                </m:rPr>
+                <w:rPr>
+                  <w:rFonts w:ascii="Cambria Math" w:hAnsi="Cambria Math"/>
+                </w:rPr>
+                <m:t>μ</m:t>
+              </m:r>
+            </m:e>
+            <m:sub>
+              <m:r>
+                <w:rPr>
+                  <w:rFonts w:ascii="Cambria Math" w:hAnsi="Cambria Math"/>
+                </w:rPr>
+                <m:t>Democratic</m:t>
+              </m:r>
+            </m:sub>
+          </m:sSub>
+          <m:r>
+            <m:rPr>
+              <m:sty m:val="p"/>
+            </m:rPr>
+            <w:rPr>
+              <w:rFonts w:ascii="Cambria Math" w:hAnsi="Cambria Math"/>
+            </w:rPr>
+            <m:t>  </m:t>
+          </m:r>
+          <m:sSub>
+            <m:sSubPr>
+              <m:ctrlPr>
+                <w:rPr>
+                  <w:rFonts w:ascii="Cambria Math" w:hAnsi="Cambria Math"/>
+                  <w:i/>
+                </w:rPr>
+              </m:ctrlPr>
+            </m:sSubPr>
+            <m:e>
+              <m:r>
+                <w:rPr>
+                  <w:rFonts w:ascii="Cambria Math" w:hAnsi="Cambria Math"/>
+                </w:rPr>
+                <m:t>H</m:t>
+              </m:r>
+              <m:ctrlPr>
+                <w:rPr>
+                  <w:rFonts w:ascii="Cambria Math" w:hAnsi="Cambria Math"/>
+                </w:rPr>
+              </m:ctrlPr>
+            </m:e>
+            <m:sub>
+              <m:r>
+                <w:rPr>
+                  <w:rFonts w:ascii="Cambria Math" w:hAnsi="Cambria Math"/>
+                </w:rPr>
+                <m:t>a</m:t>
+              </m:r>
+            </m:sub>
+          </m:sSub>
+          <m:r>
+            <w:rPr>
+              <w:rFonts w:ascii="Cambria Math" w:hAnsi="Cambria Math"/>
+            </w:rPr>
+            <m:t>: </m:t>
+          </m:r>
+          <m:sSub>
+            <m:sSubPr>
+              <m:ctrlPr>
+                <w:rPr>
+                  <w:rFonts w:ascii="Cambria Math" w:hAnsi="Cambria Math"/>
+                  <w:i/>
+                </w:rPr>
+              </m:ctrlPr>
+            </m:sSubPr>
+            <m:e>
+              <m:r>
+                <m:rPr>
+                  <m:sty m:val="p"/>
+                </m:rPr>
+                <w:rPr>
+                  <w:rFonts w:ascii="Cambria Math" w:hAnsi="Cambria Math"/>
+                </w:rPr>
+                <m:t>μ</m:t>
+              </m:r>
+            </m:e>
+            <m:sub>
+              <m:r>
+                <w:rPr>
+                  <w:rFonts w:ascii="Cambria Math" w:hAnsi="Cambria Math"/>
+                </w:rPr>
+                <m:t>A</m:t>
+              </m:r>
+              <m:r>
+                <w:rPr>
+                  <w:rFonts w:ascii="Cambria Math" w:hAnsi="Cambria Math"/>
+                </w:rPr>
+                <m:t>uthoritarian</m:t>
+              </m:r>
+            </m:sub>
+          </m:sSub>
+          <m:r>
+            <w:rPr>
+              <w:rFonts w:ascii="Cambria Math" w:hAnsi="Cambria Math"/>
+            </w:rPr>
+            <m:t>&gt;</m:t>
+          </m:r>
+          <m:sSub>
+            <m:sSubPr>
+              <m:ctrlPr>
+                <w:rPr>
+                  <w:rFonts w:ascii="Cambria Math" w:hAnsi="Cambria Math"/>
+                  <w:i/>
+                </w:rPr>
+              </m:ctrlPr>
+            </m:sSubPr>
+            <m:e>
+              <m:r>
+                <m:rPr>
+                  <m:sty m:val="p"/>
+                </m:rPr>
+                <w:rPr>
+                  <w:rFonts w:ascii="Cambria Math" w:hAnsi="Cambria Math"/>
+                </w:rPr>
+                <m:t>μ</m:t>
+              </m:r>
+            </m:e>
+            <m:sub>
+              <m:r>
+                <w:rPr>
+                  <w:rFonts w:ascii="Cambria Math" w:hAnsi="Cambria Math"/>
+                </w:rPr>
+                <m:t>Democratic</m:t>
+              </m:r>
+            </m:sub>
+          </m:sSub>
+        </m:oMath>
+      </m:oMathPara>
     </w:p>
     <w:p/>
     <w:sectPr>

--- a/IAP Write Up.docx
+++ b/IAP Write Up.docx
@@ -8,7 +8,13 @@
         <w:jc w:val="center"/>
       </w:pPr>
       <w:r>
-        <w:t xml:space="preserve">Birds of a Feather Don’t Flock Together: </w:t>
+        <w:t xml:space="preserve">Birds of a Feather </w:t>
+      </w:r>
+      <w:r>
+        <w:t>D</w:t>
+      </w:r>
+      <w:r>
+        <w:t xml:space="preserve">on’t Flock Together: </w:t>
       </w:r>
     </w:p>
     <w:p>
@@ -37,6 +43,26 @@
       <w:pPr>
         <w:jc w:val="center"/>
       </w:pPr>
+    </w:p>
+    <w:p>
+      <w:pPr>
+        <w:jc w:val="center"/>
+      </w:pPr>
+    </w:p>
+    <w:p>
+      <w:pPr>
+        <w:jc w:val="center"/>
+      </w:pPr>
+    </w:p>
+    <w:p>
+      <w:pPr>
+        <w:jc w:val="center"/>
+      </w:pPr>
+    </w:p>
+    <w:p>
+      <w:pPr>
+        <w:jc w:val="center"/>
+      </w:pPr>
       <w:r>
         <w:t>Edgar Agunias A69046387</w:t>
       </w:r>
@@ -75,7 +101,10 @@
         <w:jc w:val="center"/>
       </w:pPr>
       <w:r>
-        <w:t>March 8</w:t>
+        <w:t xml:space="preserve">March </w:t>
+      </w:r>
+      <w:r>
+        <w:t>11</w:t>
       </w:r>
       <w:r>
         <w:rPr>
@@ -442,133 +471,131 @@
       <w:r>
         <w:fldChar w:fldCharType="end"/>
       </w:r>
+    </w:p>
+    <w:p>
+      <w:pPr>
+        <w:rPr>
+          <w:rFonts w:eastAsiaTheme="majorEastAsia"/>
+          <w:color w:val="0F4761" w:themeColor="accent1" w:themeShade="BF"/>
+          <w:sz w:val="40"/>
+          <w:szCs w:val="40"/>
+        </w:rPr>
+      </w:pPr>
       <w:r>
         <w:br w:type="page"/>
       </w:r>
+    </w:p>
+    <w:p>
       <w:r>
         <w:lastRenderedPageBreak/>
-        <w:t>Introduction</w:t>
-      </w:r>
-    </w:p>
-    <w:p>
-      <w:r>
-        <w:tab/>
-      </w:r>
-      <w:r>
-        <w:t xml:space="preserve">With a large US pull back on foreign aid contributions in the UN and otherwise, many in the international community look to China to fill this gap. Many see it logical for China to fill this gap in influence, however traditionally China has been selective in where it allocates its ODA. </w:t>
-      </w:r>
-      <w:r>
-        <w:t xml:space="preserve">This research was designed to answer if China’s foreign aid is tightly correlated to more authoritarian governments. China’s aid allocation differs from the </w:t>
-      </w:r>
-      <w:proofErr w:type="gramStart"/>
-      <w:r>
-        <w:t>US</w:t>
-      </w:r>
-      <w:proofErr w:type="gramEnd"/>
-      <w:r>
-        <w:t xml:space="preserve"> which is typically concentrated in the UN, while China’s is more direct and</w:t>
-      </w:r>
-      <w:r>
-        <w:t xml:space="preserve"> thus</w:t>
-      </w:r>
-      <w:r>
-        <w:t xml:space="preserve"> bilateral. </w:t>
-      </w:r>
-      <w:r>
-        <w:t xml:space="preserve">Chinas development finance and belt and road initiative is seen more politically motivated in the West, when compared to Western aid. Therefor the purpose of this research is to see if China’s Aid disbursement method has preference to other authoritarian governments. After extensive quantitative research using a bivariate regression analysis </w:t>
-      </w:r>
-      <w:r>
-        <w:t>there</w:t>
-      </w:r>
-      <w:r>
-        <w:t xml:space="preserve"> is a positive association</w:t>
-      </w:r>
-      <w:r>
-        <w:t>.</w:t>
-      </w:r>
-      <w:r>
-        <w:t xml:space="preserve"> </w:t>
-      </w:r>
-      <w:r>
-        <w:t>H</w:t>
-      </w:r>
-      <w:r>
-        <w:t>owever</w:t>
-      </w:r>
-      <w:r>
-        <w:t>,</w:t>
-      </w:r>
-      <w:r>
-        <w:t xml:space="preserve"> the countries government does not have a statistically significant effect on how much aid a country receives after economic and demographic controls are accounted for.  </w:t>
-      </w:r>
-    </w:p>
-    <w:p/>
-    <w:p>
-      <w:pPr>
-        <w:pStyle w:val="Heading2"/>
-      </w:pPr>
-      <w:r>
-        <w:t>Literature Review</w:t>
-      </w:r>
-    </w:p>
-    <w:p>
-      <w:pPr>
-        <w:pStyle w:val="Heading1"/>
-      </w:pPr>
-      <w:r>
-        <w:t>Theory and Hypothesis</w:t>
-      </w:r>
-    </w:p>
-    <w:p>
-      <w:r>
-        <w:t xml:space="preserve">Due to previous academic literature showcasing a larger broad preference for governments to aid governments more like theirs, our theory extends to China. Chinas unique authoritarian regime as codified by the </w:t>
-      </w:r>
-      <w:r>
-        <w:t xml:space="preserve">Our World </w:t>
-      </w:r>
-      <w:proofErr w:type="gramStart"/>
-      <w:r>
-        <w:t>In</w:t>
-      </w:r>
-      <w:proofErr w:type="gramEnd"/>
-      <w:r>
-        <w:t xml:space="preserve"> Data set allows us to test whether China does provide foreign aid to countries that share similar governance styles.</w:t>
-      </w:r>
-    </w:p>
-    <w:p/>
-    <w:p>
-      <w:pPr>
-        <w:pStyle w:val="Heading2"/>
-      </w:pPr>
-      <w:r>
-        <w:t>Hypothesis</w:t>
-      </w:r>
-    </w:p>
-    <w:p>
-      <w:r>
+        <w:t>To: Marco Rubio, Secretary of State</w:t>
+      </w:r>
+    </w:p>
+    <w:p>
+      <w:r>
+        <w:t>From: Edgar Agunias</w:t>
+      </w:r>
+    </w:p>
+    <w:p>
+      <w:r>
+        <w:t>Regarding: China’ Aid Targeting Strategy</w:t>
+      </w:r>
+    </w:p>
+    <w:p>
+      <w:r>
+        <w:t>Date: March 11</w:t>
+      </w:r>
+      <w:r>
+        <w:rPr>
+          <w:vertAlign w:val="superscript"/>
+        </w:rPr>
+        <w:t>th</w:t>
+      </w:r>
+      <w:r>
+        <w:t xml:space="preserve"> 2026</w:t>
+      </w:r>
+      <w:r>
+        <w:br/>
+      </w:r>
+    </w:p>
+    <w:p>
+      <w:pPr>
         <w:rPr>
           <w:b/>
           <w:bCs/>
         </w:rPr>
-        <w:t>Null Hypothesis</w:t>
-      </w:r>
-      <w:r>
-        <w:t>: There is no difference in the amount of received Aid a country gets from China based on their governance style.</w:t>
-      </w:r>
-    </w:p>
-    <w:p>
+      </w:pPr>
       <w:r>
         <w:rPr>
           <w:b/>
           <w:bCs/>
         </w:rPr>
-        <w:t>Alternative</w:t>
-      </w:r>
-      <w:r>
+        <w:t>Executive Summary</w:t>
+      </w:r>
+    </w:p>
+    <w:p>
+      <w:r>
+        <w:tab/>
+      </w:r>
+      <w:r>
+        <w:t xml:space="preserve">With a large US pull back on foreign aid contributions in the UN and otherwise, many in the international community look to China to fill this gap. Many see it logical for China to fill this gap in influence, however traditionally China has been selective in where it allocates its ODA. </w:t>
+      </w:r>
+      <w:r>
+        <w:t xml:space="preserve">This research was designed to answer if China’s foreign aid is tightly correlated to more authoritarian governments. China’s aid allocation differs from the </w:t>
+      </w:r>
+      <w:proofErr w:type="gramStart"/>
+      <w:r>
+        <w:t>US</w:t>
+      </w:r>
+      <w:proofErr w:type="gramEnd"/>
+      <w:r>
+        <w:t xml:space="preserve"> which is typically concentrated in the UN, while China’s is more direct and</w:t>
+      </w:r>
+      <w:r>
+        <w:t xml:space="preserve"> thus</w:t>
+      </w:r>
+      <w:r>
+        <w:t xml:space="preserve"> bilateral. </w:t>
+      </w:r>
+      <w:r>
+        <w:t xml:space="preserve">Chinas development finance and belt and road initiative is seen more politically motivated in the West, when compared to Western aid. Therefor the purpose of this research is to see if China’s Aid disbursement method has preference to other authoritarian governments. After extensive quantitative research using a bivariate regression analysis </w:t>
+      </w:r>
+      <w:r>
+        <w:t>there</w:t>
+      </w:r>
+      <w:r>
+        <w:t xml:space="preserve"> is a positive association</w:t>
+      </w:r>
+      <w:r>
+        <w:t>.</w:t>
+      </w:r>
+      <w:r>
+        <w:t xml:space="preserve"> </w:t>
+      </w:r>
+      <w:r>
+        <w:t>H</w:t>
+      </w:r>
+      <w:r>
+        <w:t>owever</w:t>
+      </w:r>
+      <w:r>
+        <w:t>,</w:t>
+      </w:r>
+      <w:r>
+        <w:t xml:space="preserve"> the countries government does not have a statistically significant effect on how much aid a country receives after economic and demographic controls are accounted for.</w:t>
+      </w:r>
+      <w:r>
+        <w:t xml:space="preserve"> </w:t>
+      </w:r>
+    </w:p>
+    <w:p>
+      <w:pPr>
         <w:rPr>
           <w:b/>
           <w:bCs/>
         </w:rPr>
+      </w:pPr>
+      <w:r>
         <w:t xml:space="preserve"> </w:t>
       </w:r>
       <w:r>
@@ -576,236 +603,11 @@
           <w:b/>
           <w:bCs/>
         </w:rPr>
-        <w:t>Hypothesis</w:t>
-      </w:r>
-      <w:r>
-        <w:t>: More authoritarian Countries Receive more Chinese Aid on average</w:t>
-      </w:r>
-    </w:p>
-    <w:p>
-      <m:oMathPara>
-        <m:oMath>
-          <m:sSub>
-            <m:sSubPr>
-              <m:ctrlPr>
-                <w:rPr>
-                  <w:rFonts w:ascii="Cambria Math" w:hAnsi="Cambria Math"/>
-                  <w:i/>
-                </w:rPr>
-              </m:ctrlPr>
-            </m:sSubPr>
-            <m:e>
-              <m:r>
-                <w:rPr>
-                  <w:rFonts w:ascii="Cambria Math" w:hAnsi="Cambria Math"/>
-                </w:rPr>
-                <m:t>H</m:t>
-              </m:r>
-            </m:e>
-            <m:sub>
-              <m:r>
-                <w:rPr>
-                  <w:rFonts w:ascii="Cambria Math" w:hAnsi="Cambria Math"/>
-                </w:rPr>
-                <m:t>0</m:t>
-              </m:r>
-            </m:sub>
-          </m:sSub>
-          <m:r>
-            <w:rPr>
-              <w:rFonts w:ascii="Cambria Math" w:hAnsi="Cambria Math"/>
-            </w:rPr>
-            <m:t>: </m:t>
-          </m:r>
-          <m:sSub>
-            <m:sSubPr>
-              <m:ctrlPr>
-                <w:rPr>
-                  <w:rFonts w:ascii="Cambria Math" w:hAnsi="Cambria Math"/>
-                  <w:i/>
-                </w:rPr>
-              </m:ctrlPr>
-            </m:sSubPr>
-            <m:e>
-              <m:r>
-                <m:rPr>
-                  <m:sty m:val="p"/>
-                </m:rPr>
-                <w:rPr>
-                  <w:rFonts w:ascii="Cambria Math" w:hAnsi="Cambria Math"/>
-                </w:rPr>
-                <m:t>μ</m:t>
-              </m:r>
-            </m:e>
-            <m:sub>
-              <m:r>
-                <w:rPr>
-                  <w:rFonts w:ascii="Cambria Math" w:hAnsi="Cambria Math"/>
-                </w:rPr>
-                <m:t>A</m:t>
-              </m:r>
-              <m:r>
-                <w:rPr>
-                  <w:rFonts w:ascii="Cambria Math" w:hAnsi="Cambria Math"/>
-                </w:rPr>
-                <m:t>uthorictarian</m:t>
-              </m:r>
-            </m:sub>
-          </m:sSub>
-          <m:r>
-            <w:rPr>
-              <w:rFonts w:ascii="Cambria Math" w:hAnsi="Cambria Math"/>
-            </w:rPr>
-            <m:t>=</m:t>
-          </m:r>
-          <m:sSub>
-            <m:sSubPr>
-              <m:ctrlPr>
-                <w:rPr>
-                  <w:rFonts w:ascii="Cambria Math" w:hAnsi="Cambria Math"/>
-                  <w:i/>
-                </w:rPr>
-              </m:ctrlPr>
-            </m:sSubPr>
-            <m:e>
-              <m:r>
-                <m:rPr>
-                  <m:sty m:val="p"/>
-                </m:rPr>
-                <w:rPr>
-                  <w:rFonts w:ascii="Cambria Math" w:hAnsi="Cambria Math"/>
-                </w:rPr>
-                <m:t>μ</m:t>
-              </m:r>
-            </m:e>
-            <m:sub>
-              <m:r>
-                <w:rPr>
-                  <w:rFonts w:ascii="Cambria Math" w:hAnsi="Cambria Math"/>
-                </w:rPr>
-                <m:t>Democratic</m:t>
-              </m:r>
-            </m:sub>
-          </m:sSub>
-          <m:r>
-            <m:rPr>
-              <m:sty m:val="p"/>
-            </m:rPr>
-            <w:rPr>
-              <w:rFonts w:ascii="Cambria Math" w:hAnsi="Cambria Math"/>
-            </w:rPr>
-            <m:t>  </m:t>
-          </m:r>
-          <m:sSub>
-            <m:sSubPr>
-              <m:ctrlPr>
-                <w:rPr>
-                  <w:rFonts w:ascii="Cambria Math" w:hAnsi="Cambria Math"/>
-                  <w:i/>
-                </w:rPr>
-              </m:ctrlPr>
-            </m:sSubPr>
-            <m:e>
-              <m:r>
-                <w:rPr>
-                  <w:rFonts w:ascii="Cambria Math" w:hAnsi="Cambria Math"/>
-                </w:rPr>
-                <m:t>H</m:t>
-              </m:r>
-              <m:ctrlPr>
-                <w:rPr>
-                  <w:rFonts w:ascii="Cambria Math" w:hAnsi="Cambria Math"/>
-                </w:rPr>
-              </m:ctrlPr>
-            </m:e>
-            <m:sub>
-              <m:r>
-                <w:rPr>
-                  <w:rFonts w:ascii="Cambria Math" w:hAnsi="Cambria Math"/>
-                </w:rPr>
-                <m:t>a</m:t>
-              </m:r>
-            </m:sub>
-          </m:sSub>
-          <m:r>
-            <w:rPr>
-              <w:rFonts w:ascii="Cambria Math" w:hAnsi="Cambria Math"/>
-            </w:rPr>
-            <m:t>: </m:t>
-          </m:r>
-          <m:sSub>
-            <m:sSubPr>
-              <m:ctrlPr>
-                <w:rPr>
-                  <w:rFonts w:ascii="Cambria Math" w:hAnsi="Cambria Math"/>
-                  <w:i/>
-                </w:rPr>
-              </m:ctrlPr>
-            </m:sSubPr>
-            <m:e>
-              <m:r>
-                <m:rPr>
-                  <m:sty m:val="p"/>
-                </m:rPr>
-                <w:rPr>
-                  <w:rFonts w:ascii="Cambria Math" w:hAnsi="Cambria Math"/>
-                </w:rPr>
-                <m:t>μ</m:t>
-              </m:r>
-            </m:e>
-            <m:sub>
-              <m:r>
-                <w:rPr>
-                  <w:rFonts w:ascii="Cambria Math" w:hAnsi="Cambria Math"/>
-                </w:rPr>
-                <m:t>A</m:t>
-              </m:r>
-              <m:r>
-                <w:rPr>
-                  <w:rFonts w:ascii="Cambria Math" w:hAnsi="Cambria Math"/>
-                </w:rPr>
-                <m:t>uthoritarian</m:t>
-              </m:r>
-            </m:sub>
-          </m:sSub>
-          <m:r>
-            <w:rPr>
-              <w:rFonts w:ascii="Cambria Math" w:hAnsi="Cambria Math"/>
-            </w:rPr>
-            <m:t>&gt;</m:t>
-          </m:r>
-          <m:sSub>
-            <m:sSubPr>
-              <m:ctrlPr>
-                <w:rPr>
-                  <w:rFonts w:ascii="Cambria Math" w:hAnsi="Cambria Math"/>
-                  <w:i/>
-                </w:rPr>
-              </m:ctrlPr>
-            </m:sSubPr>
-            <m:e>
-              <m:r>
-                <m:rPr>
-                  <m:sty m:val="p"/>
-                </m:rPr>
-                <w:rPr>
-                  <w:rFonts w:ascii="Cambria Math" w:hAnsi="Cambria Math"/>
-                </w:rPr>
-                <m:t>μ</m:t>
-              </m:r>
-            </m:e>
-            <m:sub>
-              <m:r>
-                <w:rPr>
-                  <w:rFonts w:ascii="Cambria Math" w:hAnsi="Cambria Math"/>
-                </w:rPr>
-                <m:t>Democratic</m:t>
-              </m:r>
-            </m:sub>
-          </m:sSub>
-        </m:oMath>
-      </m:oMathPara>
-    </w:p>
+        <w:t>Background:</w:t>
+      </w:r>
+    </w:p>
+    <w:p/>
+    <w:p/>
     <w:p/>
     <w:sectPr>
       <w:footerReference w:type="even" r:id="rId8"/>

--- a/IAP Write Up.docx
+++ b/IAP Write Up.docx
@@ -7,6 +7,7 @@
         <w:pStyle w:val="Heading1"/>
         <w:jc w:val="center"/>
       </w:pPr>
+      <w:bookmarkStart w:id="0" w:name="_Toc224232753"/>
       <w:r>
         <w:t xml:space="preserve">Birds of a Feather </w:t>
       </w:r>
@@ -14,7 +15,11 @@
         <w:t>D</w:t>
       </w:r>
       <w:r>
-        <w:t xml:space="preserve">on’t Flock Together: </w:t>
+        <w:t>on’t Flock Together:</w:t>
+      </w:r>
+      <w:bookmarkEnd w:id="0"/>
+      <w:r>
+        <w:t xml:space="preserve"> </w:t>
       </w:r>
     </w:p>
     <w:p>
@@ -22,12 +27,14 @@
         <w:pStyle w:val="Heading1"/>
         <w:jc w:val="center"/>
       </w:pPr>
+      <w:bookmarkStart w:id="1" w:name="_Toc224232754"/>
       <w:r>
         <w:t>China’s Foreign Aid Targeting</w:t>
       </w:r>
       <w:r>
         <w:t xml:space="preserve"> in Relation to Governance Style</w:t>
       </w:r>
+      <w:bookmarkEnd w:id="1"/>
     </w:p>
     <w:p>
       <w:pPr>
@@ -216,12 +223,12 @@
         <w:pStyle w:val="Heading1"/>
         <w:jc w:val="center"/>
       </w:pPr>
-      <w:bookmarkStart w:id="0" w:name="_Toc223883208"/>
+      <w:bookmarkStart w:id="2" w:name="_Toc224232755"/>
       <w:r>
         <w:lastRenderedPageBreak/>
         <w:t>Acknowledgements</w:t>
       </w:r>
-      <w:bookmarkEnd w:id="0"/>
+      <w:bookmarkEnd w:id="2"/>
     </w:p>
     <w:p>
       <w:pPr>
@@ -241,12 +248,12 @@
         <w:pStyle w:val="Heading1"/>
         <w:jc w:val="center"/>
       </w:pPr>
-      <w:bookmarkStart w:id="1" w:name="_Toc223883209"/>
+      <w:bookmarkStart w:id="3" w:name="_Toc224232756"/>
       <w:r>
         <w:lastRenderedPageBreak/>
         <w:t>Table of Contents</w:t>
       </w:r>
-      <w:bookmarkEnd w:id="1"/>
+      <w:bookmarkEnd w:id="3"/>
     </w:p>
     <w:p>
       <w:pPr>
@@ -268,13 +275,13 @@
       <w:r>
         <w:fldChar w:fldCharType="separate"/>
       </w:r>
-      <w:hyperlink w:anchor="_Toc223883207" w:history="1">
+      <w:hyperlink w:anchor="_Toc224232753" w:history="1">
         <w:r>
           <w:rPr>
             <w:rStyle w:val="Hyperlink"/>
             <w:noProof/>
           </w:rPr>
-          <w:t>Title</w:t>
+          <w:t>Birds of a Feather Don’t Flock Together:</w:t>
         </w:r>
         <w:r>
           <w:rPr>
@@ -295,7 +302,7 @@
             <w:noProof/>
             <w:webHidden/>
           </w:rPr>
-          <w:instrText xml:space="preserve"> PAGEREF _Toc223883207 \h </w:instrText>
+          <w:instrText xml:space="preserve"> PAGEREF _Toc224232753 \h </w:instrText>
         </w:r>
         <w:r>
           <w:rPr>
@@ -337,13 +344,13 @@
           <w:noProof/>
         </w:rPr>
       </w:pPr>
-      <w:hyperlink w:anchor="_Toc223883208" w:history="1">
+      <w:hyperlink w:anchor="_Toc224232754" w:history="1">
         <w:r>
           <w:rPr>
             <w:rStyle w:val="Hyperlink"/>
             <w:noProof/>
           </w:rPr>
-          <w:t>Acknowledgements</w:t>
+          <w:t>China’s Foreign Aid Targeting in Relation to Governance Style</w:t>
         </w:r>
         <w:r>
           <w:rPr>
@@ -364,7 +371,7 @@
             <w:noProof/>
             <w:webHidden/>
           </w:rPr>
-          <w:instrText xml:space="preserve"> PAGEREF _Toc223883208 \h </w:instrText>
+          <w:instrText xml:space="preserve"> PAGEREF _Toc224232754 \h </w:instrText>
         </w:r>
         <w:r>
           <w:rPr>
@@ -384,7 +391,7 @@
             <w:noProof/>
             <w:webHidden/>
           </w:rPr>
-          <w:t>2</w:t>
+          <w:t>1</w:t>
         </w:r>
         <w:r>
           <w:rPr>
@@ -406,12 +413,81 @@
           <w:noProof/>
         </w:rPr>
       </w:pPr>
-      <w:hyperlink w:anchor="_Toc223883209" w:history="1">
+      <w:hyperlink w:anchor="_Toc224232755" w:history="1">
         <w:r>
           <w:rPr>
             <w:rStyle w:val="Hyperlink"/>
             <w:noProof/>
           </w:rPr>
+          <w:t>Acknowledgements</w:t>
+        </w:r>
+        <w:r>
+          <w:rPr>
+            <w:noProof/>
+            <w:webHidden/>
+          </w:rPr>
+          <w:tab/>
+        </w:r>
+        <w:r>
+          <w:rPr>
+            <w:noProof/>
+            <w:webHidden/>
+          </w:rPr>
+          <w:fldChar w:fldCharType="begin"/>
+        </w:r>
+        <w:r>
+          <w:rPr>
+            <w:noProof/>
+            <w:webHidden/>
+          </w:rPr>
+          <w:instrText xml:space="preserve"> PAGEREF _Toc224232755 \h </w:instrText>
+        </w:r>
+        <w:r>
+          <w:rPr>
+            <w:noProof/>
+            <w:webHidden/>
+          </w:rPr>
+        </w:r>
+        <w:r>
+          <w:rPr>
+            <w:noProof/>
+            <w:webHidden/>
+          </w:rPr>
+          <w:fldChar w:fldCharType="separate"/>
+        </w:r>
+        <w:r>
+          <w:rPr>
+            <w:noProof/>
+            <w:webHidden/>
+          </w:rPr>
+          <w:t>2</w:t>
+        </w:r>
+        <w:r>
+          <w:rPr>
+            <w:noProof/>
+            <w:webHidden/>
+          </w:rPr>
+          <w:fldChar w:fldCharType="end"/>
+        </w:r>
+      </w:hyperlink>
+    </w:p>
+    <w:p>
+      <w:pPr>
+        <w:pStyle w:val="TOC1"/>
+        <w:tabs>
+          <w:tab w:val="right" w:leader="dot" w:pos="9350"/>
+        </w:tabs>
+        <w:rPr>
+          <w:rFonts w:asciiTheme="minorHAnsi" w:eastAsiaTheme="minorEastAsia" w:hAnsiTheme="minorHAnsi" w:cstheme="minorBidi"/>
+          <w:noProof/>
+        </w:rPr>
+      </w:pPr>
+      <w:hyperlink w:anchor="_Toc224232756" w:history="1">
+        <w:r>
+          <w:rPr>
+            <w:rStyle w:val="Hyperlink"/>
+            <w:noProof/>
+          </w:rPr>
           <w:t>Table of Contents</w:t>
         </w:r>
         <w:r>
@@ -433,7 +509,7 @@
             <w:noProof/>
             <w:webHidden/>
           </w:rPr>
-          <w:instrText xml:space="preserve"> PAGEREF _Toc223883209 \h </w:instrText>
+          <w:instrText xml:space="preserve"> PAGEREF _Toc224232756 \h </w:instrText>
         </w:r>
         <w:r>
           <w:rPr>
@@ -454,6 +530,420 @@
             <w:webHidden/>
           </w:rPr>
           <w:t>3</w:t>
+        </w:r>
+        <w:r>
+          <w:rPr>
+            <w:noProof/>
+            <w:webHidden/>
+          </w:rPr>
+          <w:fldChar w:fldCharType="end"/>
+        </w:r>
+      </w:hyperlink>
+    </w:p>
+    <w:p>
+      <w:pPr>
+        <w:pStyle w:val="TOC1"/>
+        <w:tabs>
+          <w:tab w:val="right" w:leader="dot" w:pos="9350"/>
+        </w:tabs>
+        <w:rPr>
+          <w:rFonts w:asciiTheme="minorHAnsi" w:eastAsiaTheme="minorEastAsia" w:hAnsiTheme="minorHAnsi" w:cstheme="minorBidi"/>
+          <w:noProof/>
+        </w:rPr>
+      </w:pPr>
+      <w:hyperlink w:anchor="_Toc224232757" w:history="1">
+        <w:r>
+          <w:rPr>
+            <w:rStyle w:val="Hyperlink"/>
+            <w:noProof/>
+          </w:rPr>
+          <w:t>Memo</w:t>
+        </w:r>
+        <w:r>
+          <w:rPr>
+            <w:noProof/>
+            <w:webHidden/>
+          </w:rPr>
+          <w:tab/>
+        </w:r>
+        <w:r>
+          <w:rPr>
+            <w:noProof/>
+            <w:webHidden/>
+          </w:rPr>
+          <w:fldChar w:fldCharType="begin"/>
+        </w:r>
+        <w:r>
+          <w:rPr>
+            <w:noProof/>
+            <w:webHidden/>
+          </w:rPr>
+          <w:instrText xml:space="preserve"> PAGEREF _Toc224232757 \h </w:instrText>
+        </w:r>
+        <w:r>
+          <w:rPr>
+            <w:noProof/>
+            <w:webHidden/>
+          </w:rPr>
+        </w:r>
+        <w:r>
+          <w:rPr>
+            <w:noProof/>
+            <w:webHidden/>
+          </w:rPr>
+          <w:fldChar w:fldCharType="separate"/>
+        </w:r>
+        <w:r>
+          <w:rPr>
+            <w:noProof/>
+            <w:webHidden/>
+          </w:rPr>
+          <w:t>4</w:t>
+        </w:r>
+        <w:r>
+          <w:rPr>
+            <w:noProof/>
+            <w:webHidden/>
+          </w:rPr>
+          <w:fldChar w:fldCharType="end"/>
+        </w:r>
+      </w:hyperlink>
+    </w:p>
+    <w:p>
+      <w:pPr>
+        <w:pStyle w:val="TOC2"/>
+        <w:tabs>
+          <w:tab w:val="right" w:leader="dot" w:pos="9350"/>
+        </w:tabs>
+        <w:rPr>
+          <w:rFonts w:asciiTheme="minorHAnsi" w:eastAsiaTheme="minorEastAsia" w:hAnsiTheme="minorHAnsi" w:cstheme="minorBidi"/>
+          <w:noProof/>
+        </w:rPr>
+      </w:pPr>
+      <w:hyperlink w:anchor="_Toc224232758" w:history="1">
+        <w:r>
+          <w:rPr>
+            <w:rStyle w:val="Hyperlink"/>
+            <w:noProof/>
+          </w:rPr>
+          <w:t>Introduction</w:t>
+        </w:r>
+        <w:r>
+          <w:rPr>
+            <w:noProof/>
+            <w:webHidden/>
+          </w:rPr>
+          <w:tab/>
+        </w:r>
+        <w:r>
+          <w:rPr>
+            <w:noProof/>
+            <w:webHidden/>
+          </w:rPr>
+          <w:fldChar w:fldCharType="begin"/>
+        </w:r>
+        <w:r>
+          <w:rPr>
+            <w:noProof/>
+            <w:webHidden/>
+          </w:rPr>
+          <w:instrText xml:space="preserve"> PAGEREF _Toc224232758 \h </w:instrText>
+        </w:r>
+        <w:r>
+          <w:rPr>
+            <w:noProof/>
+            <w:webHidden/>
+          </w:rPr>
+        </w:r>
+        <w:r>
+          <w:rPr>
+            <w:noProof/>
+            <w:webHidden/>
+          </w:rPr>
+          <w:fldChar w:fldCharType="separate"/>
+        </w:r>
+        <w:r>
+          <w:rPr>
+            <w:noProof/>
+            <w:webHidden/>
+          </w:rPr>
+          <w:t>4</w:t>
+        </w:r>
+        <w:r>
+          <w:rPr>
+            <w:noProof/>
+            <w:webHidden/>
+          </w:rPr>
+          <w:fldChar w:fldCharType="end"/>
+        </w:r>
+      </w:hyperlink>
+    </w:p>
+    <w:p>
+      <w:pPr>
+        <w:pStyle w:val="TOC2"/>
+        <w:tabs>
+          <w:tab w:val="right" w:leader="dot" w:pos="9350"/>
+        </w:tabs>
+        <w:rPr>
+          <w:rFonts w:asciiTheme="minorHAnsi" w:eastAsiaTheme="minorEastAsia" w:hAnsiTheme="minorHAnsi" w:cstheme="minorBidi"/>
+          <w:noProof/>
+        </w:rPr>
+      </w:pPr>
+      <w:hyperlink w:anchor="_Toc224232759" w:history="1">
+        <w:r>
+          <w:rPr>
+            <w:rStyle w:val="Hyperlink"/>
+            <w:noProof/>
+          </w:rPr>
+          <w:t>Theory and Hypothesis:</w:t>
+        </w:r>
+        <w:r>
+          <w:rPr>
+            <w:noProof/>
+            <w:webHidden/>
+          </w:rPr>
+          <w:tab/>
+        </w:r>
+        <w:r>
+          <w:rPr>
+            <w:noProof/>
+            <w:webHidden/>
+          </w:rPr>
+          <w:fldChar w:fldCharType="begin"/>
+        </w:r>
+        <w:r>
+          <w:rPr>
+            <w:noProof/>
+            <w:webHidden/>
+          </w:rPr>
+          <w:instrText xml:space="preserve"> PAGEREF _Toc224232759 \h </w:instrText>
+        </w:r>
+        <w:r>
+          <w:rPr>
+            <w:noProof/>
+            <w:webHidden/>
+          </w:rPr>
+        </w:r>
+        <w:r>
+          <w:rPr>
+            <w:noProof/>
+            <w:webHidden/>
+          </w:rPr>
+          <w:fldChar w:fldCharType="separate"/>
+        </w:r>
+        <w:r>
+          <w:rPr>
+            <w:noProof/>
+            <w:webHidden/>
+          </w:rPr>
+          <w:t>4</w:t>
+        </w:r>
+        <w:r>
+          <w:rPr>
+            <w:noProof/>
+            <w:webHidden/>
+          </w:rPr>
+          <w:fldChar w:fldCharType="end"/>
+        </w:r>
+      </w:hyperlink>
+    </w:p>
+    <w:p>
+      <w:pPr>
+        <w:pStyle w:val="TOC2"/>
+        <w:tabs>
+          <w:tab w:val="right" w:leader="dot" w:pos="9350"/>
+        </w:tabs>
+        <w:rPr>
+          <w:rFonts w:asciiTheme="minorHAnsi" w:eastAsiaTheme="minorEastAsia" w:hAnsiTheme="minorHAnsi" w:cstheme="minorBidi"/>
+          <w:noProof/>
+        </w:rPr>
+      </w:pPr>
+      <w:hyperlink w:anchor="_Toc224232760" w:history="1">
+        <w:r>
+          <w:rPr>
+            <w:rStyle w:val="Hyperlink"/>
+            <w:noProof/>
+          </w:rPr>
+          <w:t>Data Description:</w:t>
+        </w:r>
+        <w:r>
+          <w:rPr>
+            <w:noProof/>
+            <w:webHidden/>
+          </w:rPr>
+          <w:tab/>
+        </w:r>
+        <w:r>
+          <w:rPr>
+            <w:noProof/>
+            <w:webHidden/>
+          </w:rPr>
+          <w:fldChar w:fldCharType="begin"/>
+        </w:r>
+        <w:r>
+          <w:rPr>
+            <w:noProof/>
+            <w:webHidden/>
+          </w:rPr>
+          <w:instrText xml:space="preserve"> PAGEREF _Toc224232760 \h </w:instrText>
+        </w:r>
+        <w:r>
+          <w:rPr>
+            <w:noProof/>
+            <w:webHidden/>
+          </w:rPr>
+        </w:r>
+        <w:r>
+          <w:rPr>
+            <w:noProof/>
+            <w:webHidden/>
+          </w:rPr>
+          <w:fldChar w:fldCharType="separate"/>
+        </w:r>
+        <w:r>
+          <w:rPr>
+            <w:noProof/>
+            <w:webHidden/>
+          </w:rPr>
+          <w:t>4</w:t>
+        </w:r>
+        <w:r>
+          <w:rPr>
+            <w:noProof/>
+            <w:webHidden/>
+          </w:rPr>
+          <w:fldChar w:fldCharType="end"/>
+        </w:r>
+      </w:hyperlink>
+    </w:p>
+    <w:p>
+      <w:pPr>
+        <w:pStyle w:val="TOC2"/>
+        <w:tabs>
+          <w:tab w:val="right" w:leader="dot" w:pos="9350"/>
+        </w:tabs>
+        <w:rPr>
+          <w:rFonts w:asciiTheme="minorHAnsi" w:eastAsiaTheme="minorEastAsia" w:hAnsiTheme="minorHAnsi" w:cstheme="minorBidi"/>
+          <w:noProof/>
+        </w:rPr>
+      </w:pPr>
+      <w:hyperlink w:anchor="_Toc224232761" w:history="1">
+        <w:r>
+          <w:rPr>
+            <w:rStyle w:val="Hyperlink"/>
+            <w:noProof/>
+          </w:rPr>
+          <w:t>Methodology and Findings:</w:t>
+        </w:r>
+        <w:r>
+          <w:rPr>
+            <w:noProof/>
+            <w:webHidden/>
+          </w:rPr>
+          <w:tab/>
+        </w:r>
+        <w:r>
+          <w:rPr>
+            <w:noProof/>
+            <w:webHidden/>
+          </w:rPr>
+          <w:fldChar w:fldCharType="begin"/>
+        </w:r>
+        <w:r>
+          <w:rPr>
+            <w:noProof/>
+            <w:webHidden/>
+          </w:rPr>
+          <w:instrText xml:space="preserve"> PAGEREF _Toc224232761 \h </w:instrText>
+        </w:r>
+        <w:r>
+          <w:rPr>
+            <w:noProof/>
+            <w:webHidden/>
+          </w:rPr>
+        </w:r>
+        <w:r>
+          <w:rPr>
+            <w:noProof/>
+            <w:webHidden/>
+          </w:rPr>
+          <w:fldChar w:fldCharType="separate"/>
+        </w:r>
+        <w:r>
+          <w:rPr>
+            <w:noProof/>
+            <w:webHidden/>
+          </w:rPr>
+          <w:t>6</w:t>
+        </w:r>
+        <w:r>
+          <w:rPr>
+            <w:noProof/>
+            <w:webHidden/>
+          </w:rPr>
+          <w:fldChar w:fldCharType="end"/>
+        </w:r>
+      </w:hyperlink>
+    </w:p>
+    <w:p>
+      <w:pPr>
+        <w:pStyle w:val="TOC2"/>
+        <w:tabs>
+          <w:tab w:val="right" w:leader="dot" w:pos="9350"/>
+        </w:tabs>
+        <w:rPr>
+          <w:rFonts w:asciiTheme="minorHAnsi" w:eastAsiaTheme="minorEastAsia" w:hAnsiTheme="minorHAnsi" w:cstheme="minorBidi"/>
+          <w:noProof/>
+        </w:rPr>
+      </w:pPr>
+      <w:hyperlink w:anchor="_Toc224232762" w:history="1">
+        <w:r>
+          <w:rPr>
+            <w:rStyle w:val="Hyperlink"/>
+            <w:noProof/>
+          </w:rPr>
+          <w:t>Limitations and Conclusion:</w:t>
+        </w:r>
+        <w:r>
+          <w:rPr>
+            <w:noProof/>
+            <w:webHidden/>
+          </w:rPr>
+          <w:tab/>
+        </w:r>
+        <w:r>
+          <w:rPr>
+            <w:noProof/>
+            <w:webHidden/>
+          </w:rPr>
+          <w:fldChar w:fldCharType="begin"/>
+        </w:r>
+        <w:r>
+          <w:rPr>
+            <w:noProof/>
+            <w:webHidden/>
+          </w:rPr>
+          <w:instrText xml:space="preserve"> PAGEREF _Toc224232762 \h </w:instrText>
+        </w:r>
+        <w:r>
+          <w:rPr>
+            <w:noProof/>
+            <w:webHidden/>
+          </w:rPr>
+        </w:r>
+        <w:r>
+          <w:rPr>
+            <w:noProof/>
+            <w:webHidden/>
+          </w:rPr>
+          <w:fldChar w:fldCharType="separate"/>
+        </w:r>
+        <w:r>
+          <w:rPr>
+            <w:noProof/>
+            <w:webHidden/>
+          </w:rPr>
+          <w:t>6</w:t>
         </w:r>
         <w:r>
           <w:rPr>
@@ -486,24 +976,29 @@
       </w:r>
     </w:p>
     <w:p>
+      <w:pPr>
+        <w:pStyle w:val="Heading1"/>
+      </w:pPr>
+      <w:bookmarkStart w:id="4" w:name="_Toc224232757"/>
       <w:r>
         <w:lastRenderedPageBreak/>
-        <w:t>To: Marco Rubio, Secretary of State</w:t>
-      </w:r>
+        <w:t>Memo</w:t>
+      </w:r>
+      <w:bookmarkEnd w:id="4"/>
     </w:p>
     <w:p>
-      <w:r>
-        <w:t>From: Edgar Agunias</w:t>
-      </w:r>
-    </w:p>
-    <w:p>
-      <w:r>
-        <w:t>Regarding: China’ Aid Targeting Strategy</w:t>
-      </w:r>
-    </w:p>
-    <w:p>
-      <w:r>
-        <w:t>Date: March 11</w:t>
+      <w:pPr>
+        <w:spacing w:line="240" w:lineRule="auto"/>
+      </w:pPr>
+      <w:r>
+        <w:rPr>
+          <w:b/>
+          <w:bCs/>
+        </w:rPr>
+        <w:t>Date:</w:t>
+      </w:r>
+      <w:r>
+        <w:t xml:space="preserve"> March 11</w:t>
       </w:r>
       <w:r>
         <w:rPr>
@@ -511,11 +1006,3746 @@
         </w:rPr>
         <w:t>th</w:t>
       </w:r>
+      <w:proofErr w:type="gramStart"/>
       <w:r>
         <w:t xml:space="preserve"> 2026</w:t>
       </w:r>
-      <w:r>
-        <w:br/>
+      <w:proofErr w:type="gramEnd"/>
+    </w:p>
+    <w:p>
+      <w:pPr>
+        <w:spacing w:line="240" w:lineRule="auto"/>
+      </w:pPr>
+      <w:r>
+        <w:rPr>
+          <w:b/>
+          <w:bCs/>
+        </w:rPr>
+        <w:t>To:</w:t>
+      </w:r>
+      <w:r>
+        <w:t xml:space="preserve"> Marco Rubio, Secretary of State</w:t>
+      </w:r>
+    </w:p>
+    <w:p>
+      <w:pPr>
+        <w:spacing w:line="240" w:lineRule="auto"/>
+      </w:pPr>
+      <w:r>
+        <w:rPr>
+          <w:b/>
+          <w:bCs/>
+        </w:rPr>
+        <w:t>From:</w:t>
+      </w:r>
+      <w:r>
+        <w:t xml:space="preserve"> Edgar Agunias</w:t>
+      </w:r>
+    </w:p>
+    <w:p>
+      <w:pPr>
+        <w:spacing w:line="240" w:lineRule="auto"/>
+      </w:pPr>
+      <w:r>
+        <w:rPr>
+          <w:b/>
+          <w:bCs/>
+        </w:rPr>
+        <w:t>Regarding:</w:t>
+      </w:r>
+      <w:r>
+        <w:t xml:space="preserve"> China’ Aid Targeting Strategy</w:t>
+      </w:r>
+    </w:p>
+    <w:p>
+      <w:pPr>
+        <w:pStyle w:val="Heading2"/>
+      </w:pPr>
+      <w:bookmarkStart w:id="5" w:name="_Toc224232758"/>
+      <w:r>
+        <w:t>Introduction</w:t>
+      </w:r>
+      <w:bookmarkEnd w:id="5"/>
+    </w:p>
+    <w:p>
+      <w:r>
+        <w:tab/>
+      </w:r>
+      <w:r>
+        <w:t xml:space="preserve">With a large US pull back on foreign aid contributions in the UN and otherwise, many in the international community look to China to fill this gap. Many see it logical for China to fill this gap in influence, however traditionally China has been selective in where it allocates its ODA. </w:t>
+      </w:r>
+      <w:r>
+        <w:t xml:space="preserve">This research was designed to answer if China’s foreign aid is tightly correlated to more authoritarian governments. China’s aid allocation differs from the </w:t>
+      </w:r>
+      <w:proofErr w:type="gramStart"/>
+      <w:r>
+        <w:t>US</w:t>
+      </w:r>
+      <w:proofErr w:type="gramEnd"/>
+      <w:r>
+        <w:t xml:space="preserve"> which is typically concentrated in the UN, while China’s is more direct and</w:t>
+      </w:r>
+      <w:r>
+        <w:t xml:space="preserve"> thus</w:t>
+      </w:r>
+      <w:r>
+        <w:t xml:space="preserve"> bilateral. </w:t>
+      </w:r>
+      <w:r>
+        <w:t>Chinas development finance and belt and road initiative is seen more politically motivated in the West, when compared to Western aid. Therefor the purpose of this research is to see if China’s Aid disbursement method has preference to other authoritarian governments. After extensive quantitative research using a bivariate regression analysis</w:t>
+      </w:r>
+      <w:r>
+        <w:t>,</w:t>
+      </w:r>
+      <w:r>
+        <w:t xml:space="preserve"> </w:t>
+      </w:r>
+      <w:r>
+        <w:t>there</w:t>
+      </w:r>
+      <w:r>
+        <w:t xml:space="preserve"> is a positive association</w:t>
+      </w:r>
+      <w:r>
+        <w:t>.</w:t>
+      </w:r>
+      <w:r>
+        <w:t xml:space="preserve"> </w:t>
+      </w:r>
+      <w:r>
+        <w:t>H</w:t>
+      </w:r>
+      <w:r>
+        <w:t>owever</w:t>
+      </w:r>
+      <w:r>
+        <w:t>,</w:t>
+      </w:r>
+      <w:r>
+        <w:t xml:space="preserve"> </w:t>
+      </w:r>
+      <w:r>
+        <w:t>the countries government does not have a statistically significant effect on how much aid a country receives after economic and demographic controls are accounted for.</w:t>
+      </w:r>
+      <w:r>
+        <w:t xml:space="preserve"> </w:t>
+      </w:r>
+      <w:r>
+        <w:t xml:space="preserve">Suggesting China has </w:t>
+      </w:r>
+      <w:r>
+        <w:t>different criterion</w:t>
+      </w:r>
+      <w:r>
+        <w:t xml:space="preserve"> for aid disbursement. </w:t>
+      </w:r>
+    </w:p>
+    <w:p>
+      <w:pPr>
+        <w:pStyle w:val="Heading2"/>
+      </w:pPr>
+      <w:bookmarkStart w:id="6" w:name="_Toc224232759"/>
+      <w:r>
+        <w:t>Theory and Hypothesis:</w:t>
+      </w:r>
+      <w:bookmarkEnd w:id="6"/>
+    </w:p>
+    <w:p>
+      <w:r>
+        <w:t>Our causal question is, do more autocratic regimes receive more funding from China?</w:t>
+      </w:r>
+    </w:p>
+    <w:p>
+      <w:r>
+        <w:rPr>
+          <w:b/>
+          <w:bCs/>
+        </w:rPr>
+        <w:t>Null Hypothesis:</w:t>
+      </w:r>
+      <w:r>
+        <w:t xml:space="preserve"> Autocratic Regimes do not differ in average aid received when compared to Democratic ones.</w:t>
+      </w:r>
+    </w:p>
+    <w:p>
+      <w:r>
+        <w:rPr>
+          <w:b/>
+          <w:bCs/>
+        </w:rPr>
+        <w:t xml:space="preserve">Alternative Hypothesis: </w:t>
+      </w:r>
+      <w:r>
+        <w:t xml:space="preserve">Autocratic regimes receive more aid on average when compared to Democratic ones. </w:t>
+      </w:r>
+    </w:p>
+    <w:p>
+      <m:oMathPara>
+        <m:oMath>
+          <m:sSub>
+            <m:sSubPr>
+              <m:ctrlPr>
+                <w:rPr>
+                  <w:rFonts w:ascii="Cambria Math" w:hAnsi="Cambria Math"/>
+                  <w:i/>
+                </w:rPr>
+              </m:ctrlPr>
+            </m:sSubPr>
+            <m:e>
+              <m:r>
+                <w:rPr>
+                  <w:rFonts w:ascii="Cambria Math" w:hAnsi="Cambria Math"/>
+                </w:rPr>
+                <m:t>H</m:t>
+              </m:r>
+            </m:e>
+            <m:sub>
+              <m:r>
+                <w:rPr>
+                  <w:rFonts w:ascii="Cambria Math" w:hAnsi="Cambria Math"/>
+                </w:rPr>
+                <m:t>0</m:t>
+              </m:r>
+            </m:sub>
+          </m:sSub>
+          <m:r>
+            <w:rPr>
+              <w:rFonts w:ascii="Cambria Math" w:hAnsi="Cambria Math"/>
+            </w:rPr>
+            <m:t>: </m:t>
+          </m:r>
+          <m:sSub>
+            <m:sSubPr>
+              <m:ctrlPr>
+                <w:rPr>
+                  <w:rFonts w:ascii="Cambria Math" w:hAnsi="Cambria Math"/>
+                  <w:i/>
+                </w:rPr>
+              </m:ctrlPr>
+            </m:sSubPr>
+            <m:e>
+              <m:r>
+                <m:rPr>
+                  <m:sty m:val="p"/>
+                </m:rPr>
+                <w:rPr>
+                  <w:rFonts w:ascii="Cambria Math" w:hAnsi="Cambria Math"/>
+                </w:rPr>
+                <m:t>μ</m:t>
+              </m:r>
+            </m:e>
+            <m:sub>
+              <m:r>
+                <w:rPr>
+                  <w:rFonts w:ascii="Cambria Math" w:hAnsi="Cambria Math"/>
+                </w:rPr>
+                <m:t>Autocratic</m:t>
+              </m:r>
+            </m:sub>
+          </m:sSub>
+          <m:r>
+            <w:rPr>
+              <w:rFonts w:ascii="Cambria Math" w:hAnsi="Cambria Math"/>
+            </w:rPr>
+            <m:t>=</m:t>
+          </m:r>
+          <m:sSub>
+            <m:sSubPr>
+              <m:ctrlPr>
+                <w:rPr>
+                  <w:rFonts w:ascii="Cambria Math" w:hAnsi="Cambria Math"/>
+                  <w:i/>
+                </w:rPr>
+              </m:ctrlPr>
+            </m:sSubPr>
+            <m:e>
+              <m:r>
+                <m:rPr>
+                  <m:sty m:val="p"/>
+                </m:rPr>
+                <w:rPr>
+                  <w:rFonts w:ascii="Cambria Math" w:hAnsi="Cambria Math"/>
+                </w:rPr>
+                <m:t>μ</m:t>
+              </m:r>
+            </m:e>
+            <m:sub>
+              <m:r>
+                <w:rPr>
+                  <w:rFonts w:ascii="Cambria Math" w:hAnsi="Cambria Math"/>
+                </w:rPr>
+                <m:t>Democratic</m:t>
+              </m:r>
+            </m:sub>
+          </m:sSub>
+          <m:r>
+            <m:rPr>
+              <m:sty m:val="p"/>
+            </m:rPr>
+            <w:rPr>
+              <w:rFonts w:ascii="Cambria Math" w:hAnsi="Cambria Math"/>
+            </w:rPr>
+            <m:t>  </m:t>
+          </m:r>
+          <m:sSub>
+            <m:sSubPr>
+              <m:ctrlPr>
+                <w:rPr>
+                  <w:rFonts w:ascii="Cambria Math" w:hAnsi="Cambria Math"/>
+                  <w:i/>
+                </w:rPr>
+              </m:ctrlPr>
+            </m:sSubPr>
+            <m:e>
+              <m:r>
+                <w:rPr>
+                  <w:rFonts w:ascii="Cambria Math" w:hAnsi="Cambria Math"/>
+                </w:rPr>
+                <m:t>H</m:t>
+              </m:r>
+              <m:ctrlPr>
+                <w:rPr>
+                  <w:rFonts w:ascii="Cambria Math" w:hAnsi="Cambria Math"/>
+                </w:rPr>
+              </m:ctrlPr>
+            </m:e>
+            <m:sub>
+              <m:r>
+                <w:rPr>
+                  <w:rFonts w:ascii="Cambria Math" w:hAnsi="Cambria Math"/>
+                </w:rPr>
+                <m:t>a</m:t>
+              </m:r>
+            </m:sub>
+          </m:sSub>
+          <m:r>
+            <w:rPr>
+              <w:rFonts w:ascii="Cambria Math" w:hAnsi="Cambria Math"/>
+            </w:rPr>
+            <m:t>: </m:t>
+          </m:r>
+          <m:sSub>
+            <m:sSubPr>
+              <m:ctrlPr>
+                <w:rPr>
+                  <w:rFonts w:ascii="Cambria Math" w:hAnsi="Cambria Math"/>
+                  <w:i/>
+                </w:rPr>
+              </m:ctrlPr>
+            </m:sSubPr>
+            <m:e>
+              <m:r>
+                <m:rPr>
+                  <m:sty m:val="p"/>
+                </m:rPr>
+                <w:rPr>
+                  <w:rFonts w:ascii="Cambria Math" w:hAnsi="Cambria Math"/>
+                </w:rPr>
+                <m:t>μ</m:t>
+              </m:r>
+            </m:e>
+            <m:sub>
+              <m:r>
+                <w:rPr>
+                  <w:rFonts w:ascii="Cambria Math" w:hAnsi="Cambria Math"/>
+                </w:rPr>
+                <m:t>Autocratic</m:t>
+              </m:r>
+            </m:sub>
+          </m:sSub>
+          <m:r>
+            <w:rPr>
+              <w:rFonts w:ascii="Cambria Math" w:hAnsi="Cambria Math"/>
+            </w:rPr>
+            <m:t>&gt;</m:t>
+          </m:r>
+          <m:sSub>
+            <m:sSubPr>
+              <m:ctrlPr>
+                <w:rPr>
+                  <w:rFonts w:ascii="Cambria Math" w:hAnsi="Cambria Math"/>
+                  <w:i/>
+                </w:rPr>
+              </m:ctrlPr>
+            </m:sSubPr>
+            <m:e>
+              <m:r>
+                <m:rPr>
+                  <m:sty m:val="p"/>
+                </m:rPr>
+                <w:rPr>
+                  <w:rFonts w:ascii="Cambria Math" w:hAnsi="Cambria Math"/>
+                </w:rPr>
+                <m:t>μ</m:t>
+              </m:r>
+            </m:e>
+            <m:sub>
+              <m:r>
+                <w:rPr>
+                  <w:rFonts w:ascii="Cambria Math" w:hAnsi="Cambria Math"/>
+                </w:rPr>
+                <m:t>Democratic</m:t>
+              </m:r>
+            </m:sub>
+          </m:sSub>
+        </m:oMath>
+      </m:oMathPara>
+    </w:p>
+    <w:p>
+      <w:pPr>
+        <w:pStyle w:val="Heading2"/>
+      </w:pPr>
+      <w:bookmarkStart w:id="7" w:name="_Toc224232760"/>
+      <w:r>
+        <w:t>Data Description</w:t>
+      </w:r>
+      <w:r>
+        <w:t>:</w:t>
+      </w:r>
+      <w:bookmarkEnd w:id="7"/>
+    </w:p>
+    <w:p>
+      <w:r>
+        <w:rPr>
+          <w:b/>
+          <w:bCs/>
+        </w:rPr>
+        <w:tab/>
+      </w:r>
+      <w:r>
+        <w:t xml:space="preserve">Using the Our World in Data (OWID) data set for classification of autocratic governments and the Chinese Global Development Finance Data set for levels of foreign Aid provided by China to run my bivariate regression. Our final data set utilized 482 data points between the years of 2013 to 2021. Our reconfigured OWID data set classified autocratic governments on a scale from 0 to 3, with 0 being electoral democracies and 3 being closed autocracies. China </w:t>
+      </w:r>
+      <w:r>
+        <w:t xml:space="preserve">itself is classified as a closed autocracy. In the graph below we can see that </w:t>
+      </w:r>
+      <w:r>
+        <w:t xml:space="preserve">even when adjusting aid as a logarithm of its total value so that extremely large dollar donations </w:t>
+      </w:r>
+      <w:r>
+        <w:lastRenderedPageBreak/>
+        <w:t xml:space="preserve">do not dominate the graph, more autocratic regimes received more aid from China. </w:t>
+      </w:r>
+      <w:r>
+        <w:t xml:space="preserve">We also see that after a regression analysis we see a positive relationship between autocracy levels and level of aid provided. </w:t>
+      </w:r>
+    </w:p>
+    <w:tbl>
+      <w:tblPr>
+        <w:tblStyle w:val="TableGrid"/>
+        <w:tblW w:w="10251" w:type="dxa"/>
+        <w:tblInd w:w="-447" w:type="dxa"/>
+        <w:tblBorders>
+          <w:top w:val="none" w:sz="0" w:space="0" w:color="auto"/>
+          <w:left w:val="none" w:sz="0" w:space="0" w:color="auto"/>
+          <w:bottom w:val="none" w:sz="0" w:space="0" w:color="auto"/>
+          <w:right w:val="none" w:sz="0" w:space="0" w:color="auto"/>
+          <w:insideH w:val="none" w:sz="0" w:space="0" w:color="auto"/>
+          <w:insideV w:val="none" w:sz="0" w:space="0" w:color="auto"/>
+        </w:tblBorders>
+        <w:tblLook w:val="04A0" w:firstRow="1" w:lastRow="0" w:firstColumn="1" w:lastColumn="0" w:noHBand="0" w:noVBand="1"/>
+      </w:tblPr>
+      <w:tblGrid>
+        <w:gridCol w:w="5163"/>
+        <w:gridCol w:w="5088"/>
+      </w:tblGrid>
+      <w:tr>
+        <w:trPr>
+          <w:trHeight w:val="2725"/>
+        </w:trPr>
+        <w:tc>
+          <w:tcPr>
+            <w:tcW w:w="5163" w:type="dxa"/>
+          </w:tcPr>
+          <w:p>
+            <w:pPr>
+              <w:jc w:val="center"/>
+            </w:pPr>
+            <w:r>
+              <w:rPr>
+                <w:noProof/>
+              </w:rPr>
+              <w:drawing>
+                <wp:inline distT="0" distB="0" distL="0" distR="0" wp14:anchorId="431B43D7" wp14:editId="07EAE4E9">
+                  <wp:extent cx="2938346" cy="1836467"/>
+                  <wp:effectExtent l="0" t="0" r="0" b="5080"/>
+                  <wp:docPr id="47612154" name="Picture 1" descr="A graph showing the results of a political election&#10;&#10;AI-generated content may be incorrect."/>
+                  <wp:cNvGraphicFramePr>
+                    <a:graphicFrameLocks xmlns:a="http://schemas.openxmlformats.org/drawingml/2006/main" noChangeAspect="1"/>
+                  </wp:cNvGraphicFramePr>
+                  <a:graphic xmlns:a="http://schemas.openxmlformats.org/drawingml/2006/main">
+                    <a:graphicData uri="http://schemas.openxmlformats.org/drawingml/2006/picture">
+                      <pic:pic xmlns:pic="http://schemas.openxmlformats.org/drawingml/2006/picture">
+                        <pic:nvPicPr>
+                          <pic:cNvPr id="47612154" name="Picture 1" descr="A graph showing the results of a political election&#10;&#10;AI-generated content may be incorrect."/>
+                          <pic:cNvPicPr/>
+                        </pic:nvPicPr>
+                        <pic:blipFill>
+                          <a:blip r:embed="rId8" cstate="print">
+                            <a:extLst>
+                              <a:ext uri="{28A0092B-C50C-407E-A947-70E740481C1C}">
+                                <a14:useLocalDpi xmlns:a14="http://schemas.microsoft.com/office/drawing/2010/main" val="0"/>
+                              </a:ext>
+                            </a:extLst>
+                          </a:blip>
+                          <a:stretch>
+                            <a:fillRect/>
+                          </a:stretch>
+                        </pic:blipFill>
+                        <pic:spPr>
+                          <a:xfrm>
+                            <a:off x="0" y="0"/>
+                            <a:ext cx="3031744" cy="1894841"/>
+                          </a:xfrm>
+                          <a:prstGeom prst="rect">
+                            <a:avLst/>
+                          </a:prstGeom>
+                        </pic:spPr>
+                      </pic:pic>
+                    </a:graphicData>
+                  </a:graphic>
+                </wp:inline>
+              </w:drawing>
+            </w:r>
+          </w:p>
+        </w:tc>
+        <w:tc>
+          <w:tcPr>
+            <w:tcW w:w="5088" w:type="dxa"/>
+          </w:tcPr>
+          <w:p>
+            <w:pPr>
+              <w:jc w:val="center"/>
+            </w:pPr>
+            <w:r>
+              <w:rPr>
+                <w:noProof/>
+              </w:rPr>
+              <w:drawing>
+                <wp:inline distT="0" distB="0" distL="0" distR="0" wp14:anchorId="565C0D71" wp14:editId="5D5B0565">
+                  <wp:extent cx="2938347" cy="1836468"/>
+                  <wp:effectExtent l="0" t="0" r="0" b="5080"/>
+                  <wp:docPr id="28785319" name="Picture 2" descr="A graph with a red line&#10;&#10;AI-generated content may be incorrect."/>
+                  <wp:cNvGraphicFramePr>
+                    <a:graphicFrameLocks xmlns:a="http://schemas.openxmlformats.org/drawingml/2006/main" noChangeAspect="1"/>
+                  </wp:cNvGraphicFramePr>
+                  <a:graphic xmlns:a="http://schemas.openxmlformats.org/drawingml/2006/main">
+                    <a:graphicData uri="http://schemas.openxmlformats.org/drawingml/2006/picture">
+                      <pic:pic xmlns:pic="http://schemas.openxmlformats.org/drawingml/2006/picture">
+                        <pic:nvPicPr>
+                          <pic:cNvPr id="28785319" name="Picture 2" descr="A graph with a red line&#10;&#10;AI-generated content may be incorrect."/>
+                          <pic:cNvPicPr/>
+                        </pic:nvPicPr>
+                        <pic:blipFill>
+                          <a:blip r:embed="rId9" cstate="print">
+                            <a:extLst>
+                              <a:ext uri="{28A0092B-C50C-407E-A947-70E740481C1C}">
+                                <a14:useLocalDpi xmlns:a14="http://schemas.microsoft.com/office/drawing/2010/main" val="0"/>
+                              </a:ext>
+                            </a:extLst>
+                          </a:blip>
+                          <a:stretch>
+                            <a:fillRect/>
+                          </a:stretch>
+                        </pic:blipFill>
+                        <pic:spPr>
+                          <a:xfrm>
+                            <a:off x="0" y="0"/>
+                            <a:ext cx="2998483" cy="1874053"/>
+                          </a:xfrm>
+                          <a:prstGeom prst="rect">
+                            <a:avLst/>
+                          </a:prstGeom>
+                        </pic:spPr>
+                      </pic:pic>
+                    </a:graphicData>
+                  </a:graphic>
+                </wp:inline>
+              </w:drawing>
+            </w:r>
+          </w:p>
+        </w:tc>
+      </w:tr>
+    </w:tbl>
+    <w:p/>
+    <w:tbl>
+      <w:tblPr>
+        <w:tblW w:w="9651" w:type="dxa"/>
+        <w:tblCellSpacing w:w="15" w:type="dxa"/>
+        <w:tblCellMar>
+          <w:top w:w="15" w:type="dxa"/>
+          <w:left w:w="15" w:type="dxa"/>
+          <w:bottom w:w="15" w:type="dxa"/>
+          <w:right w:w="15" w:type="dxa"/>
+        </w:tblCellMar>
+        <w:tblLook w:val="04A0" w:firstRow="1" w:lastRow="0" w:firstColumn="1" w:lastColumn="0" w:noHBand="0" w:noVBand="1"/>
+      </w:tblPr>
+      <w:tblGrid>
+        <w:gridCol w:w="3984"/>
+        <w:gridCol w:w="1341"/>
+        <w:gridCol w:w="1322"/>
+        <w:gridCol w:w="3004"/>
+      </w:tblGrid>
+      <w:tr>
+        <w:trPr>
+          <w:trHeight w:val="318"/>
+          <w:tblCellSpacing w:w="15" w:type="dxa"/>
+        </w:trPr>
+        <w:tc>
+          <w:tcPr>
+            <w:tcW w:w="0" w:type="auto"/>
+            <w:gridSpan w:val="4"/>
+            <w:tcBorders>
+              <w:top w:val="nil"/>
+              <w:left w:val="nil"/>
+              <w:bottom w:val="nil"/>
+              <w:right w:val="nil"/>
+            </w:tcBorders>
+            <w:vAlign w:val="center"/>
+            <w:hideMark/>
+          </w:tcPr>
+          <w:p>
+            <w:pPr>
+              <w:spacing w:after="0" w:line="240" w:lineRule="auto"/>
+              <w:rPr>
+                <w:rFonts w:ascii="-webkit-standard" w:eastAsia="Times New Roman" w:hAnsi="-webkit-standard"/>
+                <w:kern w:val="0"/>
+                <w14:ligatures w14:val="none"/>
+              </w:rPr>
+            </w:pPr>
+            <w:r>
+              <w:rPr>
+                <w:rFonts w:ascii="-webkit-standard" w:eastAsia="Times New Roman" w:hAnsi="-webkit-standard"/>
+                <w:b/>
+                <w:bCs/>
+                <w:kern w:val="0"/>
+                <w14:ligatures w14:val="none"/>
+              </w:rPr>
+              <w:t>Chinese Aid and Regime Type (Robust Standard Errors)</w:t>
+            </w:r>
+          </w:p>
+        </w:tc>
+      </w:tr>
+      <w:tr>
+        <w:trPr>
+          <w:tblCellSpacing w:w="15" w:type="dxa"/>
+        </w:trPr>
+        <w:tc>
+          <w:tcPr>
+            <w:tcW w:w="0" w:type="auto"/>
+            <w:gridSpan w:val="4"/>
+            <w:tcBorders>
+              <w:bottom w:val="single" w:sz="6" w:space="0" w:color="000000"/>
+            </w:tcBorders>
+            <w:vAlign w:val="center"/>
+            <w:hideMark/>
+          </w:tcPr>
+          <w:p>
+            <w:pPr>
+              <w:spacing w:after="0" w:line="240" w:lineRule="auto"/>
+              <w:jc w:val="center"/>
+              <w:rPr>
+                <w:rFonts w:ascii="-webkit-standard" w:eastAsia="Times New Roman" w:hAnsi="-webkit-standard"/>
+                <w:kern w:val="0"/>
+                <w14:ligatures w14:val="none"/>
+              </w:rPr>
+            </w:pPr>
+          </w:p>
+        </w:tc>
+      </w:tr>
+      <w:tr>
+        <w:trPr>
+          <w:trHeight w:val="296"/>
+          <w:tblCellSpacing w:w="15" w:type="dxa"/>
+        </w:trPr>
+        <w:tc>
+          <w:tcPr>
+            <w:tcW w:w="0" w:type="auto"/>
+            <w:vAlign w:val="center"/>
+            <w:hideMark/>
+          </w:tcPr>
+          <w:p>
+            <w:pPr>
+              <w:spacing w:after="0" w:line="240" w:lineRule="auto"/>
+              <w:jc w:val="center"/>
+              <w:rPr>
+                <w:rFonts w:eastAsia="Times New Roman"/>
+                <w:kern w:val="0"/>
+                <w:sz w:val="20"/>
+                <w:szCs w:val="20"/>
+                <w14:ligatures w14:val="none"/>
+              </w:rPr>
+            </w:pPr>
+          </w:p>
+        </w:tc>
+        <w:tc>
+          <w:tcPr>
+            <w:tcW w:w="0" w:type="auto"/>
+            <w:gridSpan w:val="3"/>
+            <w:vAlign w:val="center"/>
+            <w:hideMark/>
+          </w:tcPr>
+          <w:p>
+            <w:pPr>
+              <w:spacing w:after="0" w:line="240" w:lineRule="auto"/>
+              <w:jc w:val="center"/>
+              <w:rPr>
+                <w:rFonts w:ascii="-webkit-standard" w:eastAsia="Times New Roman" w:hAnsi="-webkit-standard"/>
+                <w:kern w:val="0"/>
+                <w14:ligatures w14:val="none"/>
+              </w:rPr>
+            </w:pPr>
+            <w:r>
+              <w:rPr>
+                <w:rFonts w:ascii="-webkit-standard" w:eastAsia="Times New Roman" w:hAnsi="-webkit-standard"/>
+                <w:i/>
+                <w:iCs/>
+                <w:kern w:val="0"/>
+                <w14:ligatures w14:val="none"/>
+              </w:rPr>
+              <w:t>Dependent variable:</w:t>
+            </w:r>
+          </w:p>
+        </w:tc>
+      </w:tr>
+      <w:tr>
+        <w:trPr>
+          <w:tblCellSpacing w:w="15" w:type="dxa"/>
+        </w:trPr>
+        <w:tc>
+          <w:tcPr>
+            <w:tcW w:w="0" w:type="auto"/>
+            <w:vAlign w:val="center"/>
+            <w:hideMark/>
+          </w:tcPr>
+          <w:p>
+            <w:pPr>
+              <w:spacing w:after="0" w:line="240" w:lineRule="auto"/>
+              <w:jc w:val="center"/>
+              <w:rPr>
+                <w:rFonts w:ascii="-webkit-standard" w:eastAsia="Times New Roman" w:hAnsi="-webkit-standard"/>
+                <w:kern w:val="0"/>
+                <w14:ligatures w14:val="none"/>
+              </w:rPr>
+            </w:pPr>
+          </w:p>
+        </w:tc>
+        <w:tc>
+          <w:tcPr>
+            <w:tcW w:w="0" w:type="auto"/>
+            <w:gridSpan w:val="3"/>
+            <w:tcBorders>
+              <w:bottom w:val="single" w:sz="6" w:space="0" w:color="000000"/>
+            </w:tcBorders>
+            <w:vAlign w:val="center"/>
+            <w:hideMark/>
+          </w:tcPr>
+          <w:p>
+            <w:pPr>
+              <w:spacing w:after="0" w:line="240" w:lineRule="auto"/>
+              <w:jc w:val="center"/>
+              <w:rPr>
+                <w:rFonts w:eastAsia="Times New Roman"/>
+                <w:kern w:val="0"/>
+                <w:sz w:val="20"/>
+                <w:szCs w:val="20"/>
+                <w14:ligatures w14:val="none"/>
+              </w:rPr>
+            </w:pPr>
+          </w:p>
+        </w:tc>
+      </w:tr>
+      <w:tr>
+        <w:trPr>
+          <w:trHeight w:val="296"/>
+          <w:tblCellSpacing w:w="15" w:type="dxa"/>
+        </w:trPr>
+        <w:tc>
+          <w:tcPr>
+            <w:tcW w:w="0" w:type="auto"/>
+            <w:vAlign w:val="center"/>
+            <w:hideMark/>
+          </w:tcPr>
+          <w:p>
+            <w:pPr>
+              <w:spacing w:after="0" w:line="240" w:lineRule="auto"/>
+              <w:jc w:val="center"/>
+              <w:rPr>
+                <w:rFonts w:eastAsia="Times New Roman"/>
+                <w:kern w:val="0"/>
+                <w:sz w:val="20"/>
+                <w:szCs w:val="20"/>
+                <w14:ligatures w14:val="none"/>
+              </w:rPr>
+            </w:pPr>
+          </w:p>
+        </w:tc>
+        <w:tc>
+          <w:tcPr>
+            <w:tcW w:w="0" w:type="auto"/>
+            <w:gridSpan w:val="3"/>
+            <w:vAlign w:val="center"/>
+            <w:hideMark/>
+          </w:tcPr>
+          <w:p>
+            <w:pPr>
+              <w:spacing w:after="0" w:line="240" w:lineRule="auto"/>
+              <w:jc w:val="center"/>
+              <w:rPr>
+                <w:rFonts w:ascii="-webkit-standard" w:eastAsia="Times New Roman" w:hAnsi="-webkit-standard"/>
+                <w:kern w:val="0"/>
+                <w14:ligatures w14:val="none"/>
+              </w:rPr>
+            </w:pPr>
+            <w:proofErr w:type="gramStart"/>
+            <w:r>
+              <w:rPr>
+                <w:rFonts w:ascii="-webkit-standard" w:eastAsia="Times New Roman" w:hAnsi="-webkit-standard"/>
+                <w:kern w:val="0"/>
+                <w14:ligatures w14:val="none"/>
+              </w:rPr>
+              <w:t>Log(</w:t>
+            </w:r>
+            <w:proofErr w:type="gramEnd"/>
+            <w:r>
+              <w:rPr>
+                <w:rFonts w:ascii="-webkit-standard" w:eastAsia="Times New Roman" w:hAnsi="-webkit-standard"/>
+                <w:kern w:val="0"/>
+                <w14:ligatures w14:val="none"/>
+              </w:rPr>
+              <w:t>1 + Chinese aid in constant USD 2021)</w:t>
+            </w:r>
+          </w:p>
+        </w:tc>
+      </w:tr>
+      <w:tr>
+        <w:trPr>
+          <w:trHeight w:val="296"/>
+          <w:tblCellSpacing w:w="15" w:type="dxa"/>
+        </w:trPr>
+        <w:tc>
+          <w:tcPr>
+            <w:tcW w:w="0" w:type="auto"/>
+            <w:vAlign w:val="center"/>
+            <w:hideMark/>
+          </w:tcPr>
+          <w:p>
+            <w:pPr>
+              <w:spacing w:after="0" w:line="240" w:lineRule="auto"/>
+              <w:jc w:val="center"/>
+              <w:rPr>
+                <w:rFonts w:ascii="-webkit-standard" w:eastAsia="Times New Roman" w:hAnsi="-webkit-standard"/>
+                <w:kern w:val="0"/>
+                <w14:ligatures w14:val="none"/>
+              </w:rPr>
+            </w:pPr>
+          </w:p>
+        </w:tc>
+        <w:tc>
+          <w:tcPr>
+            <w:tcW w:w="0" w:type="auto"/>
+            <w:vAlign w:val="center"/>
+            <w:hideMark/>
+          </w:tcPr>
+          <w:p>
+            <w:pPr>
+              <w:spacing w:after="0" w:line="240" w:lineRule="auto"/>
+              <w:jc w:val="center"/>
+              <w:rPr>
+                <w:rFonts w:ascii="-webkit-standard" w:eastAsia="Times New Roman" w:hAnsi="-webkit-standard"/>
+                <w:kern w:val="0"/>
+                <w14:ligatures w14:val="none"/>
+              </w:rPr>
+            </w:pPr>
+            <w:r>
+              <w:rPr>
+                <w:rFonts w:ascii="-webkit-standard" w:eastAsia="Times New Roman" w:hAnsi="-webkit-standard"/>
+                <w:kern w:val="0"/>
+                <w14:ligatures w14:val="none"/>
+              </w:rPr>
+              <w:t>Bivariate</w:t>
+            </w:r>
+          </w:p>
+        </w:tc>
+        <w:tc>
+          <w:tcPr>
+            <w:tcW w:w="0" w:type="auto"/>
+            <w:vAlign w:val="center"/>
+            <w:hideMark/>
+          </w:tcPr>
+          <w:p>
+            <w:pPr>
+              <w:spacing w:after="0" w:line="240" w:lineRule="auto"/>
+              <w:jc w:val="center"/>
+              <w:rPr>
+                <w:rFonts w:ascii="-webkit-standard" w:eastAsia="Times New Roman" w:hAnsi="-webkit-standard"/>
+                <w:kern w:val="0"/>
+                <w14:ligatures w14:val="none"/>
+              </w:rPr>
+            </w:pPr>
+            <w:r>
+              <w:rPr>
+                <w:rFonts w:ascii="-webkit-standard" w:eastAsia="Times New Roman" w:hAnsi="-webkit-standard"/>
+                <w:kern w:val="0"/>
+                <w14:ligatures w14:val="none"/>
+              </w:rPr>
+              <w:t>Controls</w:t>
+            </w:r>
+          </w:p>
+        </w:tc>
+        <w:tc>
+          <w:tcPr>
+            <w:tcW w:w="0" w:type="auto"/>
+            <w:vAlign w:val="center"/>
+            <w:hideMark/>
+          </w:tcPr>
+          <w:p>
+            <w:pPr>
+              <w:spacing w:after="0" w:line="240" w:lineRule="auto"/>
+              <w:jc w:val="center"/>
+              <w:rPr>
+                <w:rFonts w:ascii="-webkit-standard" w:eastAsia="Times New Roman" w:hAnsi="-webkit-standard"/>
+                <w:kern w:val="0"/>
+                <w14:ligatures w14:val="none"/>
+              </w:rPr>
+            </w:pPr>
+            <w:r>
+              <w:rPr>
+                <w:rFonts w:ascii="-webkit-standard" w:eastAsia="Times New Roman" w:hAnsi="-webkit-standard"/>
+                <w:kern w:val="0"/>
+                <w14:ligatures w14:val="none"/>
+              </w:rPr>
+              <w:t>Country + Year FE</w:t>
+            </w:r>
+          </w:p>
+        </w:tc>
+      </w:tr>
+      <w:tr>
+        <w:trPr>
+          <w:trHeight w:val="296"/>
+          <w:tblCellSpacing w:w="15" w:type="dxa"/>
+        </w:trPr>
+        <w:tc>
+          <w:tcPr>
+            <w:tcW w:w="0" w:type="auto"/>
+            <w:vAlign w:val="center"/>
+            <w:hideMark/>
+          </w:tcPr>
+          <w:p>
+            <w:pPr>
+              <w:spacing w:after="0" w:line="240" w:lineRule="auto"/>
+              <w:jc w:val="center"/>
+              <w:rPr>
+                <w:rFonts w:ascii="-webkit-standard" w:eastAsia="Times New Roman" w:hAnsi="-webkit-standard"/>
+                <w:kern w:val="0"/>
+                <w14:ligatures w14:val="none"/>
+              </w:rPr>
+            </w:pPr>
+          </w:p>
+        </w:tc>
+        <w:tc>
+          <w:tcPr>
+            <w:tcW w:w="0" w:type="auto"/>
+            <w:vAlign w:val="center"/>
+            <w:hideMark/>
+          </w:tcPr>
+          <w:p>
+            <w:pPr>
+              <w:spacing w:after="0" w:line="240" w:lineRule="auto"/>
+              <w:jc w:val="center"/>
+              <w:rPr>
+                <w:rFonts w:ascii="-webkit-standard" w:eastAsia="Times New Roman" w:hAnsi="-webkit-standard"/>
+                <w:kern w:val="0"/>
+                <w14:ligatures w14:val="none"/>
+              </w:rPr>
+            </w:pPr>
+            <w:r>
+              <w:rPr>
+                <w:rFonts w:ascii="-webkit-standard" w:eastAsia="Times New Roman" w:hAnsi="-webkit-standard"/>
+                <w:kern w:val="0"/>
+                <w14:ligatures w14:val="none"/>
+              </w:rPr>
+              <w:t>(1)</w:t>
+            </w:r>
+          </w:p>
+        </w:tc>
+        <w:tc>
+          <w:tcPr>
+            <w:tcW w:w="0" w:type="auto"/>
+            <w:vAlign w:val="center"/>
+            <w:hideMark/>
+          </w:tcPr>
+          <w:p>
+            <w:pPr>
+              <w:spacing w:after="0" w:line="240" w:lineRule="auto"/>
+              <w:jc w:val="center"/>
+              <w:rPr>
+                <w:rFonts w:ascii="-webkit-standard" w:eastAsia="Times New Roman" w:hAnsi="-webkit-standard"/>
+                <w:kern w:val="0"/>
+                <w14:ligatures w14:val="none"/>
+              </w:rPr>
+            </w:pPr>
+            <w:r>
+              <w:rPr>
+                <w:rFonts w:ascii="-webkit-standard" w:eastAsia="Times New Roman" w:hAnsi="-webkit-standard"/>
+                <w:kern w:val="0"/>
+                <w14:ligatures w14:val="none"/>
+              </w:rPr>
+              <w:t>(2)</w:t>
+            </w:r>
+          </w:p>
+        </w:tc>
+        <w:tc>
+          <w:tcPr>
+            <w:tcW w:w="0" w:type="auto"/>
+            <w:vAlign w:val="center"/>
+            <w:hideMark/>
+          </w:tcPr>
+          <w:p>
+            <w:pPr>
+              <w:spacing w:after="0" w:line="240" w:lineRule="auto"/>
+              <w:jc w:val="center"/>
+              <w:rPr>
+                <w:rFonts w:ascii="-webkit-standard" w:eastAsia="Times New Roman" w:hAnsi="-webkit-standard"/>
+                <w:kern w:val="0"/>
+                <w14:ligatures w14:val="none"/>
+              </w:rPr>
+            </w:pPr>
+            <w:r>
+              <w:rPr>
+                <w:rFonts w:ascii="-webkit-standard" w:eastAsia="Times New Roman" w:hAnsi="-webkit-standard"/>
+                <w:kern w:val="0"/>
+                <w14:ligatures w14:val="none"/>
+              </w:rPr>
+              <w:t>(3)</w:t>
+            </w:r>
+          </w:p>
+        </w:tc>
+      </w:tr>
+      <w:tr>
+        <w:trPr>
+          <w:trHeight w:val="28"/>
+          <w:tblCellSpacing w:w="15" w:type="dxa"/>
+        </w:trPr>
+        <w:tc>
+          <w:tcPr>
+            <w:tcW w:w="0" w:type="auto"/>
+            <w:gridSpan w:val="4"/>
+            <w:tcBorders>
+              <w:bottom w:val="single" w:sz="6" w:space="0" w:color="000000"/>
+            </w:tcBorders>
+            <w:vAlign w:val="center"/>
+            <w:hideMark/>
+          </w:tcPr>
+          <w:p>
+            <w:pPr>
+              <w:spacing w:after="0" w:line="240" w:lineRule="auto"/>
+              <w:jc w:val="center"/>
+              <w:rPr>
+                <w:rFonts w:ascii="-webkit-standard" w:eastAsia="Times New Roman" w:hAnsi="-webkit-standard"/>
+                <w:kern w:val="0"/>
+                <w14:ligatures w14:val="none"/>
+              </w:rPr>
+            </w:pPr>
+          </w:p>
+        </w:tc>
+      </w:tr>
+      <w:tr>
+        <w:trPr>
+          <w:trHeight w:val="296"/>
+          <w:tblCellSpacing w:w="15" w:type="dxa"/>
+        </w:trPr>
+        <w:tc>
+          <w:tcPr>
+            <w:tcW w:w="0" w:type="auto"/>
+            <w:vAlign w:val="center"/>
+            <w:hideMark/>
+          </w:tcPr>
+          <w:p>
+            <w:pPr>
+              <w:spacing w:after="0" w:line="240" w:lineRule="auto"/>
+              <w:rPr>
+                <w:rFonts w:ascii="-webkit-standard" w:eastAsia="Times New Roman" w:hAnsi="-webkit-standard"/>
+                <w:kern w:val="0"/>
+                <w14:ligatures w14:val="none"/>
+              </w:rPr>
+            </w:pPr>
+            <w:r>
+              <w:rPr>
+                <w:rFonts w:ascii="-webkit-standard" w:eastAsia="Times New Roman" w:hAnsi="-webkit-standard"/>
+                <w:kern w:val="0"/>
+                <w14:ligatures w14:val="none"/>
+              </w:rPr>
+              <w:t>Autocracy score</w:t>
+            </w:r>
+          </w:p>
+        </w:tc>
+        <w:tc>
+          <w:tcPr>
+            <w:tcW w:w="0" w:type="auto"/>
+            <w:vAlign w:val="center"/>
+            <w:hideMark/>
+          </w:tcPr>
+          <w:p>
+            <w:pPr>
+              <w:spacing w:after="0" w:line="240" w:lineRule="auto"/>
+              <w:jc w:val="center"/>
+              <w:rPr>
+                <w:rFonts w:ascii="-webkit-standard" w:eastAsia="Times New Roman" w:hAnsi="-webkit-standard"/>
+                <w:kern w:val="0"/>
+                <w14:ligatures w14:val="none"/>
+              </w:rPr>
+            </w:pPr>
+            <w:r>
+              <w:rPr>
+                <w:rFonts w:ascii="-webkit-standard" w:eastAsia="Times New Roman" w:hAnsi="-webkit-standard"/>
+                <w:kern w:val="0"/>
+                <w14:ligatures w14:val="none"/>
+              </w:rPr>
+              <w:t>3.386</w:t>
+            </w:r>
+            <w:r>
+              <w:rPr>
+                <w:rFonts w:ascii="-webkit-standard" w:eastAsia="Times New Roman" w:hAnsi="-webkit-standard"/>
+                <w:kern w:val="0"/>
+                <w:vertAlign w:val="superscript"/>
+                <w14:ligatures w14:val="none"/>
+              </w:rPr>
+              <w:t>***</w:t>
+            </w:r>
+          </w:p>
+        </w:tc>
+        <w:tc>
+          <w:tcPr>
+            <w:tcW w:w="0" w:type="auto"/>
+            <w:vAlign w:val="center"/>
+            <w:hideMark/>
+          </w:tcPr>
+          <w:p>
+            <w:pPr>
+              <w:spacing w:after="0" w:line="240" w:lineRule="auto"/>
+              <w:jc w:val="center"/>
+              <w:rPr>
+                <w:rFonts w:ascii="-webkit-standard" w:eastAsia="Times New Roman" w:hAnsi="-webkit-standard"/>
+                <w:kern w:val="0"/>
+                <w14:ligatures w14:val="none"/>
+              </w:rPr>
+            </w:pPr>
+            <w:r>
+              <w:rPr>
+                <w:rFonts w:ascii="-webkit-standard" w:eastAsia="Times New Roman" w:hAnsi="-webkit-standard"/>
+                <w:kern w:val="0"/>
+                <w14:ligatures w14:val="none"/>
+              </w:rPr>
+              <w:t>3.306</w:t>
+            </w:r>
+            <w:r>
+              <w:rPr>
+                <w:rFonts w:ascii="-webkit-standard" w:eastAsia="Times New Roman" w:hAnsi="-webkit-standard"/>
+                <w:kern w:val="0"/>
+                <w:vertAlign w:val="superscript"/>
+                <w14:ligatures w14:val="none"/>
+              </w:rPr>
+              <w:t>***</w:t>
+            </w:r>
+          </w:p>
+        </w:tc>
+        <w:tc>
+          <w:tcPr>
+            <w:tcW w:w="0" w:type="auto"/>
+            <w:vAlign w:val="center"/>
+            <w:hideMark/>
+          </w:tcPr>
+          <w:p>
+            <w:pPr>
+              <w:spacing w:after="0" w:line="240" w:lineRule="auto"/>
+              <w:jc w:val="center"/>
+              <w:rPr>
+                <w:rFonts w:ascii="-webkit-standard" w:eastAsia="Times New Roman" w:hAnsi="-webkit-standard"/>
+                <w:kern w:val="0"/>
+                <w14:ligatures w14:val="none"/>
+              </w:rPr>
+            </w:pPr>
+            <w:r>
+              <w:rPr>
+                <w:rFonts w:ascii="-webkit-standard" w:eastAsia="Times New Roman" w:hAnsi="-webkit-standard"/>
+                <w:kern w:val="0"/>
+                <w14:ligatures w14:val="none"/>
+              </w:rPr>
+              <w:t>1.840</w:t>
+            </w:r>
+          </w:p>
+        </w:tc>
+      </w:tr>
+      <w:tr>
+        <w:trPr>
+          <w:trHeight w:val="296"/>
+          <w:tblCellSpacing w:w="15" w:type="dxa"/>
+        </w:trPr>
+        <w:tc>
+          <w:tcPr>
+            <w:tcW w:w="0" w:type="auto"/>
+            <w:vAlign w:val="center"/>
+            <w:hideMark/>
+          </w:tcPr>
+          <w:p>
+            <w:pPr>
+              <w:spacing w:after="0" w:line="240" w:lineRule="auto"/>
+              <w:jc w:val="center"/>
+              <w:rPr>
+                <w:rFonts w:ascii="-webkit-standard" w:eastAsia="Times New Roman" w:hAnsi="-webkit-standard"/>
+                <w:kern w:val="0"/>
+                <w14:ligatures w14:val="none"/>
+              </w:rPr>
+            </w:pPr>
+          </w:p>
+        </w:tc>
+        <w:tc>
+          <w:tcPr>
+            <w:tcW w:w="0" w:type="auto"/>
+            <w:vAlign w:val="center"/>
+            <w:hideMark/>
+          </w:tcPr>
+          <w:p>
+            <w:pPr>
+              <w:spacing w:after="0" w:line="240" w:lineRule="auto"/>
+              <w:jc w:val="center"/>
+              <w:rPr>
+                <w:rFonts w:ascii="-webkit-standard" w:eastAsia="Times New Roman" w:hAnsi="-webkit-standard"/>
+                <w:kern w:val="0"/>
+                <w14:ligatures w14:val="none"/>
+              </w:rPr>
+            </w:pPr>
+            <w:r>
+              <w:rPr>
+                <w:rFonts w:ascii="-webkit-standard" w:eastAsia="Times New Roman" w:hAnsi="-webkit-standard"/>
+                <w:kern w:val="0"/>
+                <w14:ligatures w14:val="none"/>
+              </w:rPr>
+              <w:t>(0.237)</w:t>
+            </w:r>
+          </w:p>
+        </w:tc>
+        <w:tc>
+          <w:tcPr>
+            <w:tcW w:w="0" w:type="auto"/>
+            <w:vAlign w:val="center"/>
+            <w:hideMark/>
+          </w:tcPr>
+          <w:p>
+            <w:pPr>
+              <w:spacing w:after="0" w:line="240" w:lineRule="auto"/>
+              <w:jc w:val="center"/>
+              <w:rPr>
+                <w:rFonts w:ascii="-webkit-standard" w:eastAsia="Times New Roman" w:hAnsi="-webkit-standard"/>
+                <w:kern w:val="0"/>
+                <w14:ligatures w14:val="none"/>
+              </w:rPr>
+            </w:pPr>
+            <w:r>
+              <w:rPr>
+                <w:rFonts w:ascii="-webkit-standard" w:eastAsia="Times New Roman" w:hAnsi="-webkit-standard"/>
+                <w:kern w:val="0"/>
+                <w14:ligatures w14:val="none"/>
+              </w:rPr>
+              <w:t>(0.685)</w:t>
+            </w:r>
+          </w:p>
+        </w:tc>
+        <w:tc>
+          <w:tcPr>
+            <w:tcW w:w="0" w:type="auto"/>
+            <w:vAlign w:val="center"/>
+            <w:hideMark/>
+          </w:tcPr>
+          <w:p>
+            <w:pPr>
+              <w:spacing w:after="0" w:line="240" w:lineRule="auto"/>
+              <w:jc w:val="center"/>
+              <w:rPr>
+                <w:rFonts w:ascii="-webkit-standard" w:eastAsia="Times New Roman" w:hAnsi="-webkit-standard"/>
+                <w:kern w:val="0"/>
+                <w14:ligatures w14:val="none"/>
+              </w:rPr>
+            </w:pPr>
+            <w:r>
+              <w:rPr>
+                <w:rFonts w:ascii="-webkit-standard" w:eastAsia="Times New Roman" w:hAnsi="-webkit-standard"/>
+                <w:kern w:val="0"/>
+                <w14:ligatures w14:val="none"/>
+              </w:rPr>
+              <w:t>(2.049)</w:t>
+            </w:r>
+          </w:p>
+        </w:tc>
+      </w:tr>
+      <w:tr>
+        <w:trPr>
+          <w:trHeight w:hRule="exact" w:val="20"/>
+          <w:tblCellSpacing w:w="15" w:type="dxa"/>
+        </w:trPr>
+        <w:tc>
+          <w:tcPr>
+            <w:tcW w:w="0" w:type="auto"/>
+            <w:vAlign w:val="center"/>
+            <w:hideMark/>
+          </w:tcPr>
+          <w:p>
+            <w:pPr>
+              <w:spacing w:after="0" w:line="240" w:lineRule="auto"/>
+              <w:jc w:val="center"/>
+              <w:rPr>
+                <w:rFonts w:ascii="-webkit-standard" w:eastAsia="Times New Roman" w:hAnsi="-webkit-standard"/>
+                <w:kern w:val="0"/>
+                <w14:ligatures w14:val="none"/>
+              </w:rPr>
+            </w:pPr>
+          </w:p>
+        </w:tc>
+        <w:tc>
+          <w:tcPr>
+            <w:tcW w:w="0" w:type="auto"/>
+            <w:vAlign w:val="center"/>
+            <w:hideMark/>
+          </w:tcPr>
+          <w:p>
+            <w:pPr>
+              <w:spacing w:after="0" w:line="240" w:lineRule="auto"/>
+              <w:rPr>
+                <w:rFonts w:eastAsia="Times New Roman"/>
+                <w:kern w:val="0"/>
+                <w:sz w:val="20"/>
+                <w:szCs w:val="20"/>
+                <w14:ligatures w14:val="none"/>
+              </w:rPr>
+            </w:pPr>
+          </w:p>
+        </w:tc>
+        <w:tc>
+          <w:tcPr>
+            <w:tcW w:w="0" w:type="auto"/>
+            <w:vAlign w:val="center"/>
+            <w:hideMark/>
+          </w:tcPr>
+          <w:p>
+            <w:pPr>
+              <w:spacing w:after="0" w:line="240" w:lineRule="auto"/>
+              <w:jc w:val="center"/>
+              <w:rPr>
+                <w:rFonts w:eastAsia="Times New Roman"/>
+                <w:kern w:val="0"/>
+                <w:sz w:val="20"/>
+                <w:szCs w:val="20"/>
+                <w14:ligatures w14:val="none"/>
+              </w:rPr>
+            </w:pPr>
+          </w:p>
+        </w:tc>
+        <w:tc>
+          <w:tcPr>
+            <w:tcW w:w="0" w:type="auto"/>
+            <w:vAlign w:val="center"/>
+            <w:hideMark/>
+          </w:tcPr>
+          <w:p>
+            <w:pPr>
+              <w:spacing w:after="0" w:line="240" w:lineRule="auto"/>
+              <w:jc w:val="center"/>
+              <w:rPr>
+                <w:rFonts w:eastAsia="Times New Roman"/>
+                <w:kern w:val="0"/>
+                <w:sz w:val="20"/>
+                <w:szCs w:val="20"/>
+                <w14:ligatures w14:val="none"/>
+              </w:rPr>
+            </w:pPr>
+          </w:p>
+        </w:tc>
+      </w:tr>
+      <w:tr>
+        <w:trPr>
+          <w:trHeight w:val="296"/>
+          <w:tblCellSpacing w:w="15" w:type="dxa"/>
+        </w:trPr>
+        <w:tc>
+          <w:tcPr>
+            <w:tcW w:w="0" w:type="auto"/>
+            <w:vAlign w:val="center"/>
+            <w:hideMark/>
+          </w:tcPr>
+          <w:p>
+            <w:pPr>
+              <w:spacing w:after="0" w:line="240" w:lineRule="auto"/>
+              <w:rPr>
+                <w:rFonts w:ascii="-webkit-standard" w:eastAsia="Times New Roman" w:hAnsi="-webkit-standard"/>
+                <w:kern w:val="0"/>
+                <w14:ligatures w14:val="none"/>
+              </w:rPr>
+            </w:pPr>
+            <w:r>
+              <w:rPr>
+                <w:rFonts w:ascii="-webkit-standard" w:eastAsia="Times New Roman" w:hAnsi="-webkit-standard"/>
+                <w:kern w:val="0"/>
+                <w14:ligatures w14:val="none"/>
+              </w:rPr>
+              <w:t>Log GDP per capita</w:t>
+            </w:r>
+          </w:p>
+        </w:tc>
+        <w:tc>
+          <w:tcPr>
+            <w:tcW w:w="0" w:type="auto"/>
+            <w:vAlign w:val="center"/>
+            <w:hideMark/>
+          </w:tcPr>
+          <w:p>
+            <w:pPr>
+              <w:spacing w:after="0" w:line="240" w:lineRule="auto"/>
+              <w:rPr>
+                <w:rFonts w:ascii="-webkit-standard" w:eastAsia="Times New Roman" w:hAnsi="-webkit-standard"/>
+                <w:kern w:val="0"/>
+                <w14:ligatures w14:val="none"/>
+              </w:rPr>
+            </w:pPr>
+          </w:p>
+        </w:tc>
+        <w:tc>
+          <w:tcPr>
+            <w:tcW w:w="0" w:type="auto"/>
+            <w:vAlign w:val="center"/>
+            <w:hideMark/>
+          </w:tcPr>
+          <w:p>
+            <w:pPr>
+              <w:spacing w:after="0" w:line="240" w:lineRule="auto"/>
+              <w:jc w:val="center"/>
+              <w:rPr>
+                <w:rFonts w:ascii="-webkit-standard" w:eastAsia="Times New Roman" w:hAnsi="-webkit-standard"/>
+                <w:kern w:val="0"/>
+                <w14:ligatures w14:val="none"/>
+              </w:rPr>
+            </w:pPr>
+            <w:r>
+              <w:rPr>
+                <w:rFonts w:ascii="-webkit-standard" w:eastAsia="Times New Roman" w:hAnsi="-webkit-standard"/>
+                <w:kern w:val="0"/>
+                <w14:ligatures w14:val="none"/>
+              </w:rPr>
+              <w:t>-2.570</w:t>
+            </w:r>
+            <w:r>
+              <w:rPr>
+                <w:rFonts w:ascii="-webkit-standard" w:eastAsia="Times New Roman" w:hAnsi="-webkit-standard"/>
+                <w:kern w:val="0"/>
+                <w:vertAlign w:val="superscript"/>
+                <w14:ligatures w14:val="none"/>
+              </w:rPr>
+              <w:t>***</w:t>
+            </w:r>
+          </w:p>
+        </w:tc>
+        <w:tc>
+          <w:tcPr>
+            <w:tcW w:w="0" w:type="auto"/>
+            <w:vAlign w:val="center"/>
+            <w:hideMark/>
+          </w:tcPr>
+          <w:p>
+            <w:pPr>
+              <w:spacing w:after="0" w:line="240" w:lineRule="auto"/>
+              <w:jc w:val="center"/>
+              <w:rPr>
+                <w:rFonts w:ascii="-webkit-standard" w:eastAsia="Times New Roman" w:hAnsi="-webkit-standard"/>
+                <w:kern w:val="0"/>
+                <w14:ligatures w14:val="none"/>
+              </w:rPr>
+            </w:pPr>
+            <w:r>
+              <w:rPr>
+                <w:rFonts w:ascii="-webkit-standard" w:eastAsia="Times New Roman" w:hAnsi="-webkit-standard"/>
+                <w:kern w:val="0"/>
+                <w14:ligatures w14:val="none"/>
+              </w:rPr>
+              <w:t>-7.658</w:t>
+            </w:r>
+          </w:p>
+        </w:tc>
+      </w:tr>
+      <w:tr>
+        <w:trPr>
+          <w:trHeight w:val="296"/>
+          <w:tblCellSpacing w:w="15" w:type="dxa"/>
+        </w:trPr>
+        <w:tc>
+          <w:tcPr>
+            <w:tcW w:w="0" w:type="auto"/>
+            <w:vAlign w:val="center"/>
+            <w:hideMark/>
+          </w:tcPr>
+          <w:p>
+            <w:pPr>
+              <w:spacing w:after="0" w:line="240" w:lineRule="auto"/>
+              <w:jc w:val="center"/>
+              <w:rPr>
+                <w:rFonts w:ascii="-webkit-standard" w:eastAsia="Times New Roman" w:hAnsi="-webkit-standard"/>
+                <w:kern w:val="0"/>
+                <w14:ligatures w14:val="none"/>
+              </w:rPr>
+            </w:pPr>
+          </w:p>
+        </w:tc>
+        <w:tc>
+          <w:tcPr>
+            <w:tcW w:w="0" w:type="auto"/>
+            <w:vAlign w:val="center"/>
+            <w:hideMark/>
+          </w:tcPr>
+          <w:p>
+            <w:pPr>
+              <w:spacing w:after="0" w:line="240" w:lineRule="auto"/>
+              <w:rPr>
+                <w:rFonts w:eastAsia="Times New Roman"/>
+                <w:kern w:val="0"/>
+                <w:sz w:val="20"/>
+                <w:szCs w:val="20"/>
+                <w14:ligatures w14:val="none"/>
+              </w:rPr>
+            </w:pPr>
+          </w:p>
+        </w:tc>
+        <w:tc>
+          <w:tcPr>
+            <w:tcW w:w="0" w:type="auto"/>
+            <w:vAlign w:val="center"/>
+            <w:hideMark/>
+          </w:tcPr>
+          <w:p>
+            <w:pPr>
+              <w:spacing w:after="0" w:line="240" w:lineRule="auto"/>
+              <w:jc w:val="center"/>
+              <w:rPr>
+                <w:rFonts w:ascii="-webkit-standard" w:eastAsia="Times New Roman" w:hAnsi="-webkit-standard"/>
+                <w:kern w:val="0"/>
+                <w14:ligatures w14:val="none"/>
+              </w:rPr>
+            </w:pPr>
+            <w:r>
+              <w:rPr>
+                <w:rFonts w:ascii="-webkit-standard" w:eastAsia="Times New Roman" w:hAnsi="-webkit-standard"/>
+                <w:kern w:val="0"/>
+                <w14:ligatures w14:val="none"/>
+              </w:rPr>
+              <w:t>(0.874)</w:t>
+            </w:r>
+          </w:p>
+        </w:tc>
+        <w:tc>
+          <w:tcPr>
+            <w:tcW w:w="0" w:type="auto"/>
+            <w:vAlign w:val="center"/>
+            <w:hideMark/>
+          </w:tcPr>
+          <w:p>
+            <w:pPr>
+              <w:spacing w:after="0" w:line="240" w:lineRule="auto"/>
+              <w:jc w:val="center"/>
+              <w:rPr>
+                <w:rFonts w:ascii="-webkit-standard" w:eastAsia="Times New Roman" w:hAnsi="-webkit-standard"/>
+                <w:kern w:val="0"/>
+                <w14:ligatures w14:val="none"/>
+              </w:rPr>
+            </w:pPr>
+            <w:r>
+              <w:rPr>
+                <w:rFonts w:ascii="-webkit-standard" w:eastAsia="Times New Roman" w:hAnsi="-webkit-standard"/>
+                <w:kern w:val="0"/>
+                <w14:ligatures w14:val="none"/>
+              </w:rPr>
+              <w:t>(7.602)</w:t>
+            </w:r>
+          </w:p>
+        </w:tc>
+      </w:tr>
+      <w:tr>
+        <w:trPr>
+          <w:trHeight w:hRule="exact" w:val="20"/>
+          <w:tblCellSpacing w:w="15" w:type="dxa"/>
+        </w:trPr>
+        <w:tc>
+          <w:tcPr>
+            <w:tcW w:w="0" w:type="auto"/>
+            <w:vAlign w:val="center"/>
+            <w:hideMark/>
+          </w:tcPr>
+          <w:p>
+            <w:pPr>
+              <w:spacing w:after="0" w:line="240" w:lineRule="auto"/>
+              <w:jc w:val="center"/>
+              <w:rPr>
+                <w:rFonts w:ascii="-webkit-standard" w:eastAsia="Times New Roman" w:hAnsi="-webkit-standard"/>
+                <w:kern w:val="0"/>
+                <w14:ligatures w14:val="none"/>
+              </w:rPr>
+            </w:pPr>
+          </w:p>
+        </w:tc>
+        <w:tc>
+          <w:tcPr>
+            <w:tcW w:w="0" w:type="auto"/>
+            <w:vAlign w:val="center"/>
+            <w:hideMark/>
+          </w:tcPr>
+          <w:p>
+            <w:pPr>
+              <w:spacing w:after="0" w:line="240" w:lineRule="auto"/>
+              <w:rPr>
+                <w:rFonts w:eastAsia="Times New Roman"/>
+                <w:kern w:val="0"/>
+                <w:sz w:val="20"/>
+                <w:szCs w:val="20"/>
+                <w14:ligatures w14:val="none"/>
+              </w:rPr>
+            </w:pPr>
+          </w:p>
+        </w:tc>
+        <w:tc>
+          <w:tcPr>
+            <w:tcW w:w="0" w:type="auto"/>
+            <w:vAlign w:val="center"/>
+            <w:hideMark/>
+          </w:tcPr>
+          <w:p>
+            <w:pPr>
+              <w:spacing w:after="0" w:line="240" w:lineRule="auto"/>
+              <w:jc w:val="center"/>
+              <w:rPr>
+                <w:rFonts w:eastAsia="Times New Roman"/>
+                <w:kern w:val="0"/>
+                <w:sz w:val="20"/>
+                <w:szCs w:val="20"/>
+                <w14:ligatures w14:val="none"/>
+              </w:rPr>
+            </w:pPr>
+          </w:p>
+        </w:tc>
+        <w:tc>
+          <w:tcPr>
+            <w:tcW w:w="0" w:type="auto"/>
+            <w:vAlign w:val="center"/>
+            <w:hideMark/>
+          </w:tcPr>
+          <w:p>
+            <w:pPr>
+              <w:spacing w:after="0" w:line="240" w:lineRule="auto"/>
+              <w:jc w:val="center"/>
+              <w:rPr>
+                <w:rFonts w:eastAsia="Times New Roman"/>
+                <w:kern w:val="0"/>
+                <w:sz w:val="20"/>
+                <w:szCs w:val="20"/>
+                <w14:ligatures w14:val="none"/>
+              </w:rPr>
+            </w:pPr>
+          </w:p>
+        </w:tc>
+      </w:tr>
+      <w:tr>
+        <w:trPr>
+          <w:trHeight w:val="296"/>
+          <w:tblCellSpacing w:w="15" w:type="dxa"/>
+        </w:trPr>
+        <w:tc>
+          <w:tcPr>
+            <w:tcW w:w="0" w:type="auto"/>
+            <w:vAlign w:val="center"/>
+            <w:hideMark/>
+          </w:tcPr>
+          <w:p>
+            <w:pPr>
+              <w:spacing w:after="0" w:line="240" w:lineRule="auto"/>
+              <w:rPr>
+                <w:rFonts w:ascii="-webkit-standard" w:eastAsia="Times New Roman" w:hAnsi="-webkit-standard"/>
+                <w:kern w:val="0"/>
+                <w14:ligatures w14:val="none"/>
+              </w:rPr>
+            </w:pPr>
+            <w:r>
+              <w:rPr>
+                <w:rFonts w:ascii="-webkit-standard" w:eastAsia="Times New Roman" w:hAnsi="-webkit-standard"/>
+                <w:kern w:val="0"/>
+                <w14:ligatures w14:val="none"/>
+              </w:rPr>
+              <w:t>Corruption Perceptions Index</w:t>
+            </w:r>
+          </w:p>
+        </w:tc>
+        <w:tc>
+          <w:tcPr>
+            <w:tcW w:w="0" w:type="auto"/>
+            <w:vAlign w:val="center"/>
+            <w:hideMark/>
+          </w:tcPr>
+          <w:p>
+            <w:pPr>
+              <w:spacing w:after="0" w:line="240" w:lineRule="auto"/>
+              <w:rPr>
+                <w:rFonts w:ascii="-webkit-standard" w:eastAsia="Times New Roman" w:hAnsi="-webkit-standard"/>
+                <w:kern w:val="0"/>
+                <w14:ligatures w14:val="none"/>
+              </w:rPr>
+            </w:pPr>
+          </w:p>
+        </w:tc>
+        <w:tc>
+          <w:tcPr>
+            <w:tcW w:w="0" w:type="auto"/>
+            <w:vAlign w:val="center"/>
+            <w:hideMark/>
+          </w:tcPr>
+          <w:p>
+            <w:pPr>
+              <w:spacing w:after="0" w:line="240" w:lineRule="auto"/>
+              <w:jc w:val="center"/>
+              <w:rPr>
+                <w:rFonts w:ascii="-webkit-standard" w:eastAsia="Times New Roman" w:hAnsi="-webkit-standard"/>
+                <w:kern w:val="0"/>
+                <w14:ligatures w14:val="none"/>
+              </w:rPr>
+            </w:pPr>
+            <w:r>
+              <w:rPr>
+                <w:rFonts w:ascii="-webkit-standard" w:eastAsia="Times New Roman" w:hAnsi="-webkit-standard"/>
+                <w:kern w:val="0"/>
+                <w14:ligatures w14:val="none"/>
+              </w:rPr>
+              <w:t>-0.071</w:t>
+            </w:r>
+            <w:r>
+              <w:rPr>
+                <w:rFonts w:ascii="-webkit-standard" w:eastAsia="Times New Roman" w:hAnsi="-webkit-standard"/>
+                <w:kern w:val="0"/>
+                <w:vertAlign w:val="superscript"/>
+                <w14:ligatures w14:val="none"/>
+              </w:rPr>
+              <w:t>*</w:t>
+            </w:r>
+          </w:p>
+        </w:tc>
+        <w:tc>
+          <w:tcPr>
+            <w:tcW w:w="0" w:type="auto"/>
+            <w:vAlign w:val="center"/>
+            <w:hideMark/>
+          </w:tcPr>
+          <w:p>
+            <w:pPr>
+              <w:spacing w:after="0" w:line="240" w:lineRule="auto"/>
+              <w:jc w:val="center"/>
+              <w:rPr>
+                <w:rFonts w:ascii="-webkit-standard" w:eastAsia="Times New Roman" w:hAnsi="-webkit-standard"/>
+                <w:kern w:val="0"/>
+                <w14:ligatures w14:val="none"/>
+              </w:rPr>
+            </w:pPr>
+            <w:r>
+              <w:rPr>
+                <w:rFonts w:ascii="-webkit-standard" w:eastAsia="Times New Roman" w:hAnsi="-webkit-standard"/>
+                <w:kern w:val="0"/>
+                <w14:ligatures w14:val="none"/>
+              </w:rPr>
+              <w:t>0.017</w:t>
+            </w:r>
+          </w:p>
+        </w:tc>
+      </w:tr>
+      <w:tr>
+        <w:trPr>
+          <w:trHeight w:val="296"/>
+          <w:tblCellSpacing w:w="15" w:type="dxa"/>
+        </w:trPr>
+        <w:tc>
+          <w:tcPr>
+            <w:tcW w:w="0" w:type="auto"/>
+            <w:vAlign w:val="center"/>
+            <w:hideMark/>
+          </w:tcPr>
+          <w:p>
+            <w:pPr>
+              <w:spacing w:after="0" w:line="240" w:lineRule="auto"/>
+              <w:jc w:val="center"/>
+              <w:rPr>
+                <w:rFonts w:ascii="-webkit-standard" w:eastAsia="Times New Roman" w:hAnsi="-webkit-standard"/>
+                <w:kern w:val="0"/>
+                <w14:ligatures w14:val="none"/>
+              </w:rPr>
+            </w:pPr>
+          </w:p>
+        </w:tc>
+        <w:tc>
+          <w:tcPr>
+            <w:tcW w:w="0" w:type="auto"/>
+            <w:vAlign w:val="center"/>
+            <w:hideMark/>
+          </w:tcPr>
+          <w:p>
+            <w:pPr>
+              <w:spacing w:after="0" w:line="240" w:lineRule="auto"/>
+              <w:rPr>
+                <w:rFonts w:eastAsia="Times New Roman"/>
+                <w:kern w:val="0"/>
+                <w:sz w:val="20"/>
+                <w:szCs w:val="20"/>
+                <w14:ligatures w14:val="none"/>
+              </w:rPr>
+            </w:pPr>
+          </w:p>
+        </w:tc>
+        <w:tc>
+          <w:tcPr>
+            <w:tcW w:w="0" w:type="auto"/>
+            <w:vAlign w:val="center"/>
+            <w:hideMark/>
+          </w:tcPr>
+          <w:p>
+            <w:pPr>
+              <w:spacing w:after="0" w:line="240" w:lineRule="auto"/>
+              <w:jc w:val="center"/>
+              <w:rPr>
+                <w:rFonts w:ascii="-webkit-standard" w:eastAsia="Times New Roman" w:hAnsi="-webkit-standard"/>
+                <w:kern w:val="0"/>
+                <w14:ligatures w14:val="none"/>
+              </w:rPr>
+            </w:pPr>
+            <w:r>
+              <w:rPr>
+                <w:rFonts w:ascii="-webkit-standard" w:eastAsia="Times New Roman" w:hAnsi="-webkit-standard"/>
+                <w:kern w:val="0"/>
+                <w14:ligatures w14:val="none"/>
+              </w:rPr>
+              <w:t>(0.037)</w:t>
+            </w:r>
+          </w:p>
+        </w:tc>
+        <w:tc>
+          <w:tcPr>
+            <w:tcW w:w="0" w:type="auto"/>
+            <w:vAlign w:val="center"/>
+            <w:hideMark/>
+          </w:tcPr>
+          <w:p>
+            <w:pPr>
+              <w:spacing w:after="0" w:line="240" w:lineRule="auto"/>
+              <w:jc w:val="center"/>
+              <w:rPr>
+                <w:rFonts w:ascii="-webkit-standard" w:eastAsia="Times New Roman" w:hAnsi="-webkit-standard"/>
+                <w:kern w:val="0"/>
+                <w14:ligatures w14:val="none"/>
+              </w:rPr>
+            </w:pPr>
+            <w:r>
+              <w:rPr>
+                <w:rFonts w:ascii="-webkit-standard" w:eastAsia="Times New Roman" w:hAnsi="-webkit-standard"/>
+                <w:kern w:val="0"/>
+                <w14:ligatures w14:val="none"/>
+              </w:rPr>
+              <w:t>(0.152)</w:t>
+            </w:r>
+          </w:p>
+        </w:tc>
+      </w:tr>
+      <w:tr>
+        <w:trPr>
+          <w:trHeight w:hRule="exact" w:val="20"/>
+          <w:tblCellSpacing w:w="15" w:type="dxa"/>
+        </w:trPr>
+        <w:tc>
+          <w:tcPr>
+            <w:tcW w:w="0" w:type="auto"/>
+            <w:vAlign w:val="center"/>
+            <w:hideMark/>
+          </w:tcPr>
+          <w:p>
+            <w:pPr>
+              <w:spacing w:after="0" w:line="240" w:lineRule="auto"/>
+              <w:jc w:val="center"/>
+              <w:rPr>
+                <w:rFonts w:ascii="-webkit-standard" w:eastAsia="Times New Roman" w:hAnsi="-webkit-standard"/>
+                <w:kern w:val="0"/>
+                <w14:ligatures w14:val="none"/>
+              </w:rPr>
+            </w:pPr>
+          </w:p>
+        </w:tc>
+        <w:tc>
+          <w:tcPr>
+            <w:tcW w:w="0" w:type="auto"/>
+            <w:vAlign w:val="center"/>
+            <w:hideMark/>
+          </w:tcPr>
+          <w:p>
+            <w:pPr>
+              <w:spacing w:after="0" w:line="240" w:lineRule="auto"/>
+              <w:rPr>
+                <w:rFonts w:eastAsia="Times New Roman"/>
+                <w:kern w:val="0"/>
+                <w:sz w:val="20"/>
+                <w:szCs w:val="20"/>
+                <w14:ligatures w14:val="none"/>
+              </w:rPr>
+            </w:pPr>
+          </w:p>
+        </w:tc>
+        <w:tc>
+          <w:tcPr>
+            <w:tcW w:w="0" w:type="auto"/>
+            <w:vAlign w:val="center"/>
+            <w:hideMark/>
+          </w:tcPr>
+          <w:p>
+            <w:pPr>
+              <w:spacing w:after="0" w:line="240" w:lineRule="auto"/>
+              <w:jc w:val="center"/>
+              <w:rPr>
+                <w:rFonts w:eastAsia="Times New Roman"/>
+                <w:kern w:val="0"/>
+                <w:sz w:val="20"/>
+                <w:szCs w:val="20"/>
+                <w14:ligatures w14:val="none"/>
+              </w:rPr>
+            </w:pPr>
+          </w:p>
+        </w:tc>
+        <w:tc>
+          <w:tcPr>
+            <w:tcW w:w="0" w:type="auto"/>
+            <w:vAlign w:val="center"/>
+            <w:hideMark/>
+          </w:tcPr>
+          <w:p>
+            <w:pPr>
+              <w:spacing w:after="0" w:line="240" w:lineRule="auto"/>
+              <w:jc w:val="center"/>
+              <w:rPr>
+                <w:rFonts w:eastAsia="Times New Roman"/>
+                <w:kern w:val="0"/>
+                <w:sz w:val="20"/>
+                <w:szCs w:val="20"/>
+                <w14:ligatures w14:val="none"/>
+              </w:rPr>
+            </w:pPr>
+          </w:p>
+        </w:tc>
+      </w:tr>
+      <w:tr>
+        <w:trPr>
+          <w:trHeight w:val="296"/>
+          <w:tblCellSpacing w:w="15" w:type="dxa"/>
+        </w:trPr>
+        <w:tc>
+          <w:tcPr>
+            <w:tcW w:w="0" w:type="auto"/>
+            <w:vAlign w:val="center"/>
+            <w:hideMark/>
+          </w:tcPr>
+          <w:p>
+            <w:pPr>
+              <w:spacing w:after="0" w:line="240" w:lineRule="auto"/>
+              <w:rPr>
+                <w:rFonts w:ascii="-webkit-standard" w:eastAsia="Times New Roman" w:hAnsi="-webkit-standard"/>
+                <w:kern w:val="0"/>
+                <w14:ligatures w14:val="none"/>
+              </w:rPr>
+            </w:pPr>
+            <w:r>
+              <w:rPr>
+                <w:rFonts w:ascii="-webkit-standard" w:eastAsia="Times New Roman" w:hAnsi="-webkit-standard"/>
+                <w:kern w:val="0"/>
+                <w14:ligatures w14:val="none"/>
+              </w:rPr>
+              <w:t>Extreme poverty share</w:t>
+            </w:r>
+          </w:p>
+        </w:tc>
+        <w:tc>
+          <w:tcPr>
+            <w:tcW w:w="0" w:type="auto"/>
+            <w:vAlign w:val="center"/>
+            <w:hideMark/>
+          </w:tcPr>
+          <w:p>
+            <w:pPr>
+              <w:spacing w:after="0" w:line="240" w:lineRule="auto"/>
+              <w:rPr>
+                <w:rFonts w:ascii="-webkit-standard" w:eastAsia="Times New Roman" w:hAnsi="-webkit-standard"/>
+                <w:kern w:val="0"/>
+                <w14:ligatures w14:val="none"/>
+              </w:rPr>
+            </w:pPr>
+          </w:p>
+        </w:tc>
+        <w:tc>
+          <w:tcPr>
+            <w:tcW w:w="0" w:type="auto"/>
+            <w:vAlign w:val="center"/>
+            <w:hideMark/>
+          </w:tcPr>
+          <w:p>
+            <w:pPr>
+              <w:spacing w:after="0" w:line="240" w:lineRule="auto"/>
+              <w:jc w:val="center"/>
+              <w:rPr>
+                <w:rFonts w:ascii="-webkit-standard" w:eastAsia="Times New Roman" w:hAnsi="-webkit-standard"/>
+                <w:kern w:val="0"/>
+                <w14:ligatures w14:val="none"/>
+              </w:rPr>
+            </w:pPr>
+            <w:r>
+              <w:rPr>
+                <w:rFonts w:ascii="-webkit-standard" w:eastAsia="Times New Roman" w:hAnsi="-webkit-standard"/>
+                <w:kern w:val="0"/>
+                <w14:ligatures w14:val="none"/>
+              </w:rPr>
+              <w:t>-0.032</w:t>
+            </w:r>
+          </w:p>
+        </w:tc>
+        <w:tc>
+          <w:tcPr>
+            <w:tcW w:w="0" w:type="auto"/>
+            <w:vAlign w:val="center"/>
+            <w:hideMark/>
+          </w:tcPr>
+          <w:p>
+            <w:pPr>
+              <w:spacing w:after="0" w:line="240" w:lineRule="auto"/>
+              <w:jc w:val="center"/>
+              <w:rPr>
+                <w:rFonts w:ascii="-webkit-standard" w:eastAsia="Times New Roman" w:hAnsi="-webkit-standard"/>
+                <w:kern w:val="0"/>
+                <w14:ligatures w14:val="none"/>
+              </w:rPr>
+            </w:pPr>
+            <w:r>
+              <w:rPr>
+                <w:rFonts w:ascii="-webkit-standard" w:eastAsia="Times New Roman" w:hAnsi="-webkit-standard"/>
+                <w:kern w:val="0"/>
+                <w14:ligatures w14:val="none"/>
+              </w:rPr>
+              <w:t>0.040</w:t>
+            </w:r>
+          </w:p>
+        </w:tc>
+      </w:tr>
+      <w:tr>
+        <w:trPr>
+          <w:trHeight w:val="296"/>
+          <w:tblCellSpacing w:w="15" w:type="dxa"/>
+        </w:trPr>
+        <w:tc>
+          <w:tcPr>
+            <w:tcW w:w="0" w:type="auto"/>
+            <w:vAlign w:val="center"/>
+            <w:hideMark/>
+          </w:tcPr>
+          <w:p>
+            <w:pPr>
+              <w:spacing w:after="0" w:line="240" w:lineRule="auto"/>
+              <w:jc w:val="center"/>
+              <w:rPr>
+                <w:rFonts w:ascii="-webkit-standard" w:eastAsia="Times New Roman" w:hAnsi="-webkit-standard"/>
+                <w:kern w:val="0"/>
+                <w14:ligatures w14:val="none"/>
+              </w:rPr>
+            </w:pPr>
+          </w:p>
+        </w:tc>
+        <w:tc>
+          <w:tcPr>
+            <w:tcW w:w="0" w:type="auto"/>
+            <w:vAlign w:val="center"/>
+            <w:hideMark/>
+          </w:tcPr>
+          <w:p>
+            <w:pPr>
+              <w:spacing w:after="0" w:line="240" w:lineRule="auto"/>
+              <w:rPr>
+                <w:rFonts w:eastAsia="Times New Roman"/>
+                <w:kern w:val="0"/>
+                <w:sz w:val="20"/>
+                <w:szCs w:val="20"/>
+                <w14:ligatures w14:val="none"/>
+              </w:rPr>
+            </w:pPr>
+          </w:p>
+        </w:tc>
+        <w:tc>
+          <w:tcPr>
+            <w:tcW w:w="0" w:type="auto"/>
+            <w:vAlign w:val="center"/>
+            <w:hideMark/>
+          </w:tcPr>
+          <w:p>
+            <w:pPr>
+              <w:spacing w:after="0" w:line="240" w:lineRule="auto"/>
+              <w:jc w:val="center"/>
+              <w:rPr>
+                <w:rFonts w:ascii="-webkit-standard" w:eastAsia="Times New Roman" w:hAnsi="-webkit-standard"/>
+                <w:kern w:val="0"/>
+                <w14:ligatures w14:val="none"/>
+              </w:rPr>
+            </w:pPr>
+            <w:r>
+              <w:rPr>
+                <w:rFonts w:ascii="-webkit-standard" w:eastAsia="Times New Roman" w:hAnsi="-webkit-standard"/>
+                <w:kern w:val="0"/>
+                <w14:ligatures w14:val="none"/>
+              </w:rPr>
+              <w:t>(0.047)</w:t>
+            </w:r>
+          </w:p>
+        </w:tc>
+        <w:tc>
+          <w:tcPr>
+            <w:tcW w:w="0" w:type="auto"/>
+            <w:vAlign w:val="center"/>
+            <w:hideMark/>
+          </w:tcPr>
+          <w:p>
+            <w:pPr>
+              <w:spacing w:after="0" w:line="240" w:lineRule="auto"/>
+              <w:jc w:val="center"/>
+              <w:rPr>
+                <w:rFonts w:ascii="-webkit-standard" w:eastAsia="Times New Roman" w:hAnsi="-webkit-standard"/>
+                <w:kern w:val="0"/>
+                <w14:ligatures w14:val="none"/>
+              </w:rPr>
+            </w:pPr>
+            <w:r>
+              <w:rPr>
+                <w:rFonts w:ascii="-webkit-standard" w:eastAsia="Times New Roman" w:hAnsi="-webkit-standard"/>
+                <w:kern w:val="0"/>
+                <w14:ligatures w14:val="none"/>
+              </w:rPr>
+              <w:t>(0.153)</w:t>
+            </w:r>
+          </w:p>
+        </w:tc>
+      </w:tr>
+      <w:tr>
+        <w:trPr>
+          <w:trHeight w:val="28"/>
+          <w:tblCellSpacing w:w="15" w:type="dxa"/>
+        </w:trPr>
+        <w:tc>
+          <w:tcPr>
+            <w:tcW w:w="0" w:type="auto"/>
+            <w:vAlign w:val="center"/>
+            <w:hideMark/>
+          </w:tcPr>
+          <w:p>
+            <w:pPr>
+              <w:spacing w:after="0" w:line="240" w:lineRule="auto"/>
+              <w:jc w:val="center"/>
+              <w:rPr>
+                <w:rFonts w:ascii="-webkit-standard" w:eastAsia="Times New Roman" w:hAnsi="-webkit-standard"/>
+                <w:kern w:val="0"/>
+                <w14:ligatures w14:val="none"/>
+              </w:rPr>
+            </w:pPr>
+          </w:p>
+        </w:tc>
+        <w:tc>
+          <w:tcPr>
+            <w:tcW w:w="0" w:type="auto"/>
+            <w:vAlign w:val="center"/>
+            <w:hideMark/>
+          </w:tcPr>
+          <w:p>
+            <w:pPr>
+              <w:spacing w:after="0" w:line="240" w:lineRule="auto"/>
+              <w:rPr>
+                <w:rFonts w:eastAsia="Times New Roman"/>
+                <w:kern w:val="0"/>
+                <w:sz w:val="20"/>
+                <w:szCs w:val="20"/>
+                <w14:ligatures w14:val="none"/>
+              </w:rPr>
+            </w:pPr>
+          </w:p>
+        </w:tc>
+        <w:tc>
+          <w:tcPr>
+            <w:tcW w:w="0" w:type="auto"/>
+            <w:vAlign w:val="center"/>
+            <w:hideMark/>
+          </w:tcPr>
+          <w:p>
+            <w:pPr>
+              <w:spacing w:after="0" w:line="240" w:lineRule="auto"/>
+              <w:jc w:val="center"/>
+              <w:rPr>
+                <w:rFonts w:eastAsia="Times New Roman"/>
+                <w:kern w:val="0"/>
+                <w:sz w:val="20"/>
+                <w:szCs w:val="20"/>
+                <w14:ligatures w14:val="none"/>
+              </w:rPr>
+            </w:pPr>
+          </w:p>
+        </w:tc>
+        <w:tc>
+          <w:tcPr>
+            <w:tcW w:w="0" w:type="auto"/>
+            <w:vAlign w:val="center"/>
+            <w:hideMark/>
+          </w:tcPr>
+          <w:p>
+            <w:pPr>
+              <w:spacing w:after="0" w:line="240" w:lineRule="auto"/>
+              <w:jc w:val="center"/>
+              <w:rPr>
+                <w:rFonts w:eastAsia="Times New Roman"/>
+                <w:kern w:val="0"/>
+                <w:sz w:val="20"/>
+                <w:szCs w:val="20"/>
+                <w14:ligatures w14:val="none"/>
+              </w:rPr>
+            </w:pPr>
+          </w:p>
+        </w:tc>
+      </w:tr>
+      <w:tr>
+        <w:trPr>
+          <w:trHeight w:val="296"/>
+          <w:tblCellSpacing w:w="15" w:type="dxa"/>
+        </w:trPr>
+        <w:tc>
+          <w:tcPr>
+            <w:tcW w:w="0" w:type="auto"/>
+            <w:vAlign w:val="center"/>
+            <w:hideMark/>
+          </w:tcPr>
+          <w:p>
+            <w:pPr>
+              <w:spacing w:after="0" w:line="240" w:lineRule="auto"/>
+              <w:rPr>
+                <w:rFonts w:ascii="-webkit-standard" w:eastAsia="Times New Roman" w:hAnsi="-webkit-standard"/>
+                <w:kern w:val="0"/>
+                <w14:ligatures w14:val="none"/>
+              </w:rPr>
+            </w:pPr>
+            <w:r>
+              <w:rPr>
+                <w:rFonts w:ascii="-webkit-standard" w:eastAsia="Times New Roman" w:hAnsi="-webkit-standard"/>
+                <w:kern w:val="0"/>
+                <w14:ligatures w14:val="none"/>
+              </w:rPr>
+              <w:t>Gini index</w:t>
+            </w:r>
+          </w:p>
+        </w:tc>
+        <w:tc>
+          <w:tcPr>
+            <w:tcW w:w="0" w:type="auto"/>
+            <w:vAlign w:val="center"/>
+            <w:hideMark/>
+          </w:tcPr>
+          <w:p>
+            <w:pPr>
+              <w:spacing w:after="0" w:line="240" w:lineRule="auto"/>
+              <w:rPr>
+                <w:rFonts w:ascii="-webkit-standard" w:eastAsia="Times New Roman" w:hAnsi="-webkit-standard"/>
+                <w:kern w:val="0"/>
+                <w14:ligatures w14:val="none"/>
+              </w:rPr>
+            </w:pPr>
+          </w:p>
+        </w:tc>
+        <w:tc>
+          <w:tcPr>
+            <w:tcW w:w="0" w:type="auto"/>
+            <w:vAlign w:val="center"/>
+            <w:hideMark/>
+          </w:tcPr>
+          <w:p>
+            <w:pPr>
+              <w:spacing w:after="0" w:line="240" w:lineRule="auto"/>
+              <w:jc w:val="center"/>
+              <w:rPr>
+                <w:rFonts w:ascii="-webkit-standard" w:eastAsia="Times New Roman" w:hAnsi="-webkit-standard"/>
+                <w:kern w:val="0"/>
+                <w14:ligatures w14:val="none"/>
+              </w:rPr>
+            </w:pPr>
+            <w:r>
+              <w:rPr>
+                <w:rFonts w:ascii="-webkit-standard" w:eastAsia="Times New Roman" w:hAnsi="-webkit-standard"/>
+                <w:kern w:val="0"/>
+                <w14:ligatures w14:val="none"/>
+              </w:rPr>
+              <w:t>21.674</w:t>
+            </w:r>
+            <w:r>
+              <w:rPr>
+                <w:rFonts w:ascii="-webkit-standard" w:eastAsia="Times New Roman" w:hAnsi="-webkit-standard"/>
+                <w:kern w:val="0"/>
+                <w:vertAlign w:val="superscript"/>
+                <w14:ligatures w14:val="none"/>
+              </w:rPr>
+              <w:t>***</w:t>
+            </w:r>
+          </w:p>
+        </w:tc>
+        <w:tc>
+          <w:tcPr>
+            <w:tcW w:w="0" w:type="auto"/>
+            <w:vAlign w:val="center"/>
+            <w:hideMark/>
+          </w:tcPr>
+          <w:p>
+            <w:pPr>
+              <w:spacing w:after="0" w:line="240" w:lineRule="auto"/>
+              <w:jc w:val="center"/>
+              <w:rPr>
+                <w:rFonts w:ascii="-webkit-standard" w:eastAsia="Times New Roman" w:hAnsi="-webkit-standard"/>
+                <w:kern w:val="0"/>
+                <w14:ligatures w14:val="none"/>
+              </w:rPr>
+            </w:pPr>
+            <w:r>
+              <w:rPr>
+                <w:rFonts w:ascii="-webkit-standard" w:eastAsia="Times New Roman" w:hAnsi="-webkit-standard"/>
+                <w:kern w:val="0"/>
+                <w14:ligatures w14:val="none"/>
+              </w:rPr>
+              <w:t>17.241</w:t>
+            </w:r>
+          </w:p>
+        </w:tc>
+      </w:tr>
+      <w:tr>
+        <w:trPr>
+          <w:trHeight w:val="296"/>
+          <w:tblCellSpacing w:w="15" w:type="dxa"/>
+        </w:trPr>
+        <w:tc>
+          <w:tcPr>
+            <w:tcW w:w="0" w:type="auto"/>
+            <w:vAlign w:val="center"/>
+            <w:hideMark/>
+          </w:tcPr>
+          <w:p>
+            <w:pPr>
+              <w:spacing w:after="0" w:line="240" w:lineRule="auto"/>
+              <w:jc w:val="center"/>
+              <w:rPr>
+                <w:rFonts w:ascii="-webkit-standard" w:eastAsia="Times New Roman" w:hAnsi="-webkit-standard"/>
+                <w:kern w:val="0"/>
+                <w14:ligatures w14:val="none"/>
+              </w:rPr>
+            </w:pPr>
+          </w:p>
+        </w:tc>
+        <w:tc>
+          <w:tcPr>
+            <w:tcW w:w="0" w:type="auto"/>
+            <w:vAlign w:val="center"/>
+            <w:hideMark/>
+          </w:tcPr>
+          <w:p>
+            <w:pPr>
+              <w:spacing w:after="0" w:line="240" w:lineRule="auto"/>
+              <w:rPr>
+                <w:rFonts w:eastAsia="Times New Roman"/>
+                <w:kern w:val="0"/>
+                <w:sz w:val="20"/>
+                <w:szCs w:val="20"/>
+                <w14:ligatures w14:val="none"/>
+              </w:rPr>
+            </w:pPr>
+          </w:p>
+        </w:tc>
+        <w:tc>
+          <w:tcPr>
+            <w:tcW w:w="0" w:type="auto"/>
+            <w:vAlign w:val="center"/>
+            <w:hideMark/>
+          </w:tcPr>
+          <w:p>
+            <w:pPr>
+              <w:spacing w:after="0" w:line="240" w:lineRule="auto"/>
+              <w:jc w:val="center"/>
+              <w:rPr>
+                <w:rFonts w:ascii="-webkit-standard" w:eastAsia="Times New Roman" w:hAnsi="-webkit-standard"/>
+                <w:kern w:val="0"/>
+                <w14:ligatures w14:val="none"/>
+              </w:rPr>
+            </w:pPr>
+            <w:r>
+              <w:rPr>
+                <w:rFonts w:ascii="-webkit-standard" w:eastAsia="Times New Roman" w:hAnsi="-webkit-standard"/>
+                <w:kern w:val="0"/>
+                <w14:ligatures w14:val="none"/>
+              </w:rPr>
+              <w:t>(5.778)</w:t>
+            </w:r>
+          </w:p>
+        </w:tc>
+        <w:tc>
+          <w:tcPr>
+            <w:tcW w:w="0" w:type="auto"/>
+            <w:vAlign w:val="center"/>
+            <w:hideMark/>
+          </w:tcPr>
+          <w:p>
+            <w:pPr>
+              <w:spacing w:after="0" w:line="240" w:lineRule="auto"/>
+              <w:jc w:val="center"/>
+              <w:rPr>
+                <w:rFonts w:ascii="-webkit-standard" w:eastAsia="Times New Roman" w:hAnsi="-webkit-standard"/>
+                <w:kern w:val="0"/>
+                <w14:ligatures w14:val="none"/>
+              </w:rPr>
+            </w:pPr>
+            <w:r>
+              <w:rPr>
+                <w:rFonts w:ascii="-webkit-standard" w:eastAsia="Times New Roman" w:hAnsi="-webkit-standard"/>
+                <w:kern w:val="0"/>
+                <w14:ligatures w14:val="none"/>
+              </w:rPr>
+              <w:t>(38.499)</w:t>
+            </w:r>
+          </w:p>
+        </w:tc>
+      </w:tr>
+      <w:tr>
+        <w:trPr>
+          <w:trHeight w:hRule="exact" w:val="20"/>
+          <w:tblCellSpacing w:w="15" w:type="dxa"/>
+        </w:trPr>
+        <w:tc>
+          <w:tcPr>
+            <w:tcW w:w="0" w:type="auto"/>
+            <w:vAlign w:val="center"/>
+            <w:hideMark/>
+          </w:tcPr>
+          <w:p>
+            <w:pPr>
+              <w:spacing w:after="0" w:line="240" w:lineRule="auto"/>
+              <w:jc w:val="center"/>
+              <w:rPr>
+                <w:rFonts w:ascii="-webkit-standard" w:eastAsia="Times New Roman" w:hAnsi="-webkit-standard"/>
+                <w:kern w:val="0"/>
+                <w14:ligatures w14:val="none"/>
+              </w:rPr>
+            </w:pPr>
+          </w:p>
+        </w:tc>
+        <w:tc>
+          <w:tcPr>
+            <w:tcW w:w="0" w:type="auto"/>
+            <w:vAlign w:val="center"/>
+            <w:hideMark/>
+          </w:tcPr>
+          <w:p>
+            <w:pPr>
+              <w:spacing w:after="0" w:line="240" w:lineRule="auto"/>
+              <w:rPr>
+                <w:rFonts w:eastAsia="Times New Roman"/>
+                <w:kern w:val="0"/>
+                <w:sz w:val="20"/>
+                <w:szCs w:val="20"/>
+                <w14:ligatures w14:val="none"/>
+              </w:rPr>
+            </w:pPr>
+          </w:p>
+        </w:tc>
+        <w:tc>
+          <w:tcPr>
+            <w:tcW w:w="0" w:type="auto"/>
+            <w:vAlign w:val="center"/>
+            <w:hideMark/>
+          </w:tcPr>
+          <w:p>
+            <w:pPr>
+              <w:spacing w:after="0" w:line="240" w:lineRule="auto"/>
+              <w:jc w:val="center"/>
+              <w:rPr>
+                <w:rFonts w:eastAsia="Times New Roman"/>
+                <w:kern w:val="0"/>
+                <w:sz w:val="20"/>
+                <w:szCs w:val="20"/>
+                <w14:ligatures w14:val="none"/>
+              </w:rPr>
+            </w:pPr>
+          </w:p>
+        </w:tc>
+        <w:tc>
+          <w:tcPr>
+            <w:tcW w:w="0" w:type="auto"/>
+            <w:vAlign w:val="center"/>
+            <w:hideMark/>
+          </w:tcPr>
+          <w:p>
+            <w:pPr>
+              <w:spacing w:after="0" w:line="240" w:lineRule="auto"/>
+              <w:jc w:val="center"/>
+              <w:rPr>
+                <w:rFonts w:eastAsia="Times New Roman"/>
+                <w:kern w:val="0"/>
+                <w:sz w:val="20"/>
+                <w:szCs w:val="20"/>
+                <w14:ligatures w14:val="none"/>
+              </w:rPr>
+            </w:pPr>
+          </w:p>
+        </w:tc>
+      </w:tr>
+      <w:tr>
+        <w:trPr>
+          <w:trHeight w:val="296"/>
+          <w:tblCellSpacing w:w="15" w:type="dxa"/>
+        </w:trPr>
+        <w:tc>
+          <w:tcPr>
+            <w:tcW w:w="0" w:type="auto"/>
+            <w:vAlign w:val="center"/>
+            <w:hideMark/>
+          </w:tcPr>
+          <w:p>
+            <w:pPr>
+              <w:spacing w:after="0" w:line="240" w:lineRule="auto"/>
+              <w:rPr>
+                <w:rFonts w:ascii="-webkit-standard" w:eastAsia="Times New Roman" w:hAnsi="-webkit-standard"/>
+                <w:kern w:val="0"/>
+                <w14:ligatures w14:val="none"/>
+              </w:rPr>
+            </w:pPr>
+            <w:r>
+              <w:rPr>
+                <w:rFonts w:ascii="-webkit-standard" w:eastAsia="Times New Roman" w:hAnsi="-webkit-standard"/>
+                <w:kern w:val="0"/>
+                <w14:ligatures w14:val="none"/>
+              </w:rPr>
+              <w:t>Constant</w:t>
+            </w:r>
+          </w:p>
+        </w:tc>
+        <w:tc>
+          <w:tcPr>
+            <w:tcW w:w="0" w:type="auto"/>
+            <w:vAlign w:val="center"/>
+            <w:hideMark/>
+          </w:tcPr>
+          <w:p>
+            <w:pPr>
+              <w:spacing w:after="0" w:line="240" w:lineRule="auto"/>
+              <w:jc w:val="center"/>
+              <w:rPr>
+                <w:rFonts w:ascii="-webkit-standard" w:eastAsia="Times New Roman" w:hAnsi="-webkit-standard"/>
+                <w:kern w:val="0"/>
+                <w14:ligatures w14:val="none"/>
+              </w:rPr>
+            </w:pPr>
+            <w:r>
+              <w:rPr>
+                <w:rFonts w:ascii="-webkit-standard" w:eastAsia="Times New Roman" w:hAnsi="-webkit-standard"/>
+                <w:kern w:val="0"/>
+                <w14:ligatures w14:val="none"/>
+              </w:rPr>
+              <w:t>6.287</w:t>
+            </w:r>
+            <w:r>
+              <w:rPr>
+                <w:rFonts w:ascii="-webkit-standard" w:eastAsia="Times New Roman" w:hAnsi="-webkit-standard"/>
+                <w:kern w:val="0"/>
+                <w:vertAlign w:val="superscript"/>
+                <w14:ligatures w14:val="none"/>
+              </w:rPr>
+              <w:t>***</w:t>
+            </w:r>
+          </w:p>
+        </w:tc>
+        <w:tc>
+          <w:tcPr>
+            <w:tcW w:w="0" w:type="auto"/>
+            <w:vAlign w:val="center"/>
+            <w:hideMark/>
+          </w:tcPr>
+          <w:p>
+            <w:pPr>
+              <w:spacing w:after="0" w:line="240" w:lineRule="auto"/>
+              <w:jc w:val="center"/>
+              <w:rPr>
+                <w:rFonts w:ascii="-webkit-standard" w:eastAsia="Times New Roman" w:hAnsi="-webkit-standard"/>
+                <w:kern w:val="0"/>
+                <w14:ligatures w14:val="none"/>
+              </w:rPr>
+            </w:pPr>
+            <w:r>
+              <w:rPr>
+                <w:rFonts w:ascii="-webkit-standard" w:eastAsia="Times New Roman" w:hAnsi="-webkit-standard"/>
+                <w:kern w:val="0"/>
+                <w14:ligatures w14:val="none"/>
+              </w:rPr>
+              <w:t>27.285</w:t>
+            </w:r>
+            <w:r>
+              <w:rPr>
+                <w:rFonts w:ascii="-webkit-standard" w:eastAsia="Times New Roman" w:hAnsi="-webkit-standard"/>
+                <w:kern w:val="0"/>
+                <w:vertAlign w:val="superscript"/>
+                <w14:ligatures w14:val="none"/>
+              </w:rPr>
+              <w:t>***</w:t>
+            </w:r>
+          </w:p>
+        </w:tc>
+        <w:tc>
+          <w:tcPr>
+            <w:tcW w:w="0" w:type="auto"/>
+            <w:vAlign w:val="center"/>
+            <w:hideMark/>
+          </w:tcPr>
+          <w:p>
+            <w:pPr>
+              <w:spacing w:after="0" w:line="240" w:lineRule="auto"/>
+              <w:jc w:val="center"/>
+              <w:rPr>
+                <w:rFonts w:ascii="-webkit-standard" w:eastAsia="Times New Roman" w:hAnsi="-webkit-standard"/>
+                <w:kern w:val="0"/>
+                <w14:ligatures w14:val="none"/>
+              </w:rPr>
+            </w:pPr>
+            <w:r>
+              <w:rPr>
+                <w:rFonts w:ascii="-webkit-standard" w:eastAsia="Times New Roman" w:hAnsi="-webkit-standard"/>
+                <w:kern w:val="0"/>
+                <w14:ligatures w14:val="none"/>
+              </w:rPr>
+              <w:t>75.192</w:t>
+            </w:r>
+          </w:p>
+        </w:tc>
+      </w:tr>
+      <w:tr>
+        <w:trPr>
+          <w:trHeight w:val="296"/>
+          <w:tblCellSpacing w:w="15" w:type="dxa"/>
+        </w:trPr>
+        <w:tc>
+          <w:tcPr>
+            <w:tcW w:w="0" w:type="auto"/>
+            <w:vAlign w:val="center"/>
+            <w:hideMark/>
+          </w:tcPr>
+          <w:p>
+            <w:pPr>
+              <w:spacing w:after="0" w:line="240" w:lineRule="auto"/>
+              <w:jc w:val="center"/>
+              <w:rPr>
+                <w:rFonts w:ascii="-webkit-standard" w:eastAsia="Times New Roman" w:hAnsi="-webkit-standard"/>
+                <w:kern w:val="0"/>
+                <w14:ligatures w14:val="none"/>
+              </w:rPr>
+            </w:pPr>
+          </w:p>
+        </w:tc>
+        <w:tc>
+          <w:tcPr>
+            <w:tcW w:w="0" w:type="auto"/>
+            <w:vAlign w:val="center"/>
+            <w:hideMark/>
+          </w:tcPr>
+          <w:p>
+            <w:pPr>
+              <w:spacing w:after="0" w:line="240" w:lineRule="auto"/>
+              <w:jc w:val="center"/>
+              <w:rPr>
+                <w:rFonts w:ascii="-webkit-standard" w:eastAsia="Times New Roman" w:hAnsi="-webkit-standard"/>
+                <w:kern w:val="0"/>
+                <w14:ligatures w14:val="none"/>
+              </w:rPr>
+            </w:pPr>
+            <w:r>
+              <w:rPr>
+                <w:rFonts w:ascii="-webkit-standard" w:eastAsia="Times New Roman" w:hAnsi="-webkit-standard"/>
+                <w:kern w:val="0"/>
+                <w14:ligatures w14:val="none"/>
+              </w:rPr>
+              <w:t>(0.354)</w:t>
+            </w:r>
+          </w:p>
+        </w:tc>
+        <w:tc>
+          <w:tcPr>
+            <w:tcW w:w="0" w:type="auto"/>
+            <w:vAlign w:val="center"/>
+            <w:hideMark/>
+          </w:tcPr>
+          <w:p>
+            <w:pPr>
+              <w:spacing w:after="0" w:line="240" w:lineRule="auto"/>
+              <w:jc w:val="center"/>
+              <w:rPr>
+                <w:rFonts w:ascii="-webkit-standard" w:eastAsia="Times New Roman" w:hAnsi="-webkit-standard"/>
+                <w:kern w:val="0"/>
+                <w14:ligatures w14:val="none"/>
+              </w:rPr>
+            </w:pPr>
+            <w:r>
+              <w:rPr>
+                <w:rFonts w:ascii="-webkit-standard" w:eastAsia="Times New Roman" w:hAnsi="-webkit-standard"/>
+                <w:kern w:val="0"/>
+                <w14:ligatures w14:val="none"/>
+              </w:rPr>
+              <w:t>(7.914)</w:t>
+            </w:r>
+          </w:p>
+        </w:tc>
+        <w:tc>
+          <w:tcPr>
+            <w:tcW w:w="0" w:type="auto"/>
+            <w:vAlign w:val="center"/>
+            <w:hideMark/>
+          </w:tcPr>
+          <w:p>
+            <w:pPr>
+              <w:spacing w:after="0" w:line="240" w:lineRule="auto"/>
+              <w:jc w:val="center"/>
+              <w:rPr>
+                <w:rFonts w:ascii="-webkit-standard" w:eastAsia="Times New Roman" w:hAnsi="-webkit-standard"/>
+                <w:kern w:val="0"/>
+                <w14:ligatures w14:val="none"/>
+              </w:rPr>
+            </w:pPr>
+            <w:r>
+              <w:rPr>
+                <w:rFonts w:ascii="-webkit-standard" w:eastAsia="Times New Roman" w:hAnsi="-webkit-standard"/>
+                <w:kern w:val="0"/>
+                <w14:ligatures w14:val="none"/>
+              </w:rPr>
+              <w:t>(80.642)</w:t>
+            </w:r>
+          </w:p>
+        </w:tc>
+      </w:tr>
+      <w:tr>
+        <w:trPr>
+          <w:trHeight w:hRule="exact" w:val="20"/>
+          <w:tblCellSpacing w:w="15" w:type="dxa"/>
+        </w:trPr>
+        <w:tc>
+          <w:tcPr>
+            <w:tcW w:w="0" w:type="auto"/>
+            <w:vAlign w:val="center"/>
+            <w:hideMark/>
+          </w:tcPr>
+          <w:p>
+            <w:pPr>
+              <w:spacing w:after="0" w:line="240" w:lineRule="auto"/>
+              <w:jc w:val="center"/>
+              <w:rPr>
+                <w:rFonts w:ascii="-webkit-standard" w:eastAsia="Times New Roman" w:hAnsi="-webkit-standard"/>
+                <w:kern w:val="0"/>
+                <w14:ligatures w14:val="none"/>
+              </w:rPr>
+            </w:pPr>
+          </w:p>
+        </w:tc>
+        <w:tc>
+          <w:tcPr>
+            <w:tcW w:w="0" w:type="auto"/>
+            <w:vAlign w:val="center"/>
+            <w:hideMark/>
+          </w:tcPr>
+          <w:p>
+            <w:pPr>
+              <w:spacing w:after="0" w:line="240" w:lineRule="auto"/>
+              <w:rPr>
+                <w:rFonts w:eastAsia="Times New Roman"/>
+                <w:kern w:val="0"/>
+                <w:sz w:val="20"/>
+                <w:szCs w:val="20"/>
+                <w14:ligatures w14:val="none"/>
+              </w:rPr>
+            </w:pPr>
+          </w:p>
+        </w:tc>
+        <w:tc>
+          <w:tcPr>
+            <w:tcW w:w="0" w:type="auto"/>
+            <w:vAlign w:val="center"/>
+            <w:hideMark/>
+          </w:tcPr>
+          <w:p>
+            <w:pPr>
+              <w:spacing w:after="0" w:line="240" w:lineRule="auto"/>
+              <w:jc w:val="center"/>
+              <w:rPr>
+                <w:rFonts w:eastAsia="Times New Roman"/>
+                <w:kern w:val="0"/>
+                <w:sz w:val="20"/>
+                <w:szCs w:val="20"/>
+                <w14:ligatures w14:val="none"/>
+              </w:rPr>
+            </w:pPr>
+          </w:p>
+        </w:tc>
+        <w:tc>
+          <w:tcPr>
+            <w:tcW w:w="0" w:type="auto"/>
+            <w:vAlign w:val="center"/>
+            <w:hideMark/>
+          </w:tcPr>
+          <w:p>
+            <w:pPr>
+              <w:spacing w:after="0" w:line="240" w:lineRule="auto"/>
+              <w:jc w:val="center"/>
+              <w:rPr>
+                <w:rFonts w:eastAsia="Times New Roman"/>
+                <w:kern w:val="0"/>
+                <w:sz w:val="20"/>
+                <w:szCs w:val="20"/>
+                <w14:ligatures w14:val="none"/>
+              </w:rPr>
+            </w:pPr>
+          </w:p>
+        </w:tc>
+      </w:tr>
+      <w:tr>
+        <w:trPr>
+          <w:tblCellSpacing w:w="15" w:type="dxa"/>
+        </w:trPr>
+        <w:tc>
+          <w:tcPr>
+            <w:tcW w:w="0" w:type="auto"/>
+            <w:gridSpan w:val="4"/>
+            <w:tcBorders>
+              <w:bottom w:val="single" w:sz="6" w:space="0" w:color="000000"/>
+            </w:tcBorders>
+            <w:vAlign w:val="center"/>
+            <w:hideMark/>
+          </w:tcPr>
+          <w:p>
+            <w:pPr>
+              <w:spacing w:after="0" w:line="240" w:lineRule="auto"/>
+              <w:jc w:val="center"/>
+              <w:rPr>
+                <w:rFonts w:eastAsia="Times New Roman"/>
+                <w:kern w:val="0"/>
+                <w:sz w:val="20"/>
+                <w:szCs w:val="20"/>
+                <w14:ligatures w14:val="none"/>
+              </w:rPr>
+            </w:pPr>
+          </w:p>
+        </w:tc>
+      </w:tr>
+      <w:tr>
+        <w:trPr>
+          <w:trHeight w:val="296"/>
+          <w:tblCellSpacing w:w="15" w:type="dxa"/>
+        </w:trPr>
+        <w:tc>
+          <w:tcPr>
+            <w:tcW w:w="0" w:type="auto"/>
+            <w:vAlign w:val="center"/>
+            <w:hideMark/>
+          </w:tcPr>
+          <w:p>
+            <w:pPr>
+              <w:spacing w:after="0" w:line="240" w:lineRule="auto"/>
+              <w:rPr>
+                <w:rFonts w:ascii="-webkit-standard" w:eastAsia="Times New Roman" w:hAnsi="-webkit-standard"/>
+                <w:kern w:val="0"/>
+                <w14:ligatures w14:val="none"/>
+              </w:rPr>
+            </w:pPr>
+            <w:r>
+              <w:rPr>
+                <w:rFonts w:ascii="-webkit-standard" w:eastAsia="Times New Roman" w:hAnsi="-webkit-standard"/>
+                <w:kern w:val="0"/>
+                <w14:ligatures w14:val="none"/>
+              </w:rPr>
+              <w:t>Country fixed effects</w:t>
+            </w:r>
+          </w:p>
+        </w:tc>
+        <w:tc>
+          <w:tcPr>
+            <w:tcW w:w="0" w:type="auto"/>
+            <w:vAlign w:val="center"/>
+            <w:hideMark/>
+          </w:tcPr>
+          <w:p>
+            <w:pPr>
+              <w:spacing w:after="0" w:line="240" w:lineRule="auto"/>
+              <w:jc w:val="center"/>
+              <w:rPr>
+                <w:rFonts w:ascii="-webkit-standard" w:eastAsia="Times New Roman" w:hAnsi="-webkit-standard"/>
+                <w:kern w:val="0"/>
+                <w14:ligatures w14:val="none"/>
+              </w:rPr>
+            </w:pPr>
+            <w:r>
+              <w:rPr>
+                <w:rFonts w:ascii="-webkit-standard" w:eastAsia="Times New Roman" w:hAnsi="-webkit-standard"/>
+                <w:kern w:val="0"/>
+                <w14:ligatures w14:val="none"/>
+              </w:rPr>
+              <w:t>No</w:t>
+            </w:r>
+          </w:p>
+        </w:tc>
+        <w:tc>
+          <w:tcPr>
+            <w:tcW w:w="0" w:type="auto"/>
+            <w:vAlign w:val="center"/>
+            <w:hideMark/>
+          </w:tcPr>
+          <w:p>
+            <w:pPr>
+              <w:spacing w:after="0" w:line="240" w:lineRule="auto"/>
+              <w:jc w:val="center"/>
+              <w:rPr>
+                <w:rFonts w:ascii="-webkit-standard" w:eastAsia="Times New Roman" w:hAnsi="-webkit-standard"/>
+                <w:kern w:val="0"/>
+                <w14:ligatures w14:val="none"/>
+              </w:rPr>
+            </w:pPr>
+            <w:r>
+              <w:rPr>
+                <w:rFonts w:ascii="-webkit-standard" w:eastAsia="Times New Roman" w:hAnsi="-webkit-standard"/>
+                <w:kern w:val="0"/>
+                <w14:ligatures w14:val="none"/>
+              </w:rPr>
+              <w:t>No</w:t>
+            </w:r>
+          </w:p>
+        </w:tc>
+        <w:tc>
+          <w:tcPr>
+            <w:tcW w:w="0" w:type="auto"/>
+            <w:vAlign w:val="center"/>
+            <w:hideMark/>
+          </w:tcPr>
+          <w:p>
+            <w:pPr>
+              <w:spacing w:after="0" w:line="240" w:lineRule="auto"/>
+              <w:jc w:val="center"/>
+              <w:rPr>
+                <w:rFonts w:ascii="-webkit-standard" w:eastAsia="Times New Roman" w:hAnsi="-webkit-standard"/>
+                <w:kern w:val="0"/>
+                <w14:ligatures w14:val="none"/>
+              </w:rPr>
+            </w:pPr>
+            <w:r>
+              <w:rPr>
+                <w:rFonts w:ascii="-webkit-standard" w:eastAsia="Times New Roman" w:hAnsi="-webkit-standard"/>
+                <w:kern w:val="0"/>
+                <w14:ligatures w14:val="none"/>
+              </w:rPr>
+              <w:t>Yes</w:t>
+            </w:r>
+          </w:p>
+        </w:tc>
+      </w:tr>
+      <w:tr>
+        <w:trPr>
+          <w:trHeight w:val="296"/>
+          <w:tblCellSpacing w:w="15" w:type="dxa"/>
+        </w:trPr>
+        <w:tc>
+          <w:tcPr>
+            <w:tcW w:w="0" w:type="auto"/>
+            <w:vAlign w:val="center"/>
+            <w:hideMark/>
+          </w:tcPr>
+          <w:p>
+            <w:pPr>
+              <w:spacing w:after="0" w:line="240" w:lineRule="auto"/>
+              <w:rPr>
+                <w:rFonts w:ascii="-webkit-standard" w:eastAsia="Times New Roman" w:hAnsi="-webkit-standard"/>
+                <w:kern w:val="0"/>
+                <w14:ligatures w14:val="none"/>
+              </w:rPr>
+            </w:pPr>
+            <w:r>
+              <w:rPr>
+                <w:rFonts w:ascii="-webkit-standard" w:eastAsia="Times New Roman" w:hAnsi="-webkit-standard"/>
+                <w:kern w:val="0"/>
+                <w14:ligatures w14:val="none"/>
+              </w:rPr>
+              <w:t>Year fixed effects</w:t>
+            </w:r>
+          </w:p>
+        </w:tc>
+        <w:tc>
+          <w:tcPr>
+            <w:tcW w:w="0" w:type="auto"/>
+            <w:vAlign w:val="center"/>
+            <w:hideMark/>
+          </w:tcPr>
+          <w:p>
+            <w:pPr>
+              <w:spacing w:after="0" w:line="240" w:lineRule="auto"/>
+              <w:jc w:val="center"/>
+              <w:rPr>
+                <w:rFonts w:ascii="-webkit-standard" w:eastAsia="Times New Roman" w:hAnsi="-webkit-standard"/>
+                <w:kern w:val="0"/>
+                <w14:ligatures w14:val="none"/>
+              </w:rPr>
+            </w:pPr>
+            <w:r>
+              <w:rPr>
+                <w:rFonts w:ascii="-webkit-standard" w:eastAsia="Times New Roman" w:hAnsi="-webkit-standard"/>
+                <w:kern w:val="0"/>
+                <w14:ligatures w14:val="none"/>
+              </w:rPr>
+              <w:t>No</w:t>
+            </w:r>
+          </w:p>
+        </w:tc>
+        <w:tc>
+          <w:tcPr>
+            <w:tcW w:w="0" w:type="auto"/>
+            <w:vAlign w:val="center"/>
+            <w:hideMark/>
+          </w:tcPr>
+          <w:p>
+            <w:pPr>
+              <w:spacing w:after="0" w:line="240" w:lineRule="auto"/>
+              <w:jc w:val="center"/>
+              <w:rPr>
+                <w:rFonts w:ascii="-webkit-standard" w:eastAsia="Times New Roman" w:hAnsi="-webkit-standard"/>
+                <w:kern w:val="0"/>
+                <w14:ligatures w14:val="none"/>
+              </w:rPr>
+            </w:pPr>
+            <w:r>
+              <w:rPr>
+                <w:rFonts w:ascii="-webkit-standard" w:eastAsia="Times New Roman" w:hAnsi="-webkit-standard"/>
+                <w:kern w:val="0"/>
+                <w14:ligatures w14:val="none"/>
+              </w:rPr>
+              <w:t>No</w:t>
+            </w:r>
+          </w:p>
+        </w:tc>
+        <w:tc>
+          <w:tcPr>
+            <w:tcW w:w="0" w:type="auto"/>
+            <w:vAlign w:val="center"/>
+            <w:hideMark/>
+          </w:tcPr>
+          <w:p>
+            <w:pPr>
+              <w:spacing w:after="0" w:line="240" w:lineRule="auto"/>
+              <w:jc w:val="center"/>
+              <w:rPr>
+                <w:rFonts w:ascii="-webkit-standard" w:eastAsia="Times New Roman" w:hAnsi="-webkit-standard"/>
+                <w:kern w:val="0"/>
+                <w14:ligatures w14:val="none"/>
+              </w:rPr>
+            </w:pPr>
+            <w:r>
+              <w:rPr>
+                <w:rFonts w:ascii="-webkit-standard" w:eastAsia="Times New Roman" w:hAnsi="-webkit-standard"/>
+                <w:kern w:val="0"/>
+                <w14:ligatures w14:val="none"/>
+              </w:rPr>
+              <w:t>Yes</w:t>
+            </w:r>
+          </w:p>
+        </w:tc>
+      </w:tr>
+      <w:tr>
+        <w:trPr>
+          <w:trHeight w:val="296"/>
+          <w:tblCellSpacing w:w="15" w:type="dxa"/>
+        </w:trPr>
+        <w:tc>
+          <w:tcPr>
+            <w:tcW w:w="0" w:type="auto"/>
+            <w:vAlign w:val="center"/>
+            <w:hideMark/>
+          </w:tcPr>
+          <w:p>
+            <w:pPr>
+              <w:spacing w:after="0" w:line="240" w:lineRule="auto"/>
+              <w:rPr>
+                <w:rFonts w:ascii="-webkit-standard" w:eastAsia="Times New Roman" w:hAnsi="-webkit-standard"/>
+                <w:kern w:val="0"/>
+                <w14:ligatures w14:val="none"/>
+              </w:rPr>
+            </w:pPr>
+            <w:r>
+              <w:rPr>
+                <w:rFonts w:ascii="-webkit-standard" w:eastAsia="Times New Roman" w:hAnsi="-webkit-standard"/>
+                <w:kern w:val="0"/>
+                <w14:ligatures w14:val="none"/>
+              </w:rPr>
+              <w:t>Standard errors</w:t>
+            </w:r>
+          </w:p>
+        </w:tc>
+        <w:tc>
+          <w:tcPr>
+            <w:tcW w:w="0" w:type="auto"/>
+            <w:vAlign w:val="center"/>
+            <w:hideMark/>
+          </w:tcPr>
+          <w:p>
+            <w:pPr>
+              <w:spacing w:after="0" w:line="240" w:lineRule="auto"/>
+              <w:jc w:val="center"/>
+              <w:rPr>
+                <w:rFonts w:ascii="-webkit-standard" w:eastAsia="Times New Roman" w:hAnsi="-webkit-standard"/>
+                <w:kern w:val="0"/>
+                <w14:ligatures w14:val="none"/>
+              </w:rPr>
+            </w:pPr>
+            <w:r>
+              <w:rPr>
+                <w:rFonts w:ascii="-webkit-standard" w:eastAsia="Times New Roman" w:hAnsi="-webkit-standard"/>
+                <w:kern w:val="0"/>
+                <w14:ligatures w14:val="none"/>
+              </w:rPr>
+              <w:t>HC1</w:t>
+            </w:r>
+          </w:p>
+        </w:tc>
+        <w:tc>
+          <w:tcPr>
+            <w:tcW w:w="0" w:type="auto"/>
+            <w:vAlign w:val="center"/>
+            <w:hideMark/>
+          </w:tcPr>
+          <w:p>
+            <w:pPr>
+              <w:spacing w:after="0" w:line="240" w:lineRule="auto"/>
+              <w:jc w:val="center"/>
+              <w:rPr>
+                <w:rFonts w:ascii="-webkit-standard" w:eastAsia="Times New Roman" w:hAnsi="-webkit-standard"/>
+                <w:kern w:val="0"/>
+                <w14:ligatures w14:val="none"/>
+              </w:rPr>
+            </w:pPr>
+            <w:r>
+              <w:rPr>
+                <w:rFonts w:ascii="-webkit-standard" w:eastAsia="Times New Roman" w:hAnsi="-webkit-standard"/>
+                <w:kern w:val="0"/>
+                <w14:ligatures w14:val="none"/>
+              </w:rPr>
+              <w:t>HC1</w:t>
+            </w:r>
+          </w:p>
+        </w:tc>
+        <w:tc>
+          <w:tcPr>
+            <w:tcW w:w="0" w:type="auto"/>
+            <w:vAlign w:val="center"/>
+            <w:hideMark/>
+          </w:tcPr>
+          <w:p>
+            <w:pPr>
+              <w:spacing w:after="0" w:line="240" w:lineRule="auto"/>
+              <w:jc w:val="center"/>
+              <w:rPr>
+                <w:rFonts w:ascii="-webkit-standard" w:eastAsia="Times New Roman" w:hAnsi="-webkit-standard"/>
+                <w:kern w:val="0"/>
+                <w14:ligatures w14:val="none"/>
+              </w:rPr>
+            </w:pPr>
+            <w:r>
+              <w:rPr>
+                <w:rFonts w:ascii="-webkit-standard" w:eastAsia="Times New Roman" w:hAnsi="-webkit-standard"/>
+                <w:kern w:val="0"/>
+                <w14:ligatures w14:val="none"/>
+              </w:rPr>
+              <w:t>Clustered by country</w:t>
+            </w:r>
+          </w:p>
+        </w:tc>
+      </w:tr>
+      <w:tr>
+        <w:trPr>
+          <w:trHeight w:val="296"/>
+          <w:tblCellSpacing w:w="15" w:type="dxa"/>
+        </w:trPr>
+        <w:tc>
+          <w:tcPr>
+            <w:tcW w:w="0" w:type="auto"/>
+            <w:vAlign w:val="center"/>
+            <w:hideMark/>
+          </w:tcPr>
+          <w:p>
+            <w:pPr>
+              <w:spacing w:after="0" w:line="240" w:lineRule="auto"/>
+              <w:rPr>
+                <w:rFonts w:ascii="-webkit-standard" w:eastAsia="Times New Roman" w:hAnsi="-webkit-standard"/>
+                <w:kern w:val="0"/>
+                <w14:ligatures w14:val="none"/>
+              </w:rPr>
+            </w:pPr>
+            <w:r>
+              <w:rPr>
+                <w:rFonts w:ascii="-webkit-standard" w:eastAsia="Times New Roman" w:hAnsi="-webkit-standard"/>
+                <w:kern w:val="0"/>
+                <w14:ligatures w14:val="none"/>
+              </w:rPr>
+              <w:t>Observations</w:t>
+            </w:r>
+          </w:p>
+        </w:tc>
+        <w:tc>
+          <w:tcPr>
+            <w:tcW w:w="0" w:type="auto"/>
+            <w:vAlign w:val="center"/>
+            <w:hideMark/>
+          </w:tcPr>
+          <w:p>
+            <w:pPr>
+              <w:spacing w:after="0" w:line="240" w:lineRule="auto"/>
+              <w:jc w:val="center"/>
+              <w:rPr>
+                <w:rFonts w:ascii="-webkit-standard" w:eastAsia="Times New Roman" w:hAnsi="-webkit-standard"/>
+                <w:kern w:val="0"/>
+                <w14:ligatures w14:val="none"/>
+              </w:rPr>
+            </w:pPr>
+            <w:r>
+              <w:rPr>
+                <w:rFonts w:ascii="-webkit-standard" w:eastAsia="Times New Roman" w:hAnsi="-webkit-standard"/>
+                <w:kern w:val="0"/>
+                <w14:ligatures w14:val="none"/>
+              </w:rPr>
+              <w:t>1,564</w:t>
+            </w:r>
+          </w:p>
+        </w:tc>
+        <w:tc>
+          <w:tcPr>
+            <w:tcW w:w="0" w:type="auto"/>
+            <w:vAlign w:val="center"/>
+            <w:hideMark/>
+          </w:tcPr>
+          <w:p>
+            <w:pPr>
+              <w:spacing w:after="0" w:line="240" w:lineRule="auto"/>
+              <w:jc w:val="center"/>
+              <w:rPr>
+                <w:rFonts w:ascii="-webkit-standard" w:eastAsia="Times New Roman" w:hAnsi="-webkit-standard"/>
+                <w:kern w:val="0"/>
+                <w14:ligatures w14:val="none"/>
+              </w:rPr>
+            </w:pPr>
+            <w:r>
+              <w:rPr>
+                <w:rFonts w:ascii="-webkit-standard" w:eastAsia="Times New Roman" w:hAnsi="-webkit-standard"/>
+                <w:kern w:val="0"/>
+                <w14:ligatures w14:val="none"/>
+              </w:rPr>
+              <w:t>482</w:t>
+            </w:r>
+          </w:p>
+        </w:tc>
+        <w:tc>
+          <w:tcPr>
+            <w:tcW w:w="0" w:type="auto"/>
+            <w:vAlign w:val="center"/>
+            <w:hideMark/>
+          </w:tcPr>
+          <w:p>
+            <w:pPr>
+              <w:spacing w:after="0" w:line="240" w:lineRule="auto"/>
+              <w:jc w:val="center"/>
+              <w:rPr>
+                <w:rFonts w:ascii="-webkit-standard" w:eastAsia="Times New Roman" w:hAnsi="-webkit-standard"/>
+                <w:kern w:val="0"/>
+                <w14:ligatures w14:val="none"/>
+              </w:rPr>
+            </w:pPr>
+            <w:r>
+              <w:rPr>
+                <w:rFonts w:ascii="-webkit-standard" w:eastAsia="Times New Roman" w:hAnsi="-webkit-standard"/>
+                <w:kern w:val="0"/>
+                <w14:ligatures w14:val="none"/>
+              </w:rPr>
+              <w:t>482</w:t>
+            </w:r>
+          </w:p>
+        </w:tc>
+      </w:tr>
+      <w:tr>
+        <w:trPr>
+          <w:trHeight w:val="296"/>
+          <w:tblCellSpacing w:w="15" w:type="dxa"/>
+        </w:trPr>
+        <w:tc>
+          <w:tcPr>
+            <w:tcW w:w="0" w:type="auto"/>
+            <w:vAlign w:val="center"/>
+            <w:hideMark/>
+          </w:tcPr>
+          <w:p>
+            <w:pPr>
+              <w:spacing w:after="0" w:line="240" w:lineRule="auto"/>
+              <w:rPr>
+                <w:rFonts w:ascii="-webkit-standard" w:eastAsia="Times New Roman" w:hAnsi="-webkit-standard"/>
+                <w:kern w:val="0"/>
+                <w14:ligatures w14:val="none"/>
+              </w:rPr>
+            </w:pPr>
+            <w:r>
+              <w:rPr>
+                <w:rFonts w:ascii="-webkit-standard" w:eastAsia="Times New Roman" w:hAnsi="-webkit-standard"/>
+                <w:kern w:val="0"/>
+                <w14:ligatures w14:val="none"/>
+              </w:rPr>
+              <w:lastRenderedPageBreak/>
+              <w:t>R</w:t>
+            </w:r>
+            <w:r>
+              <w:rPr>
+                <w:rFonts w:ascii="-webkit-standard" w:eastAsia="Times New Roman" w:hAnsi="-webkit-standard"/>
+                <w:kern w:val="0"/>
+                <w:vertAlign w:val="superscript"/>
+                <w14:ligatures w14:val="none"/>
+              </w:rPr>
+              <w:t>2</w:t>
+            </w:r>
+          </w:p>
+        </w:tc>
+        <w:tc>
+          <w:tcPr>
+            <w:tcW w:w="0" w:type="auto"/>
+            <w:vAlign w:val="center"/>
+            <w:hideMark/>
+          </w:tcPr>
+          <w:p>
+            <w:pPr>
+              <w:spacing w:after="0" w:line="240" w:lineRule="auto"/>
+              <w:jc w:val="center"/>
+              <w:rPr>
+                <w:rFonts w:ascii="-webkit-standard" w:eastAsia="Times New Roman" w:hAnsi="-webkit-standard"/>
+                <w:kern w:val="0"/>
+                <w14:ligatures w14:val="none"/>
+              </w:rPr>
+            </w:pPr>
+            <w:r>
+              <w:rPr>
+                <w:rFonts w:ascii="-webkit-standard" w:eastAsia="Times New Roman" w:hAnsi="-webkit-standard"/>
+                <w:kern w:val="0"/>
+                <w14:ligatures w14:val="none"/>
+              </w:rPr>
+              <w:t>0.128</w:t>
+            </w:r>
+          </w:p>
+        </w:tc>
+        <w:tc>
+          <w:tcPr>
+            <w:tcW w:w="0" w:type="auto"/>
+            <w:vAlign w:val="center"/>
+            <w:hideMark/>
+          </w:tcPr>
+          <w:p>
+            <w:pPr>
+              <w:spacing w:after="0" w:line="240" w:lineRule="auto"/>
+              <w:jc w:val="center"/>
+              <w:rPr>
+                <w:rFonts w:ascii="-webkit-standard" w:eastAsia="Times New Roman" w:hAnsi="-webkit-standard"/>
+                <w:kern w:val="0"/>
+                <w14:ligatures w14:val="none"/>
+              </w:rPr>
+            </w:pPr>
+            <w:r>
+              <w:rPr>
+                <w:rFonts w:ascii="-webkit-standard" w:eastAsia="Times New Roman" w:hAnsi="-webkit-standard"/>
+                <w:kern w:val="0"/>
+                <w14:ligatures w14:val="none"/>
+              </w:rPr>
+              <w:t>0.460</w:t>
+            </w:r>
+          </w:p>
+        </w:tc>
+        <w:tc>
+          <w:tcPr>
+            <w:tcW w:w="0" w:type="auto"/>
+            <w:vAlign w:val="center"/>
+            <w:hideMark/>
+          </w:tcPr>
+          <w:p>
+            <w:pPr>
+              <w:spacing w:after="0" w:line="240" w:lineRule="auto"/>
+              <w:jc w:val="center"/>
+              <w:rPr>
+                <w:rFonts w:ascii="-webkit-standard" w:eastAsia="Times New Roman" w:hAnsi="-webkit-standard"/>
+                <w:kern w:val="0"/>
+                <w14:ligatures w14:val="none"/>
+              </w:rPr>
+            </w:pPr>
+            <w:r>
+              <w:rPr>
+                <w:rFonts w:ascii="-webkit-standard" w:eastAsia="Times New Roman" w:hAnsi="-webkit-standard"/>
+                <w:kern w:val="0"/>
+                <w14:ligatures w14:val="none"/>
+              </w:rPr>
+              <w:t>0.866</w:t>
+            </w:r>
+          </w:p>
+        </w:tc>
+      </w:tr>
+      <w:tr>
+        <w:trPr>
+          <w:trHeight w:val="296"/>
+          <w:tblCellSpacing w:w="15" w:type="dxa"/>
+        </w:trPr>
+        <w:tc>
+          <w:tcPr>
+            <w:tcW w:w="0" w:type="auto"/>
+            <w:vAlign w:val="center"/>
+            <w:hideMark/>
+          </w:tcPr>
+          <w:p>
+            <w:pPr>
+              <w:spacing w:after="0" w:line="240" w:lineRule="auto"/>
+              <w:rPr>
+                <w:rFonts w:ascii="-webkit-standard" w:eastAsia="Times New Roman" w:hAnsi="-webkit-standard"/>
+                <w:kern w:val="0"/>
+                <w14:ligatures w14:val="none"/>
+              </w:rPr>
+            </w:pPr>
+            <w:r>
+              <w:rPr>
+                <w:rFonts w:ascii="-webkit-standard" w:eastAsia="Times New Roman" w:hAnsi="-webkit-standard"/>
+                <w:kern w:val="0"/>
+                <w14:ligatures w14:val="none"/>
+              </w:rPr>
+              <w:t>Adjusted R</w:t>
+            </w:r>
+            <w:r>
+              <w:rPr>
+                <w:rFonts w:ascii="-webkit-standard" w:eastAsia="Times New Roman" w:hAnsi="-webkit-standard"/>
+                <w:kern w:val="0"/>
+                <w:vertAlign w:val="superscript"/>
+                <w14:ligatures w14:val="none"/>
+              </w:rPr>
+              <w:t>2</w:t>
+            </w:r>
+          </w:p>
+        </w:tc>
+        <w:tc>
+          <w:tcPr>
+            <w:tcW w:w="0" w:type="auto"/>
+            <w:vAlign w:val="center"/>
+            <w:hideMark/>
+          </w:tcPr>
+          <w:p>
+            <w:pPr>
+              <w:spacing w:after="0" w:line="240" w:lineRule="auto"/>
+              <w:jc w:val="center"/>
+              <w:rPr>
+                <w:rFonts w:ascii="-webkit-standard" w:eastAsia="Times New Roman" w:hAnsi="-webkit-standard"/>
+                <w:kern w:val="0"/>
+                <w14:ligatures w14:val="none"/>
+              </w:rPr>
+            </w:pPr>
+            <w:r>
+              <w:rPr>
+                <w:rFonts w:ascii="-webkit-standard" w:eastAsia="Times New Roman" w:hAnsi="-webkit-standard"/>
+                <w:kern w:val="0"/>
+                <w14:ligatures w14:val="none"/>
+              </w:rPr>
+              <w:t>0.128</w:t>
+            </w:r>
+          </w:p>
+        </w:tc>
+        <w:tc>
+          <w:tcPr>
+            <w:tcW w:w="0" w:type="auto"/>
+            <w:vAlign w:val="center"/>
+            <w:hideMark/>
+          </w:tcPr>
+          <w:p>
+            <w:pPr>
+              <w:spacing w:after="0" w:line="240" w:lineRule="auto"/>
+              <w:jc w:val="center"/>
+              <w:rPr>
+                <w:rFonts w:ascii="-webkit-standard" w:eastAsia="Times New Roman" w:hAnsi="-webkit-standard"/>
+                <w:kern w:val="0"/>
+                <w14:ligatures w14:val="none"/>
+              </w:rPr>
+            </w:pPr>
+            <w:r>
+              <w:rPr>
+                <w:rFonts w:ascii="-webkit-standard" w:eastAsia="Times New Roman" w:hAnsi="-webkit-standard"/>
+                <w:kern w:val="0"/>
+                <w14:ligatures w14:val="none"/>
+              </w:rPr>
+              <w:t>0.454</w:t>
+            </w:r>
+          </w:p>
+        </w:tc>
+        <w:tc>
+          <w:tcPr>
+            <w:tcW w:w="0" w:type="auto"/>
+            <w:vAlign w:val="center"/>
+            <w:hideMark/>
+          </w:tcPr>
+          <w:p>
+            <w:pPr>
+              <w:spacing w:after="0" w:line="240" w:lineRule="auto"/>
+              <w:jc w:val="center"/>
+              <w:rPr>
+                <w:rFonts w:ascii="-webkit-standard" w:eastAsia="Times New Roman" w:hAnsi="-webkit-standard"/>
+                <w:kern w:val="0"/>
+                <w14:ligatures w14:val="none"/>
+              </w:rPr>
+            </w:pPr>
+            <w:r>
+              <w:rPr>
+                <w:rFonts w:ascii="-webkit-standard" w:eastAsia="Times New Roman" w:hAnsi="-webkit-standard"/>
+                <w:kern w:val="0"/>
+                <w14:ligatures w14:val="none"/>
+              </w:rPr>
+              <w:t>0.810</w:t>
+            </w:r>
+          </w:p>
+        </w:tc>
+      </w:tr>
+      <w:tr>
+        <w:trPr>
+          <w:tblCellSpacing w:w="15" w:type="dxa"/>
+        </w:trPr>
+        <w:tc>
+          <w:tcPr>
+            <w:tcW w:w="0" w:type="auto"/>
+            <w:gridSpan w:val="4"/>
+            <w:tcBorders>
+              <w:bottom w:val="single" w:sz="6" w:space="0" w:color="000000"/>
+            </w:tcBorders>
+            <w:vAlign w:val="center"/>
+            <w:hideMark/>
+          </w:tcPr>
+          <w:p>
+            <w:pPr>
+              <w:spacing w:after="0" w:line="240" w:lineRule="auto"/>
+              <w:jc w:val="center"/>
+              <w:rPr>
+                <w:rFonts w:ascii="-webkit-standard" w:eastAsia="Times New Roman" w:hAnsi="-webkit-standard"/>
+                <w:kern w:val="0"/>
+                <w14:ligatures w14:val="none"/>
+              </w:rPr>
+            </w:pPr>
+          </w:p>
+        </w:tc>
+      </w:tr>
+      <w:tr>
+        <w:trPr>
+          <w:trHeight w:val="318"/>
+          <w:tblCellSpacing w:w="15" w:type="dxa"/>
+        </w:trPr>
+        <w:tc>
+          <w:tcPr>
+            <w:tcW w:w="0" w:type="auto"/>
+            <w:vAlign w:val="center"/>
+            <w:hideMark/>
+          </w:tcPr>
+          <w:p>
+            <w:pPr>
+              <w:spacing w:after="0" w:line="240" w:lineRule="auto"/>
+              <w:rPr>
+                <w:rFonts w:ascii="-webkit-standard" w:eastAsia="Times New Roman" w:hAnsi="-webkit-standard"/>
+                <w:kern w:val="0"/>
+                <w14:ligatures w14:val="none"/>
+              </w:rPr>
+            </w:pPr>
+            <w:r>
+              <w:rPr>
+                <w:rFonts w:ascii="-webkit-standard" w:eastAsia="Times New Roman" w:hAnsi="-webkit-standard"/>
+                <w:i/>
+                <w:iCs/>
+                <w:kern w:val="0"/>
+                <w14:ligatures w14:val="none"/>
+              </w:rPr>
+              <w:t>Note:</w:t>
+            </w:r>
+          </w:p>
+        </w:tc>
+        <w:tc>
+          <w:tcPr>
+            <w:tcW w:w="0" w:type="auto"/>
+            <w:gridSpan w:val="3"/>
+            <w:vAlign w:val="center"/>
+            <w:hideMark/>
+          </w:tcPr>
+          <w:p>
+            <w:pPr>
+              <w:spacing w:after="0" w:line="240" w:lineRule="auto"/>
+              <w:jc w:val="right"/>
+              <w:rPr>
+                <w:rFonts w:ascii="-webkit-standard" w:eastAsia="Times New Roman" w:hAnsi="-webkit-standard"/>
+                <w:kern w:val="0"/>
+                <w14:ligatures w14:val="none"/>
+              </w:rPr>
+            </w:pPr>
+            <w:r>
+              <w:rPr>
+                <w:rFonts w:ascii="-webkit-standard" w:eastAsia="Times New Roman" w:hAnsi="-webkit-standard"/>
+                <w:kern w:val="0"/>
+                <w:vertAlign w:val="superscript"/>
+                <w14:ligatures w14:val="none"/>
+              </w:rPr>
+              <w:t>*</w:t>
+            </w:r>
+            <w:r>
+              <w:rPr>
+                <w:rFonts w:ascii="-webkit-standard" w:eastAsia="Times New Roman" w:hAnsi="-webkit-standard"/>
+                <w:kern w:val="0"/>
+                <w14:ligatures w14:val="none"/>
+              </w:rPr>
+              <w:t>p&lt;0.1; </w:t>
+            </w:r>
+            <w:r>
+              <w:rPr>
+                <w:rFonts w:ascii="-webkit-standard" w:eastAsia="Times New Roman" w:hAnsi="-webkit-standard"/>
+                <w:kern w:val="0"/>
+                <w:vertAlign w:val="superscript"/>
+                <w14:ligatures w14:val="none"/>
+              </w:rPr>
+              <w:t>**</w:t>
+            </w:r>
+            <w:r>
+              <w:rPr>
+                <w:rFonts w:ascii="-webkit-standard" w:eastAsia="Times New Roman" w:hAnsi="-webkit-standard"/>
+                <w:kern w:val="0"/>
+                <w14:ligatures w14:val="none"/>
+              </w:rPr>
+              <w:t>p&lt;0.05; </w:t>
+            </w:r>
+            <w:r>
+              <w:rPr>
+                <w:rFonts w:ascii="-webkit-standard" w:eastAsia="Times New Roman" w:hAnsi="-webkit-standard"/>
+                <w:kern w:val="0"/>
+                <w:vertAlign w:val="superscript"/>
+                <w14:ligatures w14:val="none"/>
+              </w:rPr>
+              <w:t>***</w:t>
+            </w:r>
+            <w:r>
+              <w:rPr>
+                <w:rFonts w:ascii="-webkit-standard" w:eastAsia="Times New Roman" w:hAnsi="-webkit-standard"/>
+                <w:kern w:val="0"/>
+                <w14:ligatures w14:val="none"/>
+              </w:rPr>
+              <w:t>p&lt;0.01</w:t>
+            </w:r>
+          </w:p>
+        </w:tc>
+      </w:tr>
+    </w:tbl>
+    <w:p/>
+    <w:p>
+      <w:pPr>
+        <w:pStyle w:val="Heading2"/>
+      </w:pPr>
+      <w:bookmarkStart w:id="8" w:name="_Toc224232761"/>
+      <w:r>
+        <w:t>Methodology and Findings:</w:t>
+      </w:r>
+      <w:bookmarkEnd w:id="8"/>
+    </w:p>
+    <w:p>
+      <w:pPr>
+        <w:ind w:firstLine="720"/>
+      </w:pPr>
+      <w:r>
+        <w:t xml:space="preserve">Our regression structure is a simple bivariate linear regression. </w:t>
+      </w:r>
+      <w:r>
+        <w:t xml:space="preserve">After </w:t>
+      </w:r>
+      <w:r>
+        <w:t xml:space="preserve">controlling for variables this positive relationship loses statistical significance. For </w:t>
+      </w:r>
+      <w:r>
+        <w:t>example,</w:t>
+      </w:r>
+      <w:r>
+        <w:t xml:space="preserve"> GDP per capita to control for development levels of economies and their correlated effects on governmental structures. </w:t>
+      </w:r>
+      <w:r>
+        <w:t xml:space="preserve">Corruption index was used to control for government quality, as perhaps China utilizes it to assess efficacy of their aid which may be lost to corruption. </w:t>
+      </w:r>
+      <w:r>
+        <w:t xml:space="preserve">Extreme poverty </w:t>
+      </w:r>
+      <w:proofErr w:type="gramStart"/>
+      <w:r>
+        <w:t>share</w:t>
+      </w:r>
+      <w:proofErr w:type="gramEnd"/>
+      <w:r>
+        <w:t xml:space="preserve"> acts as a control for aid need in a country. As countries with higher percentage of the population living in extreme poverty </w:t>
+      </w:r>
+      <w:r>
+        <w:t>are in greater need of aid. Gini coefficient controlled for level of inequality within a country receiving aid. Finally</w:t>
+      </w:r>
+      <w:r>
+        <w:t>,</w:t>
+      </w:r>
+      <w:r>
+        <w:t xml:space="preserve"> the data was controlled for the country and year when aid disbursement occurred, to control for country specific, and year specific changes in aid disbursement. All this to isolate any correlational relationship between style of government and the corresponding level of Chinese aid. </w:t>
+      </w:r>
+      <w:r>
+        <w:t xml:space="preserve">After all controls were </w:t>
+      </w:r>
+      <w:proofErr w:type="gramStart"/>
+      <w:r>
+        <w:t>taken into account</w:t>
+      </w:r>
+      <w:proofErr w:type="gramEnd"/>
+      <w:r>
+        <w:t xml:space="preserve">, </w:t>
+      </w:r>
+      <w:proofErr w:type="gramStart"/>
+      <w:r>
+        <w:t>it is clear that there</w:t>
+      </w:r>
+      <w:proofErr w:type="gramEnd"/>
+      <w:r>
+        <w:t xml:space="preserve"> is no statistically relevant correlational relationship between level of autocracy and amount of Chinese aid. These findings come counter to much academic literature, showing that within the past decade China has bucked the trend and is not using its aid as a tool to buy favor or cooperation from autocratic regimes.</w:t>
+      </w:r>
+      <w:r>
+        <w:t xml:space="preserve"> </w:t>
+      </w:r>
+    </w:p>
+    <w:p>
+      <w:pPr>
+        <w:pStyle w:val="Heading2"/>
+      </w:pPr>
+      <w:bookmarkStart w:id="9" w:name="_Toc224232762"/>
+      <w:r>
+        <w:t>Limitations and Conclusion:</w:t>
+      </w:r>
+      <w:bookmarkEnd w:id="9"/>
+    </w:p>
+    <w:p>
+      <w:r>
+        <w:tab/>
+        <w:t xml:space="preserve">Some limitations of research were that GDP of countries could not be </w:t>
+      </w:r>
+      <w:proofErr w:type="gramStart"/>
+      <w:r>
+        <w:t>taken into account</w:t>
+      </w:r>
+      <w:proofErr w:type="gramEnd"/>
+      <w:r>
+        <w:t xml:space="preserve"> as only GDP per Capita was provided within the data set. This could introduce a bias for larger populations or economies which China may be more inclined to provide aid or shy away from providing aid</w:t>
+      </w:r>
+      <w:r>
+        <w:t xml:space="preserve">. </w:t>
       </w:r>
     </w:p>
     <w:p>
@@ -525,69 +4755,8 @@
           <w:bCs/>
         </w:rPr>
       </w:pPr>
-      <w:r>
-        <w:rPr>
-          <w:b/>
-          <w:bCs/>
-        </w:rPr>
-        <w:t>Executive Summary</w:t>
-      </w:r>
     </w:p>
-    <w:p>
-      <w:r>
-        <w:tab/>
-      </w:r>
-      <w:r>
-        <w:t xml:space="preserve">With a large US pull back on foreign aid contributions in the UN and otherwise, many in the international community look to China to fill this gap. Many see it logical for China to fill this gap in influence, however traditionally China has been selective in where it allocates its ODA. </w:t>
-      </w:r>
-      <w:r>
-        <w:t xml:space="preserve">This research was designed to answer if China’s foreign aid is tightly correlated to more authoritarian governments. China’s aid allocation differs from the </w:t>
-      </w:r>
-      <w:proofErr w:type="gramStart"/>
-      <w:r>
-        <w:t>US</w:t>
-      </w:r>
-      <w:proofErr w:type="gramEnd"/>
-      <w:r>
-        <w:t xml:space="preserve"> which is typically concentrated in the UN, while China’s is more direct and</w:t>
-      </w:r>
-      <w:r>
-        <w:t xml:space="preserve"> thus</w:t>
-      </w:r>
-      <w:r>
-        <w:t xml:space="preserve"> bilateral. </w:t>
-      </w:r>
-      <w:r>
-        <w:t xml:space="preserve">Chinas development finance and belt and road initiative is seen more politically motivated in the West, when compared to Western aid. Therefor the purpose of this research is to see if China’s Aid disbursement method has preference to other authoritarian governments. After extensive quantitative research using a bivariate regression analysis </w:t>
-      </w:r>
-      <w:r>
-        <w:t>there</w:t>
-      </w:r>
-      <w:r>
-        <w:t xml:space="preserve"> is a positive association</w:t>
-      </w:r>
-      <w:r>
-        <w:t>.</w:t>
-      </w:r>
-      <w:r>
-        <w:t xml:space="preserve"> </w:t>
-      </w:r>
-      <w:r>
-        <w:t>H</w:t>
-      </w:r>
-      <w:r>
-        <w:t>owever</w:t>
-      </w:r>
-      <w:r>
-        <w:t>,</w:t>
-      </w:r>
-      <w:r>
-        <w:t xml:space="preserve"> the countries government does not have a statistically significant effect on how much aid a country receives after economic and demographic controls are accounted for.</w:t>
-      </w:r>
-      <w:r>
-        <w:t xml:space="preserve"> </w:t>
-      </w:r>
-    </w:p>
+    <w:p/>
     <w:p>
       <w:pPr>
         <w:rPr>
@@ -595,23 +4764,12 @@
           <w:bCs/>
         </w:rPr>
       </w:pPr>
-      <w:r>
-        <w:t xml:space="preserve"> </w:t>
-      </w:r>
-      <w:r>
-        <w:rPr>
-          <w:b/>
-          <w:bCs/>
-        </w:rPr>
-        <w:t>Background:</w:t>
-      </w:r>
     </w:p>
     <w:p/>
-    <w:p/>
-    <w:p/>
     <w:sectPr>
-      <w:footerReference w:type="even" r:id="rId8"/>
-      <w:footerReference w:type="default" r:id="rId9"/>
+      <w:headerReference w:type="default" r:id="rId10"/>
+      <w:footerReference w:type="even" r:id="rId11"/>
+      <w:footerReference w:type="default" r:id="rId12"/>
       <w:pgSz w:w="12240" w:h="15840"/>
       <w:pgMar w:top="1440" w:right="1440" w:bottom="1440" w:left="1440" w:header="720" w:footer="720" w:gutter="0"/>
       <w:cols w:space="720"/>
@@ -792,6 +4950,16 @@
     </w:p>
   </w:footnote>
 </w:footnotes>
+</file>
+
+<file path=word/header1.xml><?xml version="1.0" encoding="utf-8"?>
+<w:hdr xmlns:wpc="http://schemas.microsoft.com/office/word/2010/wordprocessingCanvas" xmlns:cx="http://schemas.microsoft.com/office/drawing/2014/chartex" xmlns:cx1="http://schemas.microsoft.com/office/drawing/2015/9/8/chartex" xmlns:cx2="http://schemas.microsoft.com/office/drawing/2015/10/21/chartex" xmlns:cx3="http://schemas.microsoft.com/office/drawing/2016/5/9/chartex" xmlns:cx4="http://schemas.microsoft.com/office/drawing/2016/5/10/chartex" xmlns:cx5="http://schemas.microsoft.com/office/drawing/2016/5/11/chartex" xmlns:cx6="http://schemas.microsoft.com/office/drawing/2016/5/12/chartex" xmlns:cx7="http://schemas.microsoft.com/office/drawing/2016/5/13/chartex" xmlns:cx8="http://schemas.microsoft.com/office/drawing/2016/5/14/chartex" xmlns:mc="http://schemas.openxmlformats.org/markup-compatibility/2006" xmlns:aink="http://schemas.microsoft.com/office/drawing/2016/ink" xmlns:am3d="http://schemas.microsoft.com/office/drawing/2017/model3d" xmlns:o="urn:schemas-microsoft-com:office:office" xmlns:oel="http://schemas.microsoft.com/office/2019/extlst" xmlns:r="http://schemas.openxmlformats.org/officeDocument/2006/relationships" xmlns:m="http://schemas.openxmlformats.org/officeDocument/2006/math" xmlns:v="urn:schemas-microsoft-com:vml" xmlns:wp14="http://schemas.microsoft.com/office/word/2010/wordprocessingDrawing" xmlns:wp="http://schemas.openxmlformats.org/drawingml/2006/wordprocessingDrawing" xmlns:w10="urn:schemas-microsoft-com:office:word" xmlns:w="http://schemas.openxmlformats.org/wordprocessingml/2006/main" xmlns:w14="http://schemas.microsoft.com/office/word/2010/wordml" xmlns:w15="http://schemas.microsoft.com/office/word/2012/wordml" xmlns:w16cex="http://schemas.microsoft.com/office/word/2018/wordml/cex" xmlns:w16cid="http://schemas.microsoft.com/office/word/2016/wordml/cid" xmlns:w16="http://schemas.microsoft.com/office/word/2018/wordml" xmlns:w16du="http://schemas.microsoft.com/office/word/2023/wordml/word16du" xmlns:w16sdtdh="http://schemas.microsoft.com/office/word/2020/wordml/sdtdatahash" xmlns:w16sdtfl="http://schemas.microsoft.com/office/word/2024/wordml/sdtformatlock" xmlns:w16se="http://schemas.microsoft.com/office/word/2015/wordml/symex" xmlns:wpg="http://schemas.microsoft.com/office/word/2010/wordprocessingGroup" xmlns:wpi="http://schemas.microsoft.com/office/word/2010/wordprocessingInk" xmlns:wne="http://schemas.microsoft.com/office/word/2006/wordml" xmlns:wps="http://schemas.microsoft.com/office/word/2010/wordprocessingShape" mc:Ignorable="w14 w15 w16se w16cid w16 w16cex w16sdtdh w16sdtfl w16du wp14">
+  <w:p>
+    <w:pPr>
+      <w:pStyle w:val="Header"/>
+    </w:pPr>
+  </w:p>
+</w:hdr>
 </file>
 
 <file path=word/numbering.xml><?xml version="1.0" encoding="utf-8"?>
@@ -1959,6 +6127,28 @@
       <w:color w:val="666666"/>
     </w:rPr>
   </w:style>
+  <w:style w:type="paragraph" w:styleId="Header">
+    <w:name w:val="header"/>
+    <w:basedOn w:val="Normal"/>
+    <w:link w:val="HeaderChar"/>
+    <w:uiPriority w:val="99"/>
+    <w:unhideWhenUsed/>
+    <w:rsid w:val="00C509EB"/>
+    <w:pPr>
+      <w:tabs>
+        <w:tab w:val="center" w:pos="4680"/>
+        <w:tab w:val="right" w:pos="9360"/>
+      </w:tabs>
+      <w:spacing w:after="0" w:line="240" w:lineRule="auto"/>
+    </w:pPr>
+  </w:style>
+  <w:style w:type="character" w:customStyle="1" w:styleId="HeaderChar">
+    <w:name w:val="Header Char"/>
+    <w:basedOn w:val="DefaultParagraphFont"/>
+    <w:link w:val="Header"/>
+    <w:uiPriority w:val="99"/>
+    <w:rsid w:val="00C509EB"/>
+  </w:style>
 </w:styles>
 </file>
 
